--- a/01-电源电路/02-开关电源/半桥/半桥驱动电路/半桥驱动电路.docx
+++ b/01-电源电路/02-开关电源/半桥/半桥驱动电路/半桥驱动电路.docx
@@ -3212,6 +3212,20 @@
     </w:p>
     <w:bookmarkEnd w:id="26"/>
     <w:bookmarkEnd w:id="27"/>
+    <w:p>
+      <w:pPr>
+        <w:spacing w:before="360"/>
+        <w:jc w:val="center"/>
+      </w:pPr>
+      <w:r>
+        <w:rPr>
+          <w:rFonts w:ascii="Times New Roman" w:hAnsi="Times New Roman"/>
+          <w:color w:val="555555"/>
+          <w:sz w:val="21"/>
+        </w:rPr>
+        <w:t>材料收集者：杜文杰</w:t>
+      </w:r>
+    </w:p>
     <w:sectPr>
       <w:headerReference r:id="rId9" w:type="default"/>
       <w:footerReference r:id="rId10" w:type="default"/>

--- a/01-电源电路/02-开关电源/半桥/半桥驱动电路/半桥驱动电路.docx
+++ b/01-电源电路/02-开关电源/半桥/半桥驱动电路/半桥驱动电路.docx
@@ -1,6 +1,6 @@
 
 <file path=word/document.xml><?xml version="1.0" encoding="utf-8"?>
-<w:document xmlns:w="http://schemas.openxmlformats.org/wordprocessingml/2006/main" xmlns:m="http://schemas.openxmlformats.org/officeDocument/2006/math" xmlns:r="http://schemas.openxmlformats.org/officeDocument/2006/relationships" xmlns:o="urn:schemas-microsoft-com:office:office" xmlns:v="urn:schemas-microsoft-com:vml" xmlns:w10="urn:schemas-microsoft-com:office:word" xmlns:a="http://schemas.openxmlformats.org/drawingml/2006/main" xmlns:pic="http://schemas.openxmlformats.org/drawingml/2006/picture" xmlns:wp="http://schemas.openxmlformats.org/drawingml/2006/wordprocessingDrawing">
+<w:document xmlns:m="http://schemas.openxmlformats.org/officeDocument/2006/math" xmlns:r="http://schemas.openxmlformats.org/officeDocument/2006/relationships" xmlns:w="http://schemas.openxmlformats.org/wordprocessingml/2006/main" xmlns:o="urn:schemas-microsoft-com:office:office" xmlns:v="urn:schemas-microsoft-com:vml" xmlns:w10="urn:schemas-microsoft-com:office:word" xmlns:a="http://schemas.openxmlformats.org/drawingml/2006/main" xmlns:pic="http://schemas.openxmlformats.org/drawingml/2006/picture" xmlns:wp="http://schemas.openxmlformats.org/drawingml/2006/wordprocessingDrawing">
   <w:body>
     <w:bookmarkStart w:id="27" w:name="半桥驱动电路"/>
     <w:p>
@@ -9,7 +9,7 @@
       </w:pPr>
       <w:r>
         <w:rPr>
-          <w:rFonts w:hint="eastAsia"/>
+          <w:rFonts w:hint="eastAsia" w:eastAsia="黑体"/>
         </w:rPr>
         <w:t xml:space="preserve">半桥驱动电路</w:t>
       </w:r>
@@ -21,7 +21,7 @@
       </w:pPr>
       <w:r>
         <w:rPr>
-          <w:rFonts w:hint="eastAsia"/>
+          <w:rFonts w:hint="eastAsia" w:eastAsia="黑体"/>
         </w:rPr>
         <w:t xml:space="preserve">拓扑描述</w:t>
       </w:r>
@@ -32,16 +32,19 @@
       </w:pPr>
       <w:r>
         <w:rPr>
-          <w:rFonts w:hint="eastAsia"/>
+          <w:rFonts w:hint="eastAsia" w:eastAsia="黑体"/>
         </w:rPr>
         <w:t xml:space="preserve">半桥驱动电路用于驱动由</w:t>
       </w:r>
       <w:r>
+        <w:rPr>
+          <w:rFonts w:eastAsia="黑体"/>
+        </w:rPr>
         <w:t xml:space="preserve"> </w:t>
       </w:r>
       <w:r>
         <w:rPr>
-          <w:rFonts w:hint="eastAsia"/>
+          <w:rFonts w:hint="eastAsia" w:eastAsia="黑体"/>
           <w:b/>
           <w:bCs/>
         </w:rPr>
@@ -49,11 +52,14 @@
       </w:r>
       <w:r>
         <w:rPr>
-          <w:rFonts w:hint="eastAsia"/>
+          <w:rFonts w:hint="eastAsia" w:eastAsia="黑体"/>
         </w:rPr>
         <w:t xml:space="preserve">（高侧</w:t>
       </w:r>
       <w:r>
+        <w:rPr>
+          <w:rFonts w:eastAsia="黑体"/>
+        </w:rPr>
         <w:t xml:space="preserve"> </w:t>
       </w:r>
       <m:oMath>
@@ -71,15 +77,21 @@
         </m:sSub>
       </m:oMath>
       <w:r>
+        <w:rPr>
+          <w:rFonts w:eastAsia="黑体"/>
+        </w:rPr>
         <w:t xml:space="preserve"> </w:t>
       </w:r>
       <w:r>
         <w:rPr>
-          <w:rFonts w:hint="eastAsia"/>
+          <w:rFonts w:hint="eastAsia" w:eastAsia="黑体"/>
         </w:rPr>
         <w:t xml:space="preserve">与低侧</w:t>
       </w:r>
       <w:r>
+        <w:rPr>
+          <w:rFonts w:eastAsia="黑体"/>
+        </w:rPr>
         <w:t xml:space="preserve"> </w:t>
       </w:r>
       <m:oMath>
@@ -98,34 +110,43 @@
       </m:oMath>
       <w:r>
         <w:rPr>
-          <w:rFonts w:hint="eastAsia"/>
+          <w:rFonts w:hint="eastAsia" w:eastAsia="黑体"/>
         </w:rPr>
         <w:t xml:space="preserve">，通常为</w:t>
       </w:r>
       <w:r>
+        <w:rPr>
+          <w:rFonts w:eastAsia="黑体"/>
+        </w:rPr>
         <w:t xml:space="preserve"> MOSFET </w:t>
       </w:r>
       <w:r>
         <w:rPr>
-          <w:rFonts w:hint="eastAsia"/>
+          <w:rFonts w:hint="eastAsia" w:eastAsia="黑体"/>
         </w:rPr>
         <w:t xml:space="preserve">或</w:t>
       </w:r>
       <w:r>
+        <w:rPr>
+          <w:rFonts w:eastAsia="黑体"/>
+        </w:rPr>
         <w:t xml:space="preserve"> </w:t>
       </w:r>
       <w:r>
         <w:rPr>
-          <w:rFonts w:hint="eastAsia"/>
+          <w:rFonts w:hint="eastAsia" w:eastAsia="黑体"/>
         </w:rPr>
         <w:t xml:space="preserve">IGBT）组成的桥臂，并配</w:t>
       </w:r>
       <w:r>
+        <w:rPr>
+          <w:rFonts w:eastAsia="黑体"/>
+        </w:rPr>
         <w:t xml:space="preserve"> </w:t>
       </w:r>
       <w:r>
         <w:rPr>
-          <w:rFonts w:hint="eastAsia"/>
+          <w:rFonts w:hint="eastAsia" w:eastAsia="黑体"/>
           <w:b/>
           <w:bCs/>
         </w:rPr>
@@ -133,6 +154,7 @@
       </w:r>
       <w:r>
         <w:rPr>
+          <w:rFonts w:eastAsia="黑体"/>
           <w:b/>
           <w:bCs/>
         </w:rPr>
@@ -140,18 +162,21 @@
       </w:r>
       <w:r>
         <w:rPr>
-          <w:rFonts w:hint="eastAsia"/>
+          <w:rFonts w:hint="eastAsia" w:eastAsia="黑体"/>
           <w:b/>
           <w:bCs/>
         </w:rPr>
         <w:t xml:space="preserve">IC）</w:t>
       </w:r>
       <w:r>
+        <w:rPr>
+          <w:rFonts w:eastAsia="黑体"/>
+        </w:rPr>
         <w:t xml:space="preserve">、</w:t>
       </w:r>
       <w:r>
         <w:rPr>
-          <w:rFonts w:hint="eastAsia"/>
+          <w:rFonts w:hint="eastAsia" w:eastAsia="黑体"/>
           <w:b/>
           <w:bCs/>
         </w:rPr>
@@ -159,6 +184,7 @@
       </w:r>
       <w:r>
         <w:rPr>
+          <w:rFonts w:eastAsia="黑体"/>
           <w:b/>
           <w:bCs/>
         </w:rPr>
@@ -188,11 +214,14 @@
         </m:sSub>
       </m:oMath>
       <w:r>
+        <w:rPr>
+          <w:rFonts w:eastAsia="黑体"/>
+        </w:rPr>
         <w:t xml:space="preserve">、</w:t>
       </w:r>
       <w:r>
         <w:rPr>
-          <w:rFonts w:hint="eastAsia"/>
+          <w:rFonts w:hint="eastAsia" w:eastAsia="黑体"/>
           <w:b/>
           <w:bCs/>
         </w:rPr>
@@ -200,6 +229,7 @@
       </w:r>
       <w:r>
         <w:rPr>
+          <w:rFonts w:eastAsia="黑体"/>
           <w:b/>
           <w:bCs/>
         </w:rPr>
@@ -230,13 +260,13 @@
       </m:oMath>
       <w:r>
         <w:rPr>
-          <w:rFonts w:hint="eastAsia"/>
+          <w:rFonts w:hint="eastAsia" w:eastAsia="黑体"/>
         </w:rPr>
         <w:t xml:space="preserve">。电路关键节点：</w:t>
       </w:r>
       <w:r>
         <w:rPr>
-          <w:rFonts w:hint="eastAsia"/>
+          <w:rFonts w:hint="eastAsia" w:eastAsia="黑体"/>
           <w:b/>
           <w:bCs/>
         </w:rPr>
@@ -244,6 +274,7 @@
       </w:r>
       <w:r>
         <w:rPr>
+          <w:rFonts w:eastAsia="黑体"/>
           <w:b/>
           <w:bCs/>
         </w:rPr>
@@ -251,7 +282,7 @@
       </w:r>
       <w:r>
         <w:rPr>
-          <w:rFonts w:hint="eastAsia"/>
+          <w:rFonts w:hint="eastAsia" w:eastAsia="黑体"/>
           <w:b/>
           <w:bCs/>
         </w:rPr>
@@ -259,6 +290,7 @@
       </w:r>
       <w:r>
         <w:rPr>
+          <w:rFonts w:eastAsia="黑体"/>
           <w:b/>
           <w:bCs/>
         </w:rPr>
@@ -292,11 +324,14 @@
       </m:oMath>
       <w:r>
         <w:rPr>
-          <w:rFonts w:hint="eastAsia"/>
+          <w:rFonts w:hint="eastAsia" w:eastAsia="黑体"/>
         </w:rPr>
         <w:t xml:space="preserve">（上管</w:t>
       </w:r>
       <w:r>
+        <w:rPr>
+          <w:rFonts w:eastAsia="黑体"/>
+        </w:rPr>
         <w:t xml:space="preserve"> </w:t>
       </w:r>
       <m:oMath>
@@ -314,17 +349,20 @@
         </m:sSub>
       </m:oMath>
       <w:r>
+        <w:rPr>
+          <w:rFonts w:eastAsia="黑体"/>
+        </w:rPr>
         <w:t xml:space="preserve"> </w:t>
       </w:r>
       <w:r>
         <w:rPr>
-          <w:rFonts w:hint="eastAsia"/>
+          <w:rFonts w:hint="eastAsia" w:eastAsia="黑体"/>
         </w:rPr>
         <w:t xml:space="preserve">漏极/集电极相连）；</w:t>
       </w:r>
       <w:r>
         <w:rPr>
-          <w:rFonts w:hint="eastAsia"/>
+          <w:rFonts w:hint="eastAsia" w:eastAsia="黑体"/>
           <w:b/>
           <w:bCs/>
         </w:rPr>
@@ -332,6 +370,7 @@
       </w:r>
       <w:r>
         <w:rPr>
+          <w:rFonts w:eastAsia="黑体"/>
           <w:b/>
           <w:bCs/>
         </w:rPr>
@@ -339,7 +378,7 @@
       </w:r>
       <w:r>
         <w:rPr>
-          <w:rFonts w:hint="eastAsia"/>
+          <w:rFonts w:hint="eastAsia" w:eastAsia="黑体"/>
           <w:b/>
           <w:bCs/>
         </w:rPr>
@@ -347,6 +386,7 @@
       </w:r>
       <w:r>
         <w:rPr>
+          <w:rFonts w:eastAsia="黑体"/>
           <w:b/>
           <w:bCs/>
         </w:rPr>
@@ -354,11 +394,14 @@
       </w:r>
       <w:r>
         <w:rPr>
-          <w:rFonts w:hint="eastAsia"/>
+          <w:rFonts w:hint="eastAsia" w:eastAsia="黑体"/>
         </w:rPr>
         <w:t xml:space="preserve">（下管</w:t>
       </w:r>
       <w:r>
+        <w:rPr>
+          <w:rFonts w:eastAsia="黑体"/>
+        </w:rPr>
         <w:t xml:space="preserve"> </w:t>
       </w:r>
       <m:oMath>
@@ -376,17 +419,20 @@
         </m:sSub>
       </m:oMath>
       <w:r>
+        <w:rPr>
+          <w:rFonts w:eastAsia="黑体"/>
+        </w:rPr>
         <w:t xml:space="preserve"> </w:t>
       </w:r>
       <w:r>
         <w:rPr>
-          <w:rFonts w:hint="eastAsia"/>
+          <w:rFonts w:hint="eastAsia" w:eastAsia="黑体"/>
         </w:rPr>
         <w:t xml:space="preserve">源极/发射极相连）；</w:t>
       </w:r>
       <w:r>
         <w:rPr>
-          <w:rFonts w:hint="eastAsia"/>
+          <w:rFonts w:hint="eastAsia" w:eastAsia="黑体"/>
           <w:b/>
           <w:bCs/>
         </w:rPr>
@@ -394,6 +440,7 @@
       </w:r>
       <w:r>
         <w:rPr>
+          <w:rFonts w:eastAsia="黑体"/>
           <w:b/>
           <w:bCs/>
         </w:rPr>
@@ -401,7 +448,7 @@
       </w:r>
       <w:r>
         <w:rPr>
-          <w:rFonts w:hint="eastAsia"/>
+          <w:rFonts w:hint="eastAsia" w:eastAsia="黑体"/>
           <w:b/>
           <w:bCs/>
         </w:rPr>
@@ -409,6 +456,7 @@
       </w:r>
       <w:r>
         <w:rPr>
+          <w:rFonts w:eastAsia="黑体"/>
           <w:b/>
           <w:bCs/>
         </w:rPr>
@@ -416,7 +464,7 @@
       </w:r>
       <w:r>
         <w:rPr>
-          <w:rFonts w:hint="eastAsia"/>
+          <w:rFonts w:hint="eastAsia" w:eastAsia="黑体"/>
           <w:b/>
           <w:bCs/>
         </w:rPr>
@@ -424,11 +472,14 @@
       </w:r>
       <w:r>
         <w:rPr>
-          <w:rFonts w:hint="eastAsia"/>
+          <w:rFonts w:hint="eastAsia" w:eastAsia="黑体"/>
         </w:rPr>
         <w:t xml:space="preserve">（上管源极/发射极、下管漏极/集电极、自举电容下端</w:t>
       </w:r>
       <w:r>
+        <w:rPr>
+          <w:rFonts w:eastAsia="黑体"/>
+        </w:rPr>
         <w:t xml:space="preserve"> </w:t>
       </w:r>
       <m:oMath>
@@ -447,13 +498,13 @@
       </m:oMath>
       <w:r>
         <w:rPr>
-          <w:rFonts w:hint="eastAsia"/>
+          <w:rFonts w:hint="eastAsia" w:eastAsia="黑体"/>
         </w:rPr>
         <w:t xml:space="preserve">、输出负载相连）；</w:t>
       </w:r>
       <w:r>
         <w:rPr>
-          <w:rFonts w:hint="eastAsia"/>
+          <w:rFonts w:hint="eastAsia" w:eastAsia="黑体"/>
           <w:b/>
           <w:bCs/>
         </w:rPr>
@@ -461,6 +512,7 @@
       </w:r>
       <w:r>
         <w:rPr>
+          <w:rFonts w:eastAsia="黑体"/>
           <w:b/>
           <w:bCs/>
         </w:rPr>
@@ -468,7 +520,7 @@
       </w:r>
       <w:r>
         <w:rPr>
-          <w:rFonts w:hint="eastAsia"/>
+          <w:rFonts w:hint="eastAsia" w:eastAsia="黑体"/>
           <w:b/>
           <w:bCs/>
         </w:rPr>
@@ -476,6 +528,7 @@
       </w:r>
       <w:r>
         <w:rPr>
+          <w:rFonts w:eastAsia="黑体"/>
           <w:b/>
           <w:bCs/>
         </w:rPr>
@@ -497,13 +550,13 @@
       </m:oMath>
       <w:r>
         <w:rPr>
-          <w:rFonts w:hint="eastAsia"/>
+          <w:rFonts w:hint="eastAsia" w:eastAsia="黑体"/>
         </w:rPr>
         <w:t xml:space="preserve">（自举电容上端、自举二极管阴极、上管栅驱浮空电源相连）；</w:t>
       </w:r>
       <w:r>
         <w:rPr>
-          <w:rFonts w:hint="eastAsia"/>
+          <w:rFonts w:hint="eastAsia" w:eastAsia="黑体"/>
           <w:b/>
           <w:bCs/>
         </w:rPr>
@@ -511,6 +564,7 @@
       </w:r>
       <w:r>
         <w:rPr>
+          <w:rFonts w:eastAsia="黑体"/>
           <w:b/>
           <w:bCs/>
         </w:rPr>
@@ -518,7 +572,7 @@
       </w:r>
       <w:r>
         <w:rPr>
-          <w:rFonts w:hint="eastAsia"/>
+          <w:rFonts w:hint="eastAsia" w:eastAsia="黑体"/>
           <w:b/>
           <w:bCs/>
         </w:rPr>
@@ -526,6 +580,7 @@
       </w:r>
       <w:r>
         <w:rPr>
+          <w:rFonts w:eastAsia="黑体"/>
           <w:b/>
           <w:bCs/>
         </w:rPr>
@@ -550,7 +605,7 @@
       </m:oMath>
       <w:r>
         <w:rPr>
-          <w:rFonts w:hint="eastAsia"/>
+          <w:rFonts w:hint="eastAsia" w:eastAsia="黑体"/>
         </w:rPr>
         <w:t xml:space="preserve">（自举二极管阳极、下管栅驱供电相连）。</w:t>
       </w:r>
@@ -559,13 +614,13 @@
       <w:pPr/>
       <w:r>
         <w:rPr>
-          <w:rFonts w:hint="eastAsia"/>
+          <w:rFonts w:hint="eastAsia" w:eastAsia="黑体"/>
         </w:rPr>
         <w:t xml:space="preserve">各元件管脚连接：</w:t>
       </w:r>
       <w:r>
         <w:rPr>
-          <w:rFonts w:hint="eastAsia"/>
+          <w:rFonts w:hint="eastAsia" w:eastAsia="黑体"/>
           <w:b/>
           <w:bCs/>
         </w:rPr>
@@ -573,6 +628,7 @@
       </w:r>
       <w:r>
         <w:rPr>
+          <w:rFonts w:eastAsia="黑体"/>
           <w:b/>
           <w:bCs/>
         </w:rPr>
@@ -593,15 +649,21 @@
         </m:sSub>
       </m:oMath>
       <w:r>
+        <w:rPr>
+          <w:rFonts w:eastAsia="黑体"/>
+        </w:rPr>
         <w:t xml:space="preserve"> </w:t>
       </w:r>
       <w:r>
         <w:rPr>
-          <w:rFonts w:hint="eastAsia"/>
+          <w:rFonts w:hint="eastAsia" w:eastAsia="黑体"/>
         </w:rPr>
         <w:t xml:space="preserve">漏极（集电极）接</w:t>
       </w:r>
       <w:r>
+        <w:rPr>
+          <w:rFonts w:eastAsia="黑体"/>
+        </w:rPr>
         <w:t xml:space="preserve"> </w:t>
       </w:r>
       <m:oMath>
@@ -632,20 +694,26 @@
       </m:oMath>
       <w:r>
         <w:rPr>
-          <w:rFonts w:hint="eastAsia"/>
+          <w:rFonts w:hint="eastAsia" w:eastAsia="黑体"/>
         </w:rPr>
         <w:t xml:space="preserve">、源极（发射极）接开关节点</w:t>
       </w:r>
       <w:r>
+        <w:rPr>
+          <w:rFonts w:eastAsia="黑体"/>
+        </w:rPr>
         <w:t xml:space="preserve"> </w:t>
       </w:r>
       <w:r>
         <w:rPr>
-          <w:rFonts w:hint="eastAsia"/>
+          <w:rFonts w:hint="eastAsia" w:eastAsia="黑体"/>
         </w:rPr>
         <w:t xml:space="preserve">A、栅极（基极）经驱动接</w:t>
       </w:r>
       <w:r>
+        <w:rPr>
+          <w:rFonts w:eastAsia="黑体"/>
+        </w:rPr>
         <w:t xml:space="preserve"> </w:t>
       </w:r>
       <m:oMath>
@@ -663,17 +731,20 @@
         </m:sSub>
       </m:oMath>
       <w:r>
+        <w:rPr>
+          <w:rFonts w:eastAsia="黑体"/>
+        </w:rPr>
         <w:t xml:space="preserve"> </w:t>
       </w:r>
       <w:r>
         <w:rPr>
-          <w:rFonts w:hint="eastAsia"/>
+          <w:rFonts w:hint="eastAsia" w:eastAsia="黑体"/>
         </w:rPr>
         <w:t xml:space="preserve">浮空电源；</w:t>
       </w:r>
       <w:r>
         <w:rPr>
-          <w:rFonts w:hint="eastAsia"/>
+          <w:rFonts w:hint="eastAsia" w:eastAsia="黑体"/>
           <w:b/>
           <w:bCs/>
         </w:rPr>
@@ -681,6 +752,7 @@
       </w:r>
       <w:r>
         <w:rPr>
+          <w:rFonts w:eastAsia="黑体"/>
           <w:b/>
           <w:bCs/>
         </w:rPr>
@@ -701,20 +773,26 @@
         </m:sSub>
       </m:oMath>
       <w:r>
+        <w:rPr>
+          <w:rFonts w:eastAsia="黑体"/>
+        </w:rPr>
         <w:t xml:space="preserve"> </w:t>
       </w:r>
       <w:r>
         <w:rPr>
-          <w:rFonts w:hint="eastAsia"/>
+          <w:rFonts w:hint="eastAsia" w:eastAsia="黑体"/>
         </w:rPr>
         <w:t xml:space="preserve">漏极（集电极）接开关节点</w:t>
       </w:r>
       <w:r>
+        <w:rPr>
+          <w:rFonts w:eastAsia="黑体"/>
+        </w:rPr>
         <w:t xml:space="preserve"> </w:t>
       </w:r>
       <w:r>
         <w:rPr>
-          <w:rFonts w:hint="eastAsia"/>
+          <w:rFonts w:hint="eastAsia" w:eastAsia="黑体"/>
         </w:rPr>
         <w:t xml:space="preserve">A、源极（发射极）接地、栅极（基极）接驱动；</w:t>
       </w:r>
@@ -742,15 +820,21 @@
         </m:sSub>
       </m:oMath>
       <w:r>
+        <w:rPr>
+          <w:rFonts w:eastAsia="黑体"/>
+        </w:rPr>
         <w:t xml:space="preserve"> </w:t>
       </w:r>
       <w:r>
         <w:rPr>
-          <w:rFonts w:hint="eastAsia"/>
+          <w:rFonts w:hint="eastAsia" w:eastAsia="黑体"/>
         </w:rPr>
         <w:t xml:space="preserve">上端接</w:t>
       </w:r>
       <w:r>
+        <w:rPr>
+          <w:rFonts w:eastAsia="黑体"/>
+        </w:rPr>
         <w:t xml:space="preserve"> </w:t>
       </w:r>
       <m:oMath>
@@ -769,16 +853,19 @@
       </m:oMath>
       <w:r>
         <w:rPr>
-          <w:rFonts w:hint="eastAsia"/>
+          <w:rFonts w:hint="eastAsia" w:eastAsia="黑体"/>
         </w:rPr>
         <w:t xml:space="preserve">、下端接开关节点</w:t>
       </w:r>
       <w:r>
+        <w:rPr>
+          <w:rFonts w:eastAsia="黑体"/>
+        </w:rPr>
         <w:t xml:space="preserve"> </w:t>
       </w:r>
       <w:r>
         <w:rPr>
-          <w:rFonts w:hint="eastAsia"/>
+          <w:rFonts w:hint="eastAsia" w:eastAsia="黑体"/>
         </w:rPr>
         <w:t xml:space="preserve">A（</w:t>
       </w:r>
@@ -798,7 +885,7 @@
       </m:oMath>
       <w:r>
         <w:rPr>
-          <w:rFonts w:hint="eastAsia"/>
+          <w:rFonts w:hint="eastAsia" w:eastAsia="黑体"/>
         </w:rPr>
         <w:t xml:space="preserve">）；</w:t>
       </w:r>
@@ -826,15 +913,21 @@
         </m:sSub>
       </m:oMath>
       <w:r>
+        <w:rPr>
+          <w:rFonts w:eastAsia="黑体"/>
+        </w:rPr>
         <w:t xml:space="preserve"> </w:t>
       </w:r>
       <w:r>
         <w:rPr>
-          <w:rFonts w:hint="eastAsia"/>
+          <w:rFonts w:hint="eastAsia" w:eastAsia="黑体"/>
         </w:rPr>
         <w:t xml:space="preserve">阳极接</w:t>
       </w:r>
       <w:r>
+        <w:rPr>
+          <w:rFonts w:eastAsia="黑体"/>
+        </w:rPr>
         <w:t xml:space="preserve"> </w:t>
       </w:r>
       <m:oMath>
@@ -856,11 +949,14 @@
       </m:oMath>
       <w:r>
         <w:rPr>
-          <w:rFonts w:hint="eastAsia"/>
+          <w:rFonts w:hint="eastAsia" w:eastAsia="黑体"/>
         </w:rPr>
         <w:t xml:space="preserve">、阴极接</w:t>
       </w:r>
       <w:r>
+        <w:rPr>
+          <w:rFonts w:eastAsia="黑体"/>
+        </w:rPr>
         <w:t xml:space="preserve"> </w:t>
       </w:r>
       <m:oMath>
@@ -879,16 +975,19 @@
       </m:oMath>
       <w:r>
         <w:rPr>
-          <w:rFonts w:hint="eastAsia"/>
+          <w:rFonts w:hint="eastAsia" w:eastAsia="黑体"/>
         </w:rPr>
         <w:t xml:space="preserve">；驱动芯片高侧输出接上管栅极、低侧输出接下管栅极，并接收</w:t>
       </w:r>
       <w:r>
+        <w:rPr>
+          <w:rFonts w:eastAsia="黑体"/>
+        </w:rPr>
         <w:t xml:space="preserve"> PWM </w:t>
       </w:r>
       <w:r>
         <w:rPr>
-          <w:rFonts w:hint="eastAsia"/>
+          <w:rFonts w:hint="eastAsia" w:eastAsia="黑体"/>
         </w:rPr>
         <w:t xml:space="preserve">与死区控制信号。</w:t>
       </w:r>
@@ -897,7 +996,7 @@
       <w:pPr/>
       <w:r>
         <w:rPr>
-          <w:rFonts w:hint="eastAsia"/>
+          <w:rFonts w:hint="eastAsia" w:eastAsia="黑体"/>
         </w:rPr>
         <w:t xml:space="preserve">由此构成”两桥臂开关交替把直流母线在桥臂中点斩成方波、自举电路为上管提供浮空栅极电源”的半桥功率级驱动接口，是半桥逆变/变换器功率级的控制界面。</w:t>
       </w:r>
@@ -910,7 +1009,7 @@
       </w:pPr>
       <w:r>
         <w:rPr>
-          <w:rFonts w:hint="eastAsia"/>
+          <w:rFonts w:hint="eastAsia" w:eastAsia="黑体"/>
         </w:rPr>
         <w:t xml:space="preserve">工作原理</w:t>
       </w:r>
@@ -921,16 +1020,19 @@
       </w:pPr>
       <w:r>
         <w:rPr>
-          <w:rFonts w:hint="eastAsia"/>
+          <w:rFonts w:hint="eastAsia" w:eastAsia="黑体"/>
         </w:rPr>
         <w:t xml:space="preserve">驱动芯片接收低电压</w:t>
       </w:r>
       <w:r>
+        <w:rPr>
+          <w:rFonts w:eastAsia="黑体"/>
+        </w:rPr>
         <w:t xml:space="preserve"> PWM </w:t>
       </w:r>
       <w:r>
         <w:rPr>
-          <w:rFonts w:hint="eastAsia"/>
+          <w:rFonts w:hint="eastAsia" w:eastAsia="黑体"/>
         </w:rPr>
         <w:t xml:space="preserve">信号，产生带死区时间的两路互补栅极驱动。下管导通期间自举电容通过自举二极管被充电至上管驱动电源电压，待下管关断、上管导通时，自举电容”举起”上管驱动级的电位，从而保证上管栅源电压始终满足开通条件。</w:t>
       </w:r>
@@ -943,7 +1045,7 @@
       </w:pPr>
       <w:r>
         <w:rPr>
-          <w:rFonts w:hint="eastAsia"/>
+          <w:rFonts w:hint="eastAsia" w:eastAsia="黑体"/>
         </w:rPr>
         <w:t xml:space="preserve">关键计算公式</w:t>
       </w:r>
@@ -957,7 +1059,7 @@
       </w:pPr>
       <w:r>
         <w:rPr>
-          <w:rFonts w:hint="eastAsia"/>
+          <w:rFonts w:hint="eastAsia" w:eastAsia="黑体"/>
         </w:rPr>
         <w:t xml:space="preserve">自举电容容量（每周期允许的电压跌落）：</w:t>
       </w:r>
@@ -1098,7 +1200,7 @@
       </w:pPr>
       <w:r>
         <w:rPr>
-          <w:rFonts w:hint="eastAsia"/>
+          <w:rFonts w:hint="eastAsia" w:eastAsia="黑体"/>
         </w:rPr>
         <w:t xml:space="preserve">自举二极管反向耐压：</w:t>
       </w:r>
@@ -1182,7 +1284,7 @@
       </w:pPr>
       <w:r>
         <w:rPr>
-          <w:rFonts w:hint="eastAsia"/>
+          <w:rFonts w:hint="eastAsia" w:eastAsia="黑体"/>
         </w:rPr>
         <w:t xml:space="preserve">死区时间（防止直通）：</w:t>
       </w:r>
@@ -1317,7 +1419,7 @@
       </w:pPr>
       <w:r>
         <w:rPr>
-          <w:rFonts w:hint="eastAsia"/>
+          <w:rFonts w:hint="eastAsia" w:eastAsia="黑体"/>
         </w:rPr>
         <w:t xml:space="preserve">驱动平均电流（两路栅极）：</w:t>
       </w:r>
@@ -1431,7 +1533,7 @@
       </w:pPr>
       <w:r>
         <w:rPr>
-          <w:rFonts w:hint="eastAsia"/>
+          <w:rFonts w:hint="eastAsia" w:eastAsia="黑体"/>
         </w:rPr>
         <w:t xml:space="preserve">栅极峰值电流：</w:t>
       </w:r>
@@ -1609,7 +1711,7 @@
             </w:pPr>
             <w:r>
               <w:rPr>
-                <w:rFonts w:hint="eastAsia"/>
+                <w:rFonts w:hint="eastAsia" w:eastAsia="黑体"/>
               </w:rPr>
               <w:t xml:space="preserve">符号</w:t>
             </w:r>
@@ -1623,7 +1725,7 @@
             </w:pPr>
             <w:r>
               <w:rPr>
-                <w:rFonts w:hint="eastAsia"/>
+                <w:rFonts w:hint="eastAsia" w:eastAsia="黑体"/>
               </w:rPr>
               <w:t xml:space="preserve">含义</w:t>
             </w:r>
@@ -1637,7 +1739,7 @@
             </w:pPr>
             <w:r>
               <w:rPr>
-                <w:rFonts w:hint="eastAsia"/>
+                <w:rFonts w:hint="eastAsia" w:eastAsia="黑体"/>
               </w:rPr>
               <w:t xml:space="preserve">单位</w:t>
             </w:r>
@@ -1675,6 +1777,9 @@
               </m:sSub>
             </m:oMath>
             <w:r>
+              <w:rPr>
+                <w:rFonts w:eastAsia="黑体"/>
+              </w:rPr>
               <w:t xml:space="preserve">​</w:t>
             </w:r>
           </w:p>
@@ -1687,7 +1792,7 @@
             </w:pPr>
             <w:r>
               <w:rPr>
-                <w:rFonts w:hint="eastAsia"/>
+                <w:rFonts w:hint="eastAsia" w:eastAsia="黑体"/>
               </w:rPr>
               <w:t xml:space="preserve">自举电容容量</w:t>
             </w:r>
@@ -1700,6 +1805,9 @@
               <w:pStyle w:val="Compact"/>
             </w:pPr>
             <w:r>
+              <w:rPr>
+                <w:rFonts w:eastAsia="黑体"/>
+              </w:rPr>
               <w:t xml:space="preserve">F</w:t>
             </w:r>
           </w:p>
@@ -1727,6 +1835,9 @@
               </m:sSub>
             </m:oMath>
             <w:r>
+              <w:rPr>
+                <w:rFonts w:eastAsia="黑体"/>
+              </w:rPr>
               <w:t xml:space="preserve">​</w:t>
             </w:r>
           </w:p>
@@ -1739,7 +1850,7 @@
             </w:pPr>
             <w:r>
               <w:rPr>
-                <w:rFonts w:hint="eastAsia"/>
+                <w:rFonts w:hint="eastAsia" w:eastAsia="黑体"/>
               </w:rPr>
               <w:t xml:space="preserve">上管栅极总电荷</w:t>
             </w:r>
@@ -1752,6 +1863,9 @@
               <w:pStyle w:val="Compact"/>
             </w:pPr>
             <w:r>
+              <w:rPr>
+                <w:rFonts w:eastAsia="黑体"/>
+              </w:rPr>
               <w:t xml:space="preserve">C</w:t>
             </w:r>
           </w:p>
@@ -1785,6 +1899,9 @@
               </m:sSub>
             </m:oMath>
             <w:r>
+              <w:rPr>
+                <w:rFonts w:eastAsia="黑体"/>
+              </w:rPr>
               <w:t xml:space="preserve">​</w:t>
             </w:r>
           </w:p>
@@ -1797,7 +1914,7 @@
             </w:pPr>
             <w:r>
               <w:rPr>
-                <w:rFonts w:hint="eastAsia"/>
+                <w:rFonts w:hint="eastAsia" w:eastAsia="黑体"/>
               </w:rPr>
               <w:t xml:space="preserve">驱动芯片静态电流</w:t>
             </w:r>
@@ -1810,6 +1927,9 @@
               <w:pStyle w:val="Compact"/>
             </w:pPr>
             <w:r>
+              <w:rPr>
+                <w:rFonts w:eastAsia="黑体"/>
+              </w:rPr>
               <w:t xml:space="preserve">A</w:t>
             </w:r>
           </w:p>
@@ -1840,6 +1960,9 @@
               </m:sSub>
             </m:oMath>
             <w:r>
+              <w:rPr>
+                <w:rFonts w:eastAsia="黑体"/>
+              </w:rPr>
               <w:t xml:space="preserve">​</w:t>
             </w:r>
           </w:p>
@@ -1852,7 +1975,7 @@
             </w:pPr>
             <w:r>
               <w:rPr>
-                <w:rFonts w:hint="eastAsia"/>
+                <w:rFonts w:hint="eastAsia" w:eastAsia="黑体"/>
               </w:rPr>
               <w:t xml:space="preserve">上管导通时间</w:t>
             </w:r>
@@ -1865,6 +1988,9 @@
               <w:pStyle w:val="Compact"/>
             </w:pPr>
             <w:r>
+              <w:rPr>
+                <w:rFonts w:eastAsia="黑体"/>
+              </w:rPr>
               <w:t xml:space="preserve">s</w:t>
             </w:r>
           </w:p>
@@ -1907,6 +2033,9 @@
               </m:sSub>
             </m:oMath>
             <w:r>
+              <w:rPr>
+                <w:rFonts w:eastAsia="黑体"/>
+              </w:rPr>
               <w:t xml:space="preserve">​</w:t>
             </w:r>
           </w:p>
@@ -1919,7 +2048,7 @@
             </w:pPr>
             <w:r>
               <w:rPr>
-                <w:rFonts w:hint="eastAsia"/>
+                <w:rFonts w:hint="eastAsia" w:eastAsia="黑体"/>
               </w:rPr>
               <w:t xml:space="preserve">允许的自举电压跌落</w:t>
             </w:r>
@@ -1932,6 +2061,9 @@
               <w:pStyle w:val="Compact"/>
             </w:pPr>
             <w:r>
+              <w:rPr>
+                <w:rFonts w:eastAsia="黑体"/>
+              </w:rPr>
               <w:t xml:space="preserve">V</w:t>
             </w:r>
           </w:p>
@@ -1965,6 +2097,9 @@
               </m:sSub>
             </m:oMath>
             <w:r>
+              <w:rPr>
+                <w:rFonts w:eastAsia="黑体"/>
+              </w:rPr>
               <w:t xml:space="preserve">​</w:t>
             </w:r>
           </w:p>
@@ -1977,7 +2112,7 @@
             </w:pPr>
             <w:r>
               <w:rPr>
-                <w:rFonts w:hint="eastAsia"/>
+                <w:rFonts w:hint="eastAsia" w:eastAsia="黑体"/>
               </w:rPr>
               <w:t xml:space="preserve">母线电压</w:t>
             </w:r>
@@ -1990,6 +2125,9 @@
               <w:pStyle w:val="Compact"/>
             </w:pPr>
             <w:r>
+              <w:rPr>
+                <w:rFonts w:eastAsia="黑体"/>
+              </w:rPr>
               <w:t xml:space="preserve">V</w:t>
             </w:r>
           </w:p>
@@ -2020,6 +2158,9 @@
               </m:sSub>
             </m:oMath>
             <w:r>
+              <w:rPr>
+                <w:rFonts w:eastAsia="黑体"/>
+              </w:rPr>
               <w:t xml:space="preserve">​</w:t>
             </w:r>
           </w:p>
@@ -2032,7 +2173,7 @@
             </w:pPr>
             <w:r>
               <w:rPr>
-                <w:rFonts w:hint="eastAsia"/>
+                <w:rFonts w:hint="eastAsia" w:eastAsia="黑体"/>
               </w:rPr>
               <w:t xml:space="preserve">开关频率</w:t>
             </w:r>
@@ -2045,6 +2186,9 @@
               <w:pStyle w:val="Compact"/>
             </w:pPr>
             <w:r>
+              <w:rPr>
+                <w:rFonts w:eastAsia="黑体"/>
+              </w:rPr>
               <w:t xml:space="preserve">Hz</w:t>
             </w:r>
           </w:p>
@@ -2072,6 +2216,9 @@
               </m:sSub>
             </m:oMath>
             <w:r>
+              <w:rPr>
+                <w:rFonts w:eastAsia="黑体"/>
+              </w:rPr>
               <w:t xml:space="preserve">​</w:t>
             </w:r>
           </w:p>
@@ -2084,7 +2231,7 @@
             </w:pPr>
             <w:r>
               <w:rPr>
-                <w:rFonts w:hint="eastAsia"/>
+                <w:rFonts w:hint="eastAsia" w:eastAsia="黑体"/>
               </w:rPr>
               <w:t xml:space="preserve">栅极电阻</w:t>
             </w:r>
@@ -2097,6 +2244,9 @@
               <w:pStyle w:val="Compact"/>
             </w:pPr>
             <w:r>
+              <w:rPr>
+                <w:rFonts w:eastAsia="黑体"/>
+              </w:rPr>
               <w:t xml:space="preserve">Ω</w:t>
             </w:r>
           </w:p>
@@ -2111,7 +2261,7 @@
       </w:pPr>
       <w:r>
         <w:rPr>
-          <w:rFonts w:hint="eastAsia"/>
+          <w:rFonts w:hint="eastAsia" w:eastAsia="黑体"/>
         </w:rPr>
         <w:t xml:space="preserve">元件调整影响</w:t>
       </w:r>
@@ -2126,7 +2276,7 @@
       </w:pPr>
       <w:r>
         <w:rPr>
-          <w:rFonts w:hint="eastAsia"/>
+          <w:rFonts w:hint="eastAsia" w:eastAsia="黑体"/>
           <w:b/>
           <w:bCs/>
         </w:rPr>
@@ -2134,6 +2284,7 @@
       </w:r>
       <w:r>
         <w:rPr>
+          <w:rFonts w:eastAsia="黑体"/>
           <w:b/>
           <w:bCs/>
         </w:rPr>
@@ -2164,6 +2315,7 @@
       </m:oMath>
       <w:r>
         <w:rPr>
+          <w:rFonts w:eastAsia="黑体"/>
           <w:b/>
           <w:bCs/>
         </w:rPr>
@@ -2171,25 +2323,34 @@
       </w:r>
       <w:r>
         <w:rPr>
-          <w:rFonts w:hint="eastAsia"/>
+          <w:rFonts w:hint="eastAsia" w:eastAsia="黑体"/>
           <w:b/>
           <w:bCs/>
         </w:rPr>
         <w:t xml:space="preserve">增大</w:t>
       </w:r>
       <w:r>
+        <w:rPr>
+          <w:rFonts w:eastAsia="黑体"/>
+        </w:rPr>
         <w:t xml:space="preserve"> </w:t>
       </w:r>
       <w:r>
+        <w:rPr>
+          <w:rFonts w:eastAsia="黑体"/>
+        </w:rPr>
         <w:t xml:space="preserve">→ </w:t>
       </w:r>
       <w:r>
         <w:rPr>
-          <w:rFonts w:hint="eastAsia"/>
+          <w:rFonts w:hint="eastAsia" w:eastAsia="黑体"/>
         </w:rPr>
         <w:t xml:space="preserve">电压跌落</w:t>
       </w:r>
       <w:r>
+        <w:rPr>
+          <w:rFonts w:eastAsia="黑体"/>
+        </w:rPr>
         <w:t xml:space="preserve"> </w:t>
       </w:r>
       <m:oMath>
@@ -2222,11 +2383,14 @@
         </m:sSub>
       </m:oMath>
       <w:r>
+        <w:rPr>
+          <w:rFonts w:eastAsia="黑体"/>
+        </w:rPr>
         <w:t xml:space="preserve"> </w:t>
       </w:r>
       <w:r>
         <w:rPr>
-          <w:rFonts w:hint="eastAsia"/>
+          <w:rFonts w:hint="eastAsia" w:eastAsia="黑体"/>
         </w:rPr>
         <w:t xml:space="preserve">减小，但充电时间变长，低频大占空比场合需要更大容量。</w:t>
       </w:r>
@@ -2241,7 +2405,7 @@
       </w:pPr>
       <w:r>
         <w:rPr>
-          <w:rFonts w:hint="eastAsia"/>
+          <w:rFonts w:hint="eastAsia" w:eastAsia="黑体"/>
           <w:b/>
           <w:bCs/>
         </w:rPr>
@@ -2249,6 +2413,7 @@
       </w:r>
       <w:r>
         <w:rPr>
+          <w:rFonts w:eastAsia="黑体"/>
           <w:b/>
           <w:bCs/>
         </w:rPr>
@@ -2270,6 +2435,7 @@
       </m:oMath>
       <w:r>
         <w:rPr>
+          <w:rFonts w:eastAsia="黑体"/>
           <w:b/>
           <w:bCs/>
         </w:rPr>
@@ -2277,25 +2443,34 @@
       </w:r>
       <w:r>
         <w:rPr>
-          <w:rFonts w:hint="eastAsia"/>
+          <w:rFonts w:hint="eastAsia" w:eastAsia="黑体"/>
           <w:b/>
           <w:bCs/>
         </w:rPr>
         <w:t xml:space="preserve">增大</w:t>
       </w:r>
       <w:r>
+        <w:rPr>
+          <w:rFonts w:eastAsia="黑体"/>
+        </w:rPr>
         <w:t xml:space="preserve"> </w:t>
       </w:r>
       <w:r>
+        <w:rPr>
+          <w:rFonts w:eastAsia="黑体"/>
+        </w:rPr>
         <w:t xml:space="preserve">→ </w:t>
       </w:r>
       <w:r>
         <w:rPr>
-          <w:rFonts w:hint="eastAsia"/>
+          <w:rFonts w:hint="eastAsia" w:eastAsia="黑体"/>
         </w:rPr>
         <w:t xml:space="preserve">开关速度变慢、开关损耗增大，但可抑制振铃与</w:t>
       </w:r>
       <w:r>
+        <w:rPr>
+          <w:rFonts w:eastAsia="黑体"/>
+        </w:rPr>
         <w:t xml:space="preserve"> EMI。</w:t>
       </w:r>
     </w:p>
@@ -2309,7 +2484,7 @@
       </w:pPr>
       <w:r>
         <w:rPr>
-          <w:rFonts w:hint="eastAsia"/>
+          <w:rFonts w:hint="eastAsia" w:eastAsia="黑体"/>
           <w:b/>
           <w:bCs/>
         </w:rPr>
@@ -2317,6 +2492,7 @@
       </w:r>
       <w:r>
         <w:rPr>
+          <w:rFonts w:eastAsia="黑体"/>
           <w:b/>
           <w:bCs/>
         </w:rPr>
@@ -2347,6 +2523,7 @@
       </m:oMath>
       <w:r>
         <w:rPr>
+          <w:rFonts w:eastAsia="黑体"/>
           <w:b/>
           <w:bCs/>
         </w:rPr>
@@ -2354,21 +2531,27 @@
       </w:r>
       <w:r>
         <w:rPr>
-          <w:rFonts w:hint="eastAsia"/>
+          <w:rFonts w:hint="eastAsia" w:eastAsia="黑体"/>
           <w:b/>
           <w:bCs/>
         </w:rPr>
         <w:t xml:space="preserve">增大</w:t>
       </w:r>
       <w:r>
+        <w:rPr>
+          <w:rFonts w:eastAsia="黑体"/>
+        </w:rPr>
         <w:t xml:space="preserve"> </w:t>
       </w:r>
       <w:r>
+        <w:rPr>
+          <w:rFonts w:eastAsia="黑体"/>
+        </w:rPr>
         <w:t xml:space="preserve">→ </w:t>
       </w:r>
       <w:r>
         <w:rPr>
-          <w:rFonts w:hint="eastAsia"/>
+          <w:rFonts w:hint="eastAsia" w:eastAsia="黑体"/>
         </w:rPr>
         <w:t xml:space="preserve">直通风险降低，但低占空比/高频下输出有效占空比损失增大。</w:t>
       </w:r>
@@ -2383,21 +2566,27 @@
       </w:pPr>
       <w:r>
         <w:rPr>
-          <w:rFonts w:hint="eastAsia"/>
+          <w:rFonts w:hint="eastAsia" w:eastAsia="黑体"/>
           <w:b/>
           <w:bCs/>
         </w:rPr>
         <w:t xml:space="preserve">自举二极管反向耐压不足</w:t>
       </w:r>
       <w:r>
+        <w:rPr>
+          <w:rFonts w:eastAsia="黑体"/>
+        </w:rPr>
         <w:t xml:space="preserve"> </w:t>
       </w:r>
       <w:r>
+        <w:rPr>
+          <w:rFonts w:eastAsia="黑体"/>
+        </w:rPr>
         <w:t xml:space="preserve">→ </w:t>
       </w:r>
       <w:r>
         <w:rPr>
-          <w:rFonts w:hint="eastAsia"/>
+          <w:rFonts w:hint="eastAsia" w:eastAsia="黑体"/>
         </w:rPr>
         <w:t xml:space="preserve">自举电容无法正确充电，上管驱动失效。</w:t>
       </w:r>
@@ -2410,7 +2599,7 @@
       </w:pPr>
       <w:r>
         <w:rPr>
-          <w:rFonts w:hint="eastAsia"/>
+          <w:rFonts w:hint="eastAsia" w:eastAsia="黑体"/>
         </w:rPr>
         <w:t xml:space="preserve">典型参数示例</w:t>
       </w:r>
@@ -2425,11 +2614,14 @@
       </w:pPr>
       <w:r>
         <w:rPr>
-          <w:rFonts w:hint="eastAsia"/>
+          <w:rFonts w:hint="eastAsia" w:eastAsia="黑体"/>
         </w:rPr>
         <w:t xml:space="preserve">取</w:t>
       </w:r>
       <w:r>
+        <w:rPr>
+          <w:rFonts w:eastAsia="黑体"/>
+        </w:rPr>
         <w:t xml:space="preserve"> </w:t>
       </w:r>
       <m:oMath>
@@ -2466,6 +2658,9 @@
         </m:r>
       </m:oMath>
       <w:r>
+        <w:rPr>
+          <w:rFonts w:eastAsia="黑体"/>
+        </w:rPr>
         <w:t xml:space="preserve">、</w:t>
       </w:r>
       <m:oMath>
@@ -2508,6 +2703,9 @@
         </m:r>
       </m:oMath>
       <w:r>
+        <w:rPr>
+          <w:rFonts w:eastAsia="黑体"/>
+        </w:rPr>
         <w:t xml:space="preserve">、</w:t>
       </w:r>
       <m:oMath>
@@ -2550,6 +2748,9 @@
         </m:r>
       </m:oMath>
       <w:r>
+        <w:rPr>
+          <w:rFonts w:eastAsia="黑体"/>
+        </w:rPr>
         <w:t xml:space="preserve">、</w:t>
       </w:r>
       <m:oMath>
@@ -2602,7 +2803,7 @@
       </m:oMath>
       <w:r>
         <w:rPr>
-          <w:rFonts w:hint="eastAsia"/>
+          <w:rFonts w:hint="eastAsia" w:eastAsia="黑体"/>
         </w:rPr>
         <w:t xml:space="preserve">：</w:t>
       </w:r>
@@ -2761,25 +2962,31 @@
       </m:oMath>
       <w:r>
         <w:rPr>
-          <w:rFonts w:hint="eastAsia"/>
+          <w:rFonts w:hint="eastAsia" w:eastAsia="黑体"/>
         </w:rPr>
         <w:t xml:space="preserve">（实际选取</w:t>
       </w:r>
       <w:r>
+        <w:rPr>
+          <w:rFonts w:eastAsia="黑体"/>
+        </w:rPr>
         <w:t xml:space="preserve"> 100 </w:t>
       </w:r>
       <w:r>
         <w:rPr>
-          <w:rFonts w:hint="eastAsia"/>
+          <w:rFonts w:hint="eastAsia" w:eastAsia="黑体"/>
         </w:rPr>
         <w:t xml:space="preserve">nF～1</w:t>
       </w:r>
       <w:r>
+        <w:rPr>
+          <w:rFonts w:eastAsia="黑体"/>
+        </w:rPr>
         <w:t xml:space="preserve"> </w:t>
       </w:r>
       <w:r>
         <w:rPr>
-          <w:rFonts w:hint="eastAsia"/>
+          <w:rFonts w:hint="eastAsia" w:eastAsia="黑体"/>
         </w:rPr>
         <w:t xml:space="preserve">μF）。</w:t>
       </w:r>
@@ -2794,11 +3001,14 @@
       </w:pPr>
       <w:r>
         <w:rPr>
-          <w:rFonts w:hint="eastAsia"/>
+          <w:rFonts w:hint="eastAsia" w:eastAsia="黑体"/>
         </w:rPr>
         <w:t xml:space="preserve">取</w:t>
       </w:r>
       <w:r>
+        <w:rPr>
+          <w:rFonts w:eastAsia="黑体"/>
+        </w:rPr>
         <w:t xml:space="preserve"> </w:t>
       </w:r>
       <m:oMath>
@@ -2838,6 +3048,9 @@
         </m:r>
       </m:oMath>
       <w:r>
+        <w:rPr>
+          <w:rFonts w:eastAsia="黑体"/>
+        </w:rPr>
         <w:t xml:space="preserve">、</w:t>
       </w:r>
       <m:oMath>
@@ -2899,7 +3112,7 @@
       </m:oMath>
       <w:r>
         <w:rPr>
-          <w:rFonts w:hint="eastAsia"/>
+          <w:rFonts w:hint="eastAsia" w:eastAsia="黑体"/>
         </w:rPr>
         <w:t xml:space="preserve">：</w:t>
       </w:r>
@@ -3003,6 +3216,9 @@
         </m:r>
       </m:oMath>
       <w:r>
+        <w:rPr>
+          <w:rFonts w:eastAsia="黑体"/>
+        </w:rPr>
         <w:t xml:space="preserve">。</w:t>
       </w:r>
     </w:p>
@@ -3014,7 +3230,7 @@
       </w:pPr>
       <w:r>
         <w:rPr>
-          <w:rFonts w:hint="eastAsia"/>
+          <w:rFonts w:hint="eastAsia" w:eastAsia="黑体"/>
         </w:rPr>
         <w:t xml:space="preserve">常见器件型号</w:t>
       </w:r>
@@ -3029,7 +3245,7 @@
       </w:pPr>
       <w:r>
         <w:rPr>
-          <w:rFonts w:hint="eastAsia"/>
+          <w:rFonts w:hint="eastAsia" w:eastAsia="黑体"/>
         </w:rPr>
         <w:t xml:space="preserve">半桥驱动芯片：IR2104、IR2110、UCC27714、NCP51820。</w:t>
       </w:r>
@@ -3044,7 +3260,7 @@
       </w:pPr>
       <w:r>
         <w:rPr>
-          <w:rFonts w:hint="eastAsia"/>
+          <w:rFonts w:hint="eastAsia" w:eastAsia="黑体"/>
         </w:rPr>
         <w:t xml:space="preserve">自举二极管：UF4007、MURA160（快恢复/超快恢复）。</w:t>
       </w:r>
@@ -3059,7 +3275,7 @@
       </w:pPr>
       <w:r>
         <w:rPr>
-          <w:rFonts w:hint="eastAsia"/>
+          <w:rFonts w:hint="eastAsia" w:eastAsia="黑体"/>
         </w:rPr>
         <w:t xml:space="preserve">功率开关管：IRF540、IRFZ44N、IPP65R045C7。</w:t>
       </w:r>
@@ -3072,7 +3288,7 @@
       </w:pPr>
       <w:r>
         <w:rPr>
-          <w:rFonts w:hint="eastAsia"/>
+          <w:rFonts w:hint="eastAsia" w:eastAsia="黑体"/>
         </w:rPr>
         <w:t xml:space="preserve">注意事项</w:t>
       </w:r>
@@ -3087,7 +3303,7 @@
       </w:pPr>
       <w:r>
         <w:rPr>
-          <w:rFonts w:hint="eastAsia"/>
+          <w:rFonts w:hint="eastAsia" w:eastAsia="黑体"/>
         </w:rPr>
         <w:t xml:space="preserve">上下管必须保证死区时间，否则发生直通烧毁功率管。</w:t>
       </w:r>
@@ -3102,7 +3318,7 @@
       </w:pPr>
       <w:r>
         <w:rPr>
-          <w:rFonts w:hint="eastAsia"/>
+          <w:rFonts w:hint="eastAsia" w:eastAsia="黑体"/>
         </w:rPr>
         <w:t xml:space="preserve">自举电容需靠近驱动芯片与上管放置，走线尽量短以减少寄生电感。</w:t>
       </w:r>
@@ -3117,16 +3333,19 @@
       </w:pPr>
       <w:r>
         <w:rPr>
-          <w:rFonts w:hint="eastAsia"/>
+          <w:rFonts w:hint="eastAsia" w:eastAsia="黑体"/>
         </w:rPr>
         <w:t xml:space="preserve">上管占空比接近</w:t>
       </w:r>
       <w:r>
+        <w:rPr>
+          <w:rFonts w:eastAsia="黑体"/>
+        </w:rPr>
         <w:t xml:space="preserve"> 100% </w:t>
       </w:r>
       <w:r>
         <w:rPr>
-          <w:rFonts w:hint="eastAsia"/>
+          <w:rFonts w:hint="eastAsia" w:eastAsia="黑体"/>
         </w:rPr>
         <w:t xml:space="preserve">时自举电容无法充电，需采用电荷泵或隔离电源供电。</w:t>
       </w:r>
@@ -3141,7 +3360,7 @@
       </w:pPr>
       <w:r>
         <w:rPr>
-          <w:rFonts w:hint="eastAsia"/>
+          <w:rFonts w:hint="eastAsia" w:eastAsia="黑体"/>
         </w:rPr>
         <w:t xml:space="preserve">驱动回路（栅极—源极—驱动芯片）面积要尽量小，抑制寄生电感引起的栅极振铃。</w:t>
       </w:r>
@@ -3154,7 +3373,7 @@
       </w:pPr>
       <w:r>
         <w:rPr>
-          <w:rFonts w:hint="eastAsia"/>
+          <w:rFonts w:hint="eastAsia" w:eastAsia="黑体"/>
         </w:rPr>
         <w:t xml:space="preserve">参考资料</w:t>
       </w:r>
@@ -3168,15 +3387,21 @@
         </w:numPr>
       </w:pPr>
       <w:r>
+        <w:rPr>
+          <w:rFonts w:eastAsia="黑体"/>
+        </w:rPr>
         <w:t xml:space="preserve">TI </w:t>
       </w:r>
       <w:r>
         <w:rPr>
-          <w:rFonts w:hint="eastAsia"/>
+          <w:rFonts w:hint="eastAsia" w:eastAsia="黑体"/>
         </w:rPr>
         <w:t xml:space="preserve">应用笔记</w:t>
       </w:r>
       <w:r>
+        <w:rPr>
+          <w:rFonts w:eastAsia="黑体"/>
+        </w:rPr>
         <w:t xml:space="preserve"> SLUA887《Bootstrap Circuitry Selection for Half-Bridge Configurations》。</w:t>
       </w:r>
     </w:p>
@@ -3190,11 +3415,14 @@
       </w:pPr>
       <w:r>
         <w:rPr>
-          <w:rFonts w:hint="eastAsia"/>
+          <w:rFonts w:hint="eastAsia" w:eastAsia="黑体"/>
         </w:rPr>
         <w:t xml:space="preserve">IR（Infineon）应用笔记</w:t>
       </w:r>
       <w:r>
+        <w:rPr>
+          <w:rFonts w:eastAsia="黑体"/>
+        </w:rPr>
         <w:t xml:space="preserve"> AN-978《HV Floating MOS-Gate Driver ICs》。</w:t>
       </w:r>
     </w:p>
@@ -3207,6 +3435,9 @@
         </w:numPr>
       </w:pPr>
       <w:r>
+        <w:rPr>
+          <w:rFonts w:eastAsia="黑体"/>
+        </w:rPr>
         <w:t xml:space="preserve">Wikipedia: Bootstrap (electronics)。</w:t>
       </w:r>
     </w:p>
@@ -3219,11 +3450,11 @@
       </w:pPr>
       <w:r>
         <w:rPr>
-          <w:rFonts w:ascii="Times New Roman" w:hAnsi="Times New Roman"/>
+          <w:rFonts w:ascii="Times New Roman" w:hAnsi="Times New Roman" w:eastAsia="黑体"/>
           <w:color w:val="555555"/>
           <w:sz w:val="21"/>
         </w:rPr>
-        <w:t>材料收集者：杜文杰</w:t>
+        <w:t>材料收集者：杜文杰，WX手机：19519196569，QQ:3478827729</w:t>
       </w:r>
     </w:p>
     <w:sectPr>
@@ -3243,7 +3474,7 @@
 </file>
 
 <file path=word/footer1.xml><?xml version="1.0" encoding="utf-8"?>
-<w:ftr xmlns:m="http://schemas.openxmlformats.org/officeDocument/2006/math" xmlns:mc="http://schemas.openxmlformats.org/markup-compatibility/2006" xmlns:mo="http://schemas.microsoft.com/office/mac/office/2008/main" xmlns:mv="urn:schemas-microsoft-com:mac:vml" xmlns:o="urn:schemas-microsoft-com:office:office" xmlns:r="http://schemas.openxmlformats.org/officeDocument/2006/relationships" xmlns:v="urn:schemas-microsoft-com:vml" xmlns:w10="urn:schemas-microsoft-com:office:word" xmlns:w14="http://schemas.microsoft.com/office/word/2010/wordml" xmlns:w="http://schemas.openxmlformats.org/wordprocessingml/2006/main" xmlns:wne="http://schemas.microsoft.com/office/word/2006/wordml" xmlns:wp14="http://schemas.microsoft.com/office/word/2010/wordprocessingDrawing" xmlns:wp="http://schemas.openxmlformats.org/drawingml/2006/wordprocessingDrawing" xmlns:wpc="http://schemas.microsoft.com/office/word/2010/wordprocessingCanvas" xmlns:wpg="http://schemas.microsoft.com/office/word/2010/wordprocessingGroup" xmlns:wpi="http://schemas.microsoft.com/office/word/2010/wordprocessingInk" xmlns:wps="http://schemas.microsoft.com/office/word/2010/wordprocessingShape" mc:Ignorable="w14 wp14">
+<w:ftr xmlns:mc="http://schemas.openxmlformats.org/markup-compatibility/2006" xmlns:w="http://schemas.openxmlformats.org/wordprocessingml/2006/main" xmlns:m="http://schemas.openxmlformats.org/officeDocument/2006/math" xmlns:mo="http://schemas.microsoft.com/office/mac/office/2008/main" xmlns:mv="urn:schemas-microsoft-com:mac:vml" xmlns:o="urn:schemas-microsoft-com:office:office" xmlns:r="http://schemas.openxmlformats.org/officeDocument/2006/relationships" xmlns:v="urn:schemas-microsoft-com:vml" xmlns:w10="urn:schemas-microsoft-com:office:word" xmlns:w14="http://schemas.microsoft.com/office/word/2010/wordml" xmlns:wne="http://schemas.microsoft.com/office/word/2006/wordml" xmlns:wp14="http://schemas.microsoft.com/office/word/2010/wordprocessingDrawing" xmlns:wp="http://schemas.openxmlformats.org/drawingml/2006/wordprocessingDrawing" xmlns:wpc="http://schemas.microsoft.com/office/word/2010/wordprocessingCanvas" xmlns:wpg="http://schemas.microsoft.com/office/word/2010/wordprocessingGroup" xmlns:wpi="http://schemas.microsoft.com/office/word/2010/wordprocessingInk" xmlns:wps="http://schemas.microsoft.com/office/word/2010/wordprocessingShape" mc:Ignorable="w14 wp14">
   <w:p>
     <w:pPr>
       <w:pStyle w:val="Footer"/>
@@ -3251,12 +3482,14 @@
     </w:pPr>
     <w:r>
       <w:rPr>
+        <w:rFonts w:eastAsia="黑体"/>
         <w:sz w:val="18"/>
       </w:rPr>
       <w:t xml:space="preserve">第 </w:t>
     </w:r>
     <w:r>
       <w:rPr>
+        <w:rFonts w:eastAsia="黑体"/>
         <w:sz w:val="18"/>
       </w:rPr>
       <w:fldChar w:fldCharType="begin"/>
@@ -3265,6 +3498,7 @@
     </w:r>
     <w:r>
       <w:rPr>
+        <w:rFonts w:eastAsia="黑体"/>
         <w:sz w:val="18"/>
       </w:rPr>
       <w:t xml:space="preserve"> 页</w:t>
@@ -3278,6 +3512,9 @@
   <w:footnote w:type="continuationSeparator" w:id="0">
     <w:p>
       <w:r>
+        <w:rPr>
+          <w:rFonts w:eastAsia="黑体"/>
+        </w:rPr>
         <w:continuationSeparator/>
       </w:r>
     </w:p>
@@ -3285,6 +3522,9 @@
   <w:footnote w:type="separator" w:id="-1">
     <w:p>
       <w:r>
+        <w:rPr>
+          <w:rFonts w:eastAsia="黑体"/>
+        </w:rPr>
         <w:separator/>
       </w:r>
     </w:p>
@@ -3293,7 +3533,7 @@
 </file>
 
 <file path=word/header1.xml><?xml version="1.0" encoding="utf-8"?>
-<w:hdr xmlns:m="http://schemas.openxmlformats.org/officeDocument/2006/math" xmlns:mc="http://schemas.openxmlformats.org/markup-compatibility/2006" xmlns:mo="http://schemas.microsoft.com/office/mac/office/2008/main" xmlns:mv="urn:schemas-microsoft-com:mac:vml" xmlns:o="urn:schemas-microsoft-com:office:office" xmlns:r="http://schemas.openxmlformats.org/officeDocument/2006/relationships" xmlns:v="urn:schemas-microsoft-com:vml" xmlns:w10="urn:schemas-microsoft-com:office:word" xmlns:w14="http://schemas.microsoft.com/office/word/2010/wordml" xmlns:w="http://schemas.openxmlformats.org/wordprocessingml/2006/main" xmlns:wne="http://schemas.microsoft.com/office/word/2006/wordml" xmlns:wp14="http://schemas.microsoft.com/office/word/2010/wordprocessingDrawing" xmlns:wp="http://schemas.openxmlformats.org/drawingml/2006/wordprocessingDrawing" xmlns:wpc="http://schemas.microsoft.com/office/word/2010/wordprocessingCanvas" xmlns:wpg="http://schemas.microsoft.com/office/word/2010/wordprocessingGroup" xmlns:wpi="http://schemas.microsoft.com/office/word/2010/wordprocessingInk" xmlns:wps="http://schemas.microsoft.com/office/word/2010/wordprocessingShape" mc:Ignorable="w14 wp14">
+<w:hdr xmlns:mc="http://schemas.openxmlformats.org/markup-compatibility/2006" xmlns:w="http://schemas.openxmlformats.org/wordprocessingml/2006/main" xmlns:m="http://schemas.openxmlformats.org/officeDocument/2006/math" xmlns:mo="http://schemas.microsoft.com/office/mac/office/2008/main" xmlns:mv="urn:schemas-microsoft-com:mac:vml" xmlns:o="urn:schemas-microsoft-com:office:office" xmlns:r="http://schemas.openxmlformats.org/officeDocument/2006/relationships" xmlns:v="urn:schemas-microsoft-com:vml" xmlns:w10="urn:schemas-microsoft-com:office:word" xmlns:w14="http://schemas.microsoft.com/office/word/2010/wordml" xmlns:wne="http://schemas.microsoft.com/office/word/2006/wordml" xmlns:wp14="http://schemas.microsoft.com/office/word/2010/wordprocessingDrawing" xmlns:wp="http://schemas.openxmlformats.org/drawingml/2006/wordprocessingDrawing" xmlns:wpc="http://schemas.microsoft.com/office/word/2010/wordprocessingCanvas" xmlns:wpg="http://schemas.microsoft.com/office/word/2010/wordprocessingGroup" xmlns:wpi="http://schemas.microsoft.com/office/word/2010/wordprocessingInk" xmlns:wps="http://schemas.microsoft.com/office/word/2010/wordprocessingShape" mc:Ignorable="w14 wp14">
   <w:p>
     <w:pPr>
       <w:pStyle w:val="Header"/>
@@ -3301,7 +3541,7 @@
     </w:pPr>
     <w:r>
       <w:rPr>
-        <w:rFonts w:ascii="Times New Roman" w:hAnsi="Times New Roman"/>
+        <w:rFonts w:ascii="Times New Roman" w:hAnsi="Times New Roman" w:eastAsia="黑体"/>
         <w:sz w:val="18"/>
         <w:rFonts w:eastAsia="黑体"/>
         <w:rFonts w:eastAsia="黑体"/>
@@ -3313,7 +3553,7 @@
 </file>
 
 <file path=word/numbering.xml><?xml version="1.0" encoding="utf-8"?>
-<w:numbering xmlns:m="http://schemas.openxmlformats.org/officeDocument/2006/math" xmlns:mc="http://schemas.openxmlformats.org/markup-compatibility/2006" xmlns:mo="http://schemas.microsoft.com/office/mac/office/2008/main" xmlns:mv="urn:schemas-microsoft-com:mac:vml" xmlns:o="urn:schemas-microsoft-com:office:office" xmlns:r="http://schemas.openxmlformats.org/officeDocument/2006/relationships" xmlns:v="urn:schemas-microsoft-com:vml" xmlns:w="http://schemas.openxmlformats.org/wordprocessingml/2006/main" xmlns:w10="urn:schemas-microsoft-com:office:word" xmlns:w14="http://schemas.microsoft.com/office/word/2010/wordml" xmlns:wne="http://schemas.microsoft.com/office/word/2006/wordml" xmlns:wp="http://schemas.openxmlformats.org/drawingml/2006/wordprocessingDrawing" xmlns:wp14="http://schemas.microsoft.com/office/word/2010/wordprocessingDrawing" xmlns:wpc="http://schemas.microsoft.com/office/word/2010/wordprocessingCanvas" xmlns:wpg="http://schemas.microsoft.com/office/word/2010/wordprocessingGroup" xmlns:wpi="http://schemas.microsoft.com/office/word/2010/wordprocessingInk" xmlns:wps="http://schemas.microsoft.com/office/word/2010/wordprocessingShape" mc:Ignorable="w14 wp14">
+<w:numbering xmlns:mc="http://schemas.openxmlformats.org/markup-compatibility/2006" xmlns:w="http://schemas.openxmlformats.org/wordprocessingml/2006/main" xmlns:m="http://schemas.openxmlformats.org/officeDocument/2006/math" xmlns:mo="http://schemas.microsoft.com/office/mac/office/2008/main" xmlns:mv="urn:schemas-microsoft-com:mac:vml" xmlns:o="urn:schemas-microsoft-com:office:office" xmlns:r="http://schemas.openxmlformats.org/officeDocument/2006/relationships" xmlns:v="urn:schemas-microsoft-com:vml" xmlns:w10="urn:schemas-microsoft-com:office:word" xmlns:w14="http://schemas.microsoft.com/office/word/2010/wordml" xmlns:wne="http://schemas.microsoft.com/office/word/2006/wordml" xmlns:wp="http://schemas.openxmlformats.org/drawingml/2006/wordprocessingDrawing" xmlns:wp14="http://schemas.microsoft.com/office/word/2010/wordprocessingDrawing" xmlns:wpc="http://schemas.microsoft.com/office/word/2010/wordprocessingCanvas" xmlns:wpg="http://schemas.microsoft.com/office/word/2010/wordprocessingGroup" xmlns:wpi="http://schemas.microsoft.com/office/word/2010/wordprocessingInk" xmlns:wps="http://schemas.microsoft.com/office/word/2010/wordprocessingShape" mc:Ignorable="w14 wp14">
   <w:abstractNum w:abstractNumId="0">
     <w:nsid w:val="FFFFFF7C"/>
     <w:multiLevelType w:val="singleLevel"/>
@@ -3400,7 +3640,7 @@
         <w:ind w:hanging="360" w:left="1440"/>
       </w:pPr>
       <w:rPr>
-        <w:rFonts w:ascii="Symbol" w:hAnsi="Symbol" w:hint="default"/>
+        <w:rFonts w:ascii="Symbol" w:hAnsi="Symbol" w:hint="default" w:eastAsia="黑体"/>
       </w:rPr>
     </w:lvl>
   </w:abstractNum>
@@ -3421,7 +3661,7 @@
         <w:ind w:hanging="360" w:left="1080"/>
       </w:pPr>
       <w:rPr>
-        <w:rFonts w:ascii="Symbol" w:hAnsi="Symbol" w:hint="default"/>
+        <w:rFonts w:ascii="Symbol" w:hAnsi="Symbol" w:hint="default" w:eastAsia="黑体"/>
       </w:rPr>
     </w:lvl>
   </w:abstractNum>
@@ -3442,7 +3682,7 @@
         <w:ind w:hanging="360" w:left="720"/>
       </w:pPr>
       <w:rPr>
-        <w:rFonts w:ascii="Symbol" w:hAnsi="Symbol" w:hint="default"/>
+        <w:rFonts w:ascii="Symbol" w:hAnsi="Symbol" w:hint="default" w:eastAsia="黑体"/>
       </w:rPr>
     </w:lvl>
   </w:abstractNum>
@@ -3481,7 +3721,7 @@
         <w:ind w:hanging="360" w:left="360"/>
       </w:pPr>
       <w:rPr>
-        <w:rFonts w:ascii="Symbol" w:hAnsi="Symbol" w:hint="default"/>
+        <w:rFonts w:ascii="Symbol" w:hAnsi="Symbol" w:hint="default" w:eastAsia="黑体"/>
       </w:rPr>
     </w:lvl>
   </w:abstractNum>
@@ -3572,7 +3812,7 @@
         <w:ind w:left="720" w:hanging="360"/>
       </w:pPr>
       <w:rPr>
-        <w:rFonts w:ascii="Symbol" w:hAnsi="Symbol" w:cs="Symbol" w:hint="default"/>
+        <w:rFonts w:ascii="Symbol" w:hAnsi="Symbol" w:cs="Symbol" w:hint="default" w:eastAsia="黑体"/>
       </w:rPr>
     </w:lvl>
     <w:lvl w:ilvl="1">
@@ -3583,7 +3823,7 @@
         <w:ind w:left="1440" w:hanging="360"/>
       </w:pPr>
       <w:rPr>
-        <w:rFonts w:ascii="Courier New" w:hAnsi="Courier New" w:cs="Courier New" w:hint="default"/>
+        <w:rFonts w:ascii="Courier New" w:hAnsi="Courier New" w:cs="Courier New" w:hint="default" w:eastAsia="黑体"/>
       </w:rPr>
     </w:lvl>
     <w:lvl w:ilvl="2">
@@ -3594,7 +3834,7 @@
         <w:ind w:left="2160" w:hanging="360"/>
       </w:pPr>
       <w:rPr>
-        <w:rFonts w:ascii="Wingdings" w:hAnsi="Wingdings" w:cs="Wingdings" w:hint="default"/>
+        <w:rFonts w:ascii="Wingdings" w:hAnsi="Wingdings" w:cs="Wingdings" w:hint="default" w:eastAsia="黑体"/>
       </w:rPr>
     </w:lvl>
     <w:lvl w:ilvl="3">
@@ -3605,7 +3845,7 @@
         <w:ind w:left="2880" w:hanging="360"/>
       </w:pPr>
       <w:rPr>
-        <w:rFonts w:ascii="Symbol" w:hAnsi="Symbol" w:cs="Symbol" w:hint="default"/>
+        <w:rFonts w:ascii="Symbol" w:hAnsi="Symbol" w:cs="Symbol" w:hint="default" w:eastAsia="黑体"/>
       </w:rPr>
     </w:lvl>
     <w:lvl w:ilvl="4">
@@ -3616,7 +3856,7 @@
         <w:ind w:left="3600" w:hanging="360"/>
       </w:pPr>
       <w:rPr>
-        <w:rFonts w:ascii="Courier New" w:hAnsi="Courier New" w:cs="Courier New" w:hint="default"/>
+        <w:rFonts w:ascii="Courier New" w:hAnsi="Courier New" w:cs="Courier New" w:hint="default" w:eastAsia="黑体"/>
       </w:rPr>
     </w:lvl>
     <w:lvl w:ilvl="5">
@@ -3627,7 +3867,7 @@
         <w:ind w:left="4320" w:hanging="360"/>
       </w:pPr>
       <w:rPr>
-        <w:rFonts w:ascii="Wingdings" w:hAnsi="Wingdings" w:cs="Wingdings" w:hint="default"/>
+        <w:rFonts w:ascii="Wingdings" w:hAnsi="Wingdings" w:cs="Wingdings" w:hint="default" w:eastAsia="黑体"/>
       </w:rPr>
     </w:lvl>
     <w:lvl w:ilvl="6">
@@ -3638,7 +3878,7 @@
         <w:ind w:left="5040" w:hanging="360"/>
       </w:pPr>
       <w:rPr>
-        <w:rFonts w:ascii="Symbol" w:hAnsi="Symbol" w:cs="Symbol" w:hint="default"/>
+        <w:rFonts w:ascii="Symbol" w:hAnsi="Symbol" w:cs="Symbol" w:hint="default" w:eastAsia="黑体"/>
       </w:rPr>
     </w:lvl>
     <w:lvl w:ilvl="7">
@@ -3649,7 +3889,7 @@
         <w:ind w:left="5760" w:hanging="360"/>
       </w:pPr>
       <w:rPr>
-        <w:rFonts w:ascii="Courier New" w:hAnsi="Courier New" w:cs="Courier New" w:hint="default"/>
+        <w:rFonts w:ascii="Courier New" w:hAnsi="Courier New" w:cs="Courier New" w:hint="default" w:eastAsia="黑体"/>
       </w:rPr>
     </w:lvl>
     <w:lvl w:ilvl="8">
@@ -3660,7 +3900,7 @@
         <w:ind w:left="6480" w:hanging="360"/>
       </w:pPr>
       <w:rPr>
-        <w:rFonts w:ascii="Wingdings" w:hAnsi="Wingdings" w:cs="Wingdings" w:hint="default"/>
+        <w:rFonts w:ascii="Wingdings" w:hAnsi="Wingdings" w:cs="Wingdings" w:hint="default" w:eastAsia="黑体"/>
       </w:rPr>
     </w:lvl>
   </w:abstractNum>
@@ -3716,11 +3956,11 @@
 </file>
 
 <file path=word/styles.xml><?xml version="1.0" encoding="utf-8"?>
-<w:styles xmlns:mc="http://schemas.openxmlformats.org/markup-compatibility/2006" xmlns:r="http://schemas.openxmlformats.org/officeDocument/2006/relationships" xmlns:w="http://schemas.openxmlformats.org/wordprocessingml/2006/main" xmlns:w14="http://schemas.microsoft.com/office/word/2010/wordml" mc:Ignorable="w14">
+<w:styles xmlns:mc="http://schemas.openxmlformats.org/markup-compatibility/2006" xmlns:w="http://schemas.openxmlformats.org/wordprocessingml/2006/main" xmlns:r="http://schemas.openxmlformats.org/officeDocument/2006/relationships" xmlns:w14="http://schemas.microsoft.com/office/word/2010/wordml" mc:Ignorable="w14">
   <w:docDefaults>
     <w:rPrDefault>
       <w:rPr>
-        <w:rFonts w:asciiTheme="minorHAnsi" w:cstheme="minorBidi" w:eastAsiaTheme="minorEastAsia" w:hAnsiTheme="minorHAnsi"/>
+        <w:rFonts w:asciiTheme="minorHAnsi" w:cstheme="minorBidi" w:hAnsiTheme="minorHAnsi" w:eastAsia="黑体"/>
         <w:sz w:val="22"/>
         <w:szCs w:val="22"/>
         <w:lang w:bidi="ar-SA" w:eastAsia="en-US" w:val="en-US"/>
@@ -3942,7 +4182,7 @@
       <w:outlineLvl w:val="0"/>
     </w:pPr>
     <w:rPr>
-      <w:rFonts w:ascii="Times New Roman" w:asciiTheme="majorHAnsi" w:cstheme="majorBidi" w:eastAsia="黑体" w:eastAsiaTheme="majorEastAsia" w:hAnsi="Times New Roman" w:hAnsiTheme="majorHAnsi"/>
+      <w:rFonts w:ascii="Times New Roman" w:asciiTheme="majorHAnsi" w:cstheme="majorBidi" w:eastAsia="黑体" w:hAnsi="Times New Roman" w:hAnsiTheme="majorHAnsi"/>
       <w:b/>
       <w:bCs/>
       <w:color w:val="1F3864"/>
@@ -3966,7 +4206,7 @@
       <w:outlineLvl w:val="1"/>
     </w:pPr>
     <w:rPr>
-      <w:rFonts w:ascii="Times New Roman" w:asciiTheme="majorHAnsi" w:cstheme="majorBidi" w:eastAsia="黑体" w:eastAsiaTheme="majorEastAsia" w:hAnsi="Times New Roman" w:hAnsiTheme="majorHAnsi"/>
+      <w:rFonts w:ascii="Times New Roman" w:asciiTheme="majorHAnsi" w:cstheme="majorBidi" w:eastAsia="黑体" w:hAnsi="Times New Roman" w:hAnsiTheme="majorHAnsi"/>
       <w:b/>
       <w:bCs/>
       <w:color w:val="2E4E7E"/>
@@ -3990,7 +4230,7 @@
       <w:outlineLvl w:val="2"/>
     </w:pPr>
     <w:rPr>
-      <w:rFonts w:ascii="Times New Roman" w:asciiTheme="majorHAnsi" w:cstheme="majorBidi" w:eastAsia="黑体" w:eastAsiaTheme="majorEastAsia" w:hAnsi="Times New Roman" w:hAnsiTheme="majorHAnsi"/>
+      <w:rFonts w:ascii="Times New Roman" w:asciiTheme="majorHAnsi" w:cstheme="majorBidi" w:eastAsia="黑体" w:hAnsi="Times New Roman" w:hAnsiTheme="majorHAnsi"/>
       <w:b/>
       <w:bCs/>
       <w:color w:val="2E4E7E"/>
@@ -4014,7 +4254,7 @@
       <w:outlineLvl w:val="3"/>
     </w:pPr>
     <w:rPr>
-      <w:rFonts w:ascii="Times New Roman" w:asciiTheme="majorHAnsi" w:cstheme="majorBidi" w:eastAsia="黑体" w:eastAsiaTheme="majorEastAsia" w:hAnsi="Times New Roman" w:hAnsiTheme="majorHAnsi"/>
+      <w:rFonts w:ascii="Times New Roman" w:asciiTheme="majorHAnsi" w:cstheme="majorBidi" w:eastAsia="黑体" w:hAnsi="Times New Roman" w:hAnsiTheme="majorHAnsi"/>
       <w:b/>
       <w:bCs/>
       <w:i/>
@@ -4040,7 +4280,7 @@
       <w:outlineLvl w:val="4"/>
     </w:pPr>
     <w:rPr>
-      <w:rFonts w:ascii="Times New Roman" w:asciiTheme="majorHAnsi" w:cstheme="majorBidi" w:eastAsia="黑体" w:eastAsiaTheme="majorEastAsia" w:hAnsi="Times New Roman" w:hAnsiTheme="majorHAnsi"/>
+      <w:rFonts w:ascii="Times New Roman" w:asciiTheme="majorHAnsi" w:cstheme="majorBidi" w:eastAsia="黑体" w:hAnsi="Times New Roman" w:hAnsiTheme="majorHAnsi"/>
       <w:b/>
       <w:color w:val="333333"/>
       <w:sz w:val="22"/>
@@ -4063,7 +4303,7 @@
       <w:outlineLvl w:val="5"/>
     </w:pPr>
     <w:rPr>
-      <w:rFonts w:asciiTheme="majorHAnsi" w:cstheme="majorBidi" w:eastAsiaTheme="majorEastAsia" w:hAnsiTheme="majorHAnsi"/>
+      <w:rFonts w:asciiTheme="majorHAnsi" w:cstheme="majorBidi" w:hAnsiTheme="majorHAnsi" w:eastAsia="黑体"/>
       <w:i/>
       <w:iCs/>
       <w:color w:themeColor="accent1" w:themeShade="7F" w:val="243F60"/>
@@ -4086,7 +4326,7 @@
       <w:outlineLvl w:val="6"/>
     </w:pPr>
     <w:rPr>
-      <w:rFonts w:asciiTheme="majorHAnsi" w:cstheme="majorBidi" w:eastAsiaTheme="majorEastAsia" w:hAnsiTheme="majorHAnsi"/>
+      <w:rFonts w:asciiTheme="majorHAnsi" w:cstheme="majorBidi" w:hAnsiTheme="majorHAnsi" w:eastAsia="黑体"/>
       <w:i/>
       <w:iCs/>
       <w:color w:themeColor="text1" w:themeTint="BF" w:val="404040"/>
@@ -4109,7 +4349,7 @@
       <w:outlineLvl w:val="7"/>
     </w:pPr>
     <w:rPr>
-      <w:rFonts w:asciiTheme="majorHAnsi" w:cstheme="majorBidi" w:eastAsiaTheme="majorEastAsia" w:hAnsiTheme="majorHAnsi"/>
+      <w:rFonts w:asciiTheme="majorHAnsi" w:cstheme="majorBidi" w:hAnsiTheme="majorHAnsi" w:eastAsia="黑体"/>
       <w:color w:themeColor="accent1" w:val="4F81BD"/>
       <w:sz w:val="20"/>
       <w:szCs w:val="20"/>
@@ -4132,7 +4372,7 @@
       <w:outlineLvl w:val="8"/>
     </w:pPr>
     <w:rPr>
-      <w:rFonts w:asciiTheme="majorHAnsi" w:cstheme="majorBidi" w:eastAsiaTheme="majorEastAsia" w:hAnsiTheme="majorHAnsi"/>
+      <w:rFonts w:asciiTheme="majorHAnsi" w:cstheme="majorBidi" w:hAnsiTheme="majorHAnsi" w:eastAsia="黑体"/>
       <w:i/>
       <w:iCs/>
       <w:color w:themeColor="text1" w:themeTint="BF" w:val="404040"/>
@@ -4183,7 +4423,7 @@
     <w:uiPriority w:val="9"/>
     <w:rsid w:val="00FC693F"/>
     <w:rPr>
-      <w:rFonts w:asciiTheme="majorHAnsi" w:cstheme="majorBidi" w:eastAsiaTheme="majorEastAsia" w:hAnsiTheme="majorHAnsi"/>
+      <w:rFonts w:asciiTheme="majorHAnsi" w:cstheme="majorBidi" w:hAnsiTheme="majorHAnsi" w:eastAsia="黑体"/>
       <w:b/>
       <w:bCs/>
       <w:color w:themeColor="accent1" w:themeShade="BF" w:val="365F91"/>
@@ -4198,7 +4438,7 @@
     <w:uiPriority w:val="9"/>
     <w:rsid w:val="00FC693F"/>
     <w:rPr>
-      <w:rFonts w:asciiTheme="majorHAnsi" w:cstheme="majorBidi" w:eastAsiaTheme="majorEastAsia" w:hAnsiTheme="majorHAnsi"/>
+      <w:rFonts w:asciiTheme="majorHAnsi" w:cstheme="majorBidi" w:hAnsiTheme="majorHAnsi" w:eastAsia="黑体"/>
       <w:b/>
       <w:bCs/>
       <w:color w:themeColor="accent1" w:val="4F81BD"/>
@@ -4213,7 +4453,7 @@
     <w:uiPriority w:val="9"/>
     <w:rsid w:val="00FC693F"/>
     <w:rPr>
-      <w:rFonts w:asciiTheme="majorHAnsi" w:cstheme="majorBidi" w:eastAsiaTheme="majorEastAsia" w:hAnsiTheme="majorHAnsi"/>
+      <w:rFonts w:asciiTheme="majorHAnsi" w:cstheme="majorBidi" w:hAnsiTheme="majorHAnsi" w:eastAsia="黑体"/>
       <w:b/>
       <w:bCs/>
       <w:color w:themeColor="accent1" w:val="4F81BD"/>
@@ -4236,7 +4476,7 @@
       <w:contextualSpacing/>
     </w:pPr>
     <w:rPr>
-      <w:rFonts w:ascii="Times New Roman" w:asciiTheme="majorHAnsi" w:cstheme="majorBidi" w:eastAsia="黑体" w:eastAsiaTheme="majorEastAsia" w:hAnsi="Times New Roman" w:hAnsiTheme="majorHAnsi"/>
+      <w:rFonts w:ascii="Times New Roman" w:asciiTheme="majorHAnsi" w:cstheme="majorBidi" w:eastAsia="黑体" w:hAnsi="Times New Roman" w:hAnsiTheme="majorHAnsi"/>
       <w:b/>
       <w:color w:val="1F3864"/>
       <w:spacing w:val="5"/>
@@ -4252,7 +4492,7 @@
     <w:uiPriority w:val="10"/>
     <w:rsid w:val="00FC693F"/>
     <w:rPr>
-      <w:rFonts w:asciiTheme="majorHAnsi" w:cstheme="majorBidi" w:eastAsiaTheme="majorEastAsia" w:hAnsiTheme="majorHAnsi"/>
+      <w:rFonts w:asciiTheme="majorHAnsi" w:cstheme="majorBidi" w:hAnsiTheme="majorHAnsi" w:eastAsia="黑体"/>
       <w:color w:themeColor="text2" w:themeShade="BF" w:val="17365D"/>
       <w:spacing w:val="5"/>
       <w:kern w:val="28"/>
@@ -4274,7 +4514,7 @@
       </w:numPr>
     </w:pPr>
     <w:rPr>
-      <w:rFonts w:asciiTheme="majorHAnsi" w:cstheme="majorBidi" w:eastAsiaTheme="majorEastAsia" w:hAnsiTheme="majorHAnsi"/>
+      <w:rFonts w:asciiTheme="majorHAnsi" w:cstheme="majorBidi" w:hAnsiTheme="majorHAnsi" w:eastAsia="黑体"/>
       <w:i/>
       <w:iCs/>
       <w:color w:themeColor="accent1" w:val="4F81BD"/>
@@ -4290,7 +4530,7 @@
     <w:uiPriority w:val="11"/>
     <w:rsid w:val="00FC693F"/>
     <w:rPr>
-      <w:rFonts w:asciiTheme="majorHAnsi" w:cstheme="majorBidi" w:eastAsiaTheme="majorEastAsia" w:hAnsiTheme="majorHAnsi"/>
+      <w:rFonts w:asciiTheme="majorHAnsi" w:cstheme="majorBidi" w:hAnsiTheme="majorHAnsi" w:eastAsia="黑体"/>
       <w:i/>
       <w:iCs/>
       <w:color w:themeColor="accent1" w:val="4F81BD"/>
@@ -4357,6 +4597,7 @@
       <w:spacing w:after="120"/>
     </w:pPr>
     <w:rPr>
+      <w:rFonts w:eastAsia="黑体"/>
       <w:sz w:val="16"/>
       <w:szCs w:val="16"/>
     </w:rPr>
@@ -4368,6 +4609,7 @@
     <w:uiPriority w:val="99"/>
     <w:rsid w:val="00AA1D8D"/>
     <w:rPr>
+      <w:rFonts w:eastAsia="黑体"/>
       <w:sz w:val="16"/>
       <w:szCs w:val="16"/>
     </w:rPr>
@@ -4537,7 +4779,7 @@
       </w:tabs>
     </w:pPr>
     <w:rPr>
-      <w:rFonts w:ascii="Courier" w:hAnsi="Courier"/>
+      <w:rFonts w:ascii="Courier" w:hAnsi="Courier" w:eastAsia="黑体"/>
       <w:sz w:val="20"/>
       <w:szCs w:val="20"/>
     </w:rPr>
@@ -4549,7 +4791,7 @@
     <w:uiPriority w:val="99"/>
     <w:rsid w:val="0029639D"/>
     <w:rPr>
-      <w:rFonts w:ascii="Courier" w:hAnsi="Courier"/>
+      <w:rFonts w:ascii="Courier" w:hAnsi="Courier" w:eastAsia="黑体"/>
       <w:sz w:val="20"/>
       <w:szCs w:val="20"/>
     </w:rPr>
@@ -4585,6 +4827,7 @@
     <w:uiPriority w:val="29"/>
     <w:rsid w:val="00FC693F"/>
     <w:rPr>
+      <w:rFonts w:eastAsia="黑体"/>
       <w:i/>
       <w:iCs/>
       <w:color w:themeColor="text1" w:val="000000"/>
@@ -4598,7 +4841,7 @@
     <w:semiHidden/>
     <w:rsid w:val="00FC693F"/>
     <w:rPr>
-      <w:rFonts w:asciiTheme="majorHAnsi" w:cstheme="majorBidi" w:eastAsiaTheme="majorEastAsia" w:hAnsiTheme="majorHAnsi"/>
+      <w:rFonts w:asciiTheme="majorHAnsi" w:cstheme="majorBidi" w:hAnsiTheme="majorHAnsi" w:eastAsia="黑体"/>
       <w:b/>
       <w:bCs/>
       <w:i/>
@@ -4614,7 +4857,7 @@
     <w:semiHidden/>
     <w:rsid w:val="00FC693F"/>
     <w:rPr>
-      <w:rFonts w:asciiTheme="majorHAnsi" w:cstheme="majorBidi" w:eastAsiaTheme="majorEastAsia" w:hAnsiTheme="majorHAnsi"/>
+      <w:rFonts w:asciiTheme="majorHAnsi" w:cstheme="majorBidi" w:hAnsiTheme="majorHAnsi" w:eastAsia="黑体"/>
       <w:color w:themeColor="accent1" w:themeShade="7F" w:val="243F60"/>
     </w:rPr>
   </w:style>
@@ -4626,7 +4869,7 @@
     <w:semiHidden/>
     <w:rsid w:val="00FC693F"/>
     <w:rPr>
-      <w:rFonts w:asciiTheme="majorHAnsi" w:cstheme="majorBidi" w:eastAsiaTheme="majorEastAsia" w:hAnsiTheme="majorHAnsi"/>
+      <w:rFonts w:asciiTheme="majorHAnsi" w:cstheme="majorBidi" w:hAnsiTheme="majorHAnsi" w:eastAsia="黑体"/>
       <w:i/>
       <w:iCs/>
       <w:color w:themeColor="accent1" w:themeShade="7F" w:val="243F60"/>
@@ -4640,7 +4883,7 @@
     <w:semiHidden/>
     <w:rsid w:val="00FC693F"/>
     <w:rPr>
-      <w:rFonts w:asciiTheme="majorHAnsi" w:cstheme="majorBidi" w:eastAsiaTheme="majorEastAsia" w:hAnsiTheme="majorHAnsi"/>
+      <w:rFonts w:asciiTheme="majorHAnsi" w:cstheme="majorBidi" w:hAnsiTheme="majorHAnsi" w:eastAsia="黑体"/>
       <w:i/>
       <w:iCs/>
       <w:color w:themeColor="text1" w:themeTint="BF" w:val="404040"/>
@@ -4654,7 +4897,7 @@
     <w:semiHidden/>
     <w:rsid w:val="00FC693F"/>
     <w:rPr>
-      <w:rFonts w:asciiTheme="majorHAnsi" w:cstheme="majorBidi" w:eastAsiaTheme="majorEastAsia" w:hAnsiTheme="majorHAnsi"/>
+      <w:rFonts w:asciiTheme="majorHAnsi" w:cstheme="majorBidi" w:hAnsiTheme="majorHAnsi" w:eastAsia="黑体"/>
       <w:color w:themeColor="accent1" w:val="4F81BD"/>
       <w:sz w:val="20"/>
       <w:szCs w:val="20"/>
@@ -4668,7 +4911,7 @@
     <w:semiHidden/>
     <w:rsid w:val="00FC693F"/>
     <w:rPr>
-      <w:rFonts w:asciiTheme="majorHAnsi" w:cstheme="majorBidi" w:eastAsiaTheme="majorEastAsia" w:hAnsiTheme="majorHAnsi"/>
+      <w:rFonts w:asciiTheme="majorHAnsi" w:cstheme="majorBidi" w:hAnsiTheme="majorHAnsi" w:eastAsia="黑体"/>
       <w:i/>
       <w:iCs/>
       <w:color w:themeColor="text1" w:themeTint="BF" w:val="404040"/>
@@ -4689,6 +4932,7 @@
       <w:spacing w:line="240" w:lineRule="auto"/>
     </w:pPr>
     <w:rPr>
+      <w:rFonts w:eastAsia="黑体"/>
       <w:b/>
       <w:bCs/>
       <w:color w:themeColor="accent1" w:val="4F81BD"/>
@@ -4703,6 +4947,7 @@
     <w:qFormat/>
     <w:rsid w:val="00FC693F"/>
     <w:rPr>
+      <w:rFonts w:eastAsia="黑体"/>
       <w:b/>
       <w:bCs/>
     </w:rPr>
@@ -4714,6 +4959,7 @@
     <w:qFormat/>
     <w:rsid w:val="00FC693F"/>
     <w:rPr>
+      <w:rFonts w:eastAsia="黑体"/>
       <w:i/>
       <w:iCs/>
     </w:rPr>
@@ -4734,6 +4980,7 @@
       <w:ind w:left="936" w:right="936"/>
     </w:pPr>
     <w:rPr>
+      <w:rFonts w:eastAsia="黑体"/>
       <w:b/>
       <w:bCs/>
       <w:i/>
@@ -4748,6 +4995,7 @@
     <w:uiPriority w:val="30"/>
     <w:rsid w:val="00FC693F"/>
     <w:rPr>
+      <w:rFonts w:eastAsia="黑体"/>
       <w:b/>
       <w:bCs/>
       <w:i/>
@@ -4762,6 +5010,7 @@
     <w:qFormat/>
     <w:rsid w:val="00FC693F"/>
     <w:rPr>
+      <w:rFonts w:eastAsia="黑体"/>
       <w:i/>
       <w:iCs/>
       <w:color w:themeColor="text1" w:themeTint="7F" w:val="808080"/>
@@ -4774,6 +5023,7 @@
     <w:qFormat/>
     <w:rsid w:val="00FC693F"/>
     <w:rPr>
+      <w:rFonts w:eastAsia="黑体"/>
       <w:b/>
       <w:bCs/>
       <w:i/>
@@ -4788,6 +5038,7 @@
     <w:qFormat/>
     <w:rsid w:val="00FC693F"/>
     <w:rPr>
+      <w:rFonts w:eastAsia="黑体"/>
       <w:smallCaps/>
       <w:color w:themeColor="accent2" w:val="C0504D"/>
       <w:u w:val="single"/>
@@ -4800,6 +5051,7 @@
     <w:qFormat/>
     <w:rsid w:val="00FC693F"/>
     <w:rPr>
+      <w:rFonts w:eastAsia="黑体"/>
       <w:b/>
       <w:bCs/>
       <w:smallCaps/>
@@ -4815,6 +5067,7 @@
     <w:qFormat/>
     <w:rsid w:val="00FC693F"/>
     <w:rPr>
+      <w:rFonts w:eastAsia="黑体"/>
       <w:b/>
       <w:bCs/>
       <w:smallCaps/>
@@ -4869,6 +5122,7 @@
       <w:spacing w:after="0" w:line="240" w:lineRule="auto"/>
     </w:pPr>
     <w:rPr>
+      <w:rFonts w:eastAsia="黑体"/>
       <w:color w:themeColor="text1" w:themeShade="BF" w:val="000000"/>
     </w:rPr>
     <w:tblPr>
@@ -4891,6 +5145,7 @@
         <w:spacing w:after="0" w:before="0" w:line="240" w:lineRule="auto"/>
       </w:pPr>
       <w:rPr>
+        <w:rFonts w:eastAsia="黑体"/>
         <w:b/>
         <w:bCs/>
       </w:rPr>
@@ -4911,6 +5166,7 @@
         <w:spacing w:after="0" w:before="0" w:line="240" w:lineRule="auto"/>
       </w:pPr>
       <w:rPr>
+        <w:rFonts w:eastAsia="黑体"/>
         <w:b/>
         <w:bCs/>
       </w:rPr>
@@ -4928,12 +5184,14 @@
     </w:tblStylePr>
     <w:tblStylePr w:type="firstCol">
       <w:rPr>
+        <w:rFonts w:eastAsia="黑体"/>
         <w:b/>
         <w:bCs/>
       </w:rPr>
     </w:tblStylePr>
     <w:tblStylePr w:type="lastCol">
       <w:rPr>
+        <w:rFonts w:eastAsia="黑体"/>
         <w:b/>
         <w:bCs/>
       </w:rPr>
@@ -4972,6 +5230,7 @@
       <w:spacing w:after="0" w:line="240" w:lineRule="auto"/>
     </w:pPr>
     <w:rPr>
+      <w:rFonts w:eastAsia="黑体"/>
       <w:color w:themeColor="accent1" w:themeShade="BF" w:val="365F91"/>
     </w:rPr>
     <w:tblPr>
@@ -4994,6 +5253,7 @@
         <w:spacing w:after="0" w:before="0" w:line="240" w:lineRule="auto"/>
       </w:pPr>
       <w:rPr>
+        <w:rFonts w:eastAsia="黑体"/>
         <w:b/>
         <w:bCs/>
       </w:rPr>
@@ -5014,6 +5274,7 @@
         <w:spacing w:after="0" w:before="0" w:line="240" w:lineRule="auto"/>
       </w:pPr>
       <w:rPr>
+        <w:rFonts w:eastAsia="黑体"/>
         <w:b/>
         <w:bCs/>
       </w:rPr>
@@ -5031,12 +5292,14 @@
     </w:tblStylePr>
     <w:tblStylePr w:type="firstCol">
       <w:rPr>
+        <w:rFonts w:eastAsia="黑体"/>
         <w:b/>
         <w:bCs/>
       </w:rPr>
     </w:tblStylePr>
     <w:tblStylePr w:type="lastCol">
       <w:rPr>
+        <w:rFonts w:eastAsia="黑体"/>
         <w:b/>
         <w:bCs/>
       </w:rPr>
@@ -5075,6 +5338,7 @@
       <w:spacing w:after="0" w:line="240" w:lineRule="auto"/>
     </w:pPr>
     <w:rPr>
+      <w:rFonts w:eastAsia="黑体"/>
       <w:color w:themeColor="accent2" w:themeShade="BF" w:val="943634"/>
     </w:rPr>
     <w:tblPr>
@@ -5097,6 +5361,7 @@
         <w:spacing w:after="0" w:before="0" w:line="240" w:lineRule="auto"/>
       </w:pPr>
       <w:rPr>
+        <w:rFonts w:eastAsia="黑体"/>
         <w:b/>
         <w:bCs/>
       </w:rPr>
@@ -5117,6 +5382,7 @@
         <w:spacing w:after="0" w:before="0" w:line="240" w:lineRule="auto"/>
       </w:pPr>
       <w:rPr>
+        <w:rFonts w:eastAsia="黑体"/>
         <w:b/>
         <w:bCs/>
       </w:rPr>
@@ -5134,12 +5400,14 @@
     </w:tblStylePr>
     <w:tblStylePr w:type="firstCol">
       <w:rPr>
+        <w:rFonts w:eastAsia="黑体"/>
         <w:b/>
         <w:bCs/>
       </w:rPr>
     </w:tblStylePr>
     <w:tblStylePr w:type="lastCol">
       <w:rPr>
+        <w:rFonts w:eastAsia="黑体"/>
         <w:b/>
         <w:bCs/>
       </w:rPr>
@@ -5178,6 +5446,7 @@
       <w:spacing w:after="0" w:line="240" w:lineRule="auto"/>
     </w:pPr>
     <w:rPr>
+      <w:rFonts w:eastAsia="黑体"/>
       <w:color w:themeColor="accent3" w:themeShade="BF" w:val="76923C"/>
     </w:rPr>
     <w:tblPr>
@@ -5200,6 +5469,7 @@
         <w:spacing w:after="0" w:before="0" w:line="240" w:lineRule="auto"/>
       </w:pPr>
       <w:rPr>
+        <w:rFonts w:eastAsia="黑体"/>
         <w:b/>
         <w:bCs/>
       </w:rPr>
@@ -5220,6 +5490,7 @@
         <w:spacing w:after="0" w:before="0" w:line="240" w:lineRule="auto"/>
       </w:pPr>
       <w:rPr>
+        <w:rFonts w:eastAsia="黑体"/>
         <w:b/>
         <w:bCs/>
       </w:rPr>
@@ -5237,12 +5508,14 @@
     </w:tblStylePr>
     <w:tblStylePr w:type="firstCol">
       <w:rPr>
+        <w:rFonts w:eastAsia="黑体"/>
         <w:b/>
         <w:bCs/>
       </w:rPr>
     </w:tblStylePr>
     <w:tblStylePr w:type="lastCol">
       <w:rPr>
+        <w:rFonts w:eastAsia="黑体"/>
         <w:b/>
         <w:bCs/>
       </w:rPr>
@@ -5281,6 +5554,7 @@
       <w:spacing w:after="0" w:line="240" w:lineRule="auto"/>
     </w:pPr>
     <w:rPr>
+      <w:rFonts w:eastAsia="黑体"/>
       <w:color w:themeColor="accent4" w:themeShade="BF" w:val="5F497A"/>
     </w:rPr>
     <w:tblPr>
@@ -5303,6 +5577,7 @@
         <w:spacing w:after="0" w:before="0" w:line="240" w:lineRule="auto"/>
       </w:pPr>
       <w:rPr>
+        <w:rFonts w:eastAsia="黑体"/>
         <w:b/>
         <w:bCs/>
       </w:rPr>
@@ -5323,6 +5598,7 @@
         <w:spacing w:after="0" w:before="0" w:line="240" w:lineRule="auto"/>
       </w:pPr>
       <w:rPr>
+        <w:rFonts w:eastAsia="黑体"/>
         <w:b/>
         <w:bCs/>
       </w:rPr>
@@ -5340,12 +5616,14 @@
     </w:tblStylePr>
     <w:tblStylePr w:type="firstCol">
       <w:rPr>
+        <w:rFonts w:eastAsia="黑体"/>
         <w:b/>
         <w:bCs/>
       </w:rPr>
     </w:tblStylePr>
     <w:tblStylePr w:type="lastCol">
       <w:rPr>
+        <w:rFonts w:eastAsia="黑体"/>
         <w:b/>
         <w:bCs/>
       </w:rPr>
@@ -5384,6 +5662,7 @@
       <w:spacing w:after="0" w:line="240" w:lineRule="auto"/>
     </w:pPr>
     <w:rPr>
+      <w:rFonts w:eastAsia="黑体"/>
       <w:color w:themeColor="accent5" w:themeShade="BF" w:val="31849B"/>
     </w:rPr>
     <w:tblPr>
@@ -5406,6 +5685,7 @@
         <w:spacing w:after="0" w:before="0" w:line="240" w:lineRule="auto"/>
       </w:pPr>
       <w:rPr>
+        <w:rFonts w:eastAsia="黑体"/>
         <w:b/>
         <w:bCs/>
       </w:rPr>
@@ -5426,6 +5706,7 @@
         <w:spacing w:after="0" w:before="0" w:line="240" w:lineRule="auto"/>
       </w:pPr>
       <w:rPr>
+        <w:rFonts w:eastAsia="黑体"/>
         <w:b/>
         <w:bCs/>
       </w:rPr>
@@ -5443,12 +5724,14 @@
     </w:tblStylePr>
     <w:tblStylePr w:type="firstCol">
       <w:rPr>
+        <w:rFonts w:eastAsia="黑体"/>
         <w:b/>
         <w:bCs/>
       </w:rPr>
     </w:tblStylePr>
     <w:tblStylePr w:type="lastCol">
       <w:rPr>
+        <w:rFonts w:eastAsia="黑体"/>
         <w:b/>
         <w:bCs/>
       </w:rPr>
@@ -5487,6 +5770,7 @@
       <w:spacing w:after="0" w:line="240" w:lineRule="auto"/>
     </w:pPr>
     <w:rPr>
+      <w:rFonts w:eastAsia="黑体"/>
       <w:color w:themeColor="accent6" w:themeShade="BF" w:val="E36C0A"/>
     </w:rPr>
     <w:tblPr>
@@ -5509,6 +5793,7 @@
         <w:spacing w:after="0" w:before="0" w:line="240" w:lineRule="auto"/>
       </w:pPr>
       <w:rPr>
+        <w:rFonts w:eastAsia="黑体"/>
         <w:b/>
         <w:bCs/>
       </w:rPr>
@@ -5529,6 +5814,7 @@
         <w:spacing w:after="0" w:before="0" w:line="240" w:lineRule="auto"/>
       </w:pPr>
       <w:rPr>
+        <w:rFonts w:eastAsia="黑体"/>
         <w:b/>
         <w:bCs/>
       </w:rPr>
@@ -5546,12 +5832,14 @@
     </w:tblStylePr>
     <w:tblStylePr w:type="firstCol">
       <w:rPr>
+        <w:rFonts w:eastAsia="黑体"/>
         <w:b/>
         <w:bCs/>
       </w:rPr>
     </w:tblStylePr>
     <w:tblStylePr w:type="lastCol">
       <w:rPr>
+        <w:rFonts w:eastAsia="黑体"/>
         <w:b/>
         <w:bCs/>
       </w:rPr>
@@ -5611,6 +5899,7 @@
         <w:spacing w:after="0" w:before="0" w:line="240" w:lineRule="auto"/>
       </w:pPr>
       <w:rPr>
+        <w:rFonts w:eastAsia="黑体"/>
         <w:b/>
         <w:bCs/>
         <w:color w:themeColor="background1" w:val="FFFFFF"/>
@@ -5625,6 +5914,7 @@
         <w:spacing w:after="0" w:before="0" w:line="240" w:lineRule="auto"/>
       </w:pPr>
       <w:rPr>
+        <w:rFonts w:eastAsia="黑体"/>
         <w:b/>
         <w:bCs/>
       </w:rPr>
@@ -5640,12 +5930,14 @@
     </w:tblStylePr>
     <w:tblStylePr w:type="firstCol">
       <w:rPr>
+        <w:rFonts w:eastAsia="黑体"/>
         <w:b/>
         <w:bCs/>
       </w:rPr>
     </w:tblStylePr>
     <w:tblStylePr w:type="lastCol">
       <w:rPr>
+        <w:rFonts w:eastAsia="黑体"/>
         <w:b/>
         <w:bCs/>
       </w:rPr>
@@ -5703,6 +5995,7 @@
         <w:spacing w:after="0" w:before="0" w:line="240" w:lineRule="auto"/>
       </w:pPr>
       <w:rPr>
+        <w:rFonts w:eastAsia="黑体"/>
         <w:b/>
         <w:bCs/>
         <w:color w:themeColor="background1" w:val="FFFFFF"/>
@@ -5717,6 +6010,7 @@
         <w:spacing w:after="0" w:before="0" w:line="240" w:lineRule="auto"/>
       </w:pPr>
       <w:rPr>
+        <w:rFonts w:eastAsia="黑体"/>
         <w:b/>
         <w:bCs/>
       </w:rPr>
@@ -5732,12 +6026,14 @@
     </w:tblStylePr>
     <w:tblStylePr w:type="firstCol">
       <w:rPr>
+        <w:rFonts w:eastAsia="黑体"/>
         <w:b/>
         <w:bCs/>
       </w:rPr>
     </w:tblStylePr>
     <w:tblStylePr w:type="lastCol">
       <w:rPr>
+        <w:rFonts w:eastAsia="黑体"/>
         <w:b/>
         <w:bCs/>
       </w:rPr>
@@ -5795,6 +6091,7 @@
         <w:spacing w:after="0" w:before="0" w:line="240" w:lineRule="auto"/>
       </w:pPr>
       <w:rPr>
+        <w:rFonts w:eastAsia="黑体"/>
         <w:b/>
         <w:bCs/>
         <w:color w:themeColor="background1" w:val="FFFFFF"/>
@@ -5809,6 +6106,7 @@
         <w:spacing w:after="0" w:before="0" w:line="240" w:lineRule="auto"/>
       </w:pPr>
       <w:rPr>
+        <w:rFonts w:eastAsia="黑体"/>
         <w:b/>
         <w:bCs/>
       </w:rPr>
@@ -5824,12 +6122,14 @@
     </w:tblStylePr>
     <w:tblStylePr w:type="firstCol">
       <w:rPr>
+        <w:rFonts w:eastAsia="黑体"/>
         <w:b/>
         <w:bCs/>
       </w:rPr>
     </w:tblStylePr>
     <w:tblStylePr w:type="lastCol">
       <w:rPr>
+        <w:rFonts w:eastAsia="黑体"/>
         <w:b/>
         <w:bCs/>
       </w:rPr>
@@ -5887,6 +6187,7 @@
         <w:spacing w:after="0" w:before="0" w:line="240" w:lineRule="auto"/>
       </w:pPr>
       <w:rPr>
+        <w:rFonts w:eastAsia="黑体"/>
         <w:b/>
         <w:bCs/>
         <w:color w:themeColor="background1" w:val="FFFFFF"/>
@@ -5901,6 +6202,7 @@
         <w:spacing w:after="0" w:before="0" w:line="240" w:lineRule="auto"/>
       </w:pPr>
       <w:rPr>
+        <w:rFonts w:eastAsia="黑体"/>
         <w:b/>
         <w:bCs/>
       </w:rPr>
@@ -5916,12 +6218,14 @@
     </w:tblStylePr>
     <w:tblStylePr w:type="firstCol">
       <w:rPr>
+        <w:rFonts w:eastAsia="黑体"/>
         <w:b/>
         <w:bCs/>
       </w:rPr>
     </w:tblStylePr>
     <w:tblStylePr w:type="lastCol">
       <w:rPr>
+        <w:rFonts w:eastAsia="黑体"/>
         <w:b/>
         <w:bCs/>
       </w:rPr>
@@ -5979,6 +6283,7 @@
         <w:spacing w:after="0" w:before="0" w:line="240" w:lineRule="auto"/>
       </w:pPr>
       <w:rPr>
+        <w:rFonts w:eastAsia="黑体"/>
         <w:b/>
         <w:bCs/>
         <w:color w:themeColor="background1" w:val="FFFFFF"/>
@@ -5993,6 +6298,7 @@
         <w:spacing w:after="0" w:before="0" w:line="240" w:lineRule="auto"/>
       </w:pPr>
       <w:rPr>
+        <w:rFonts w:eastAsia="黑体"/>
         <w:b/>
         <w:bCs/>
       </w:rPr>
@@ -6008,12 +6314,14 @@
     </w:tblStylePr>
     <w:tblStylePr w:type="firstCol">
       <w:rPr>
+        <w:rFonts w:eastAsia="黑体"/>
         <w:b/>
         <w:bCs/>
       </w:rPr>
     </w:tblStylePr>
     <w:tblStylePr w:type="lastCol">
       <w:rPr>
+        <w:rFonts w:eastAsia="黑体"/>
         <w:b/>
         <w:bCs/>
       </w:rPr>
@@ -6071,6 +6379,7 @@
         <w:spacing w:after="0" w:before="0" w:line="240" w:lineRule="auto"/>
       </w:pPr>
       <w:rPr>
+        <w:rFonts w:eastAsia="黑体"/>
         <w:b/>
         <w:bCs/>
         <w:color w:themeColor="background1" w:val="FFFFFF"/>
@@ -6085,6 +6394,7 @@
         <w:spacing w:after="0" w:before="0" w:line="240" w:lineRule="auto"/>
       </w:pPr>
       <w:rPr>
+        <w:rFonts w:eastAsia="黑体"/>
         <w:b/>
         <w:bCs/>
       </w:rPr>
@@ -6100,12 +6410,14 @@
     </w:tblStylePr>
     <w:tblStylePr w:type="firstCol">
       <w:rPr>
+        <w:rFonts w:eastAsia="黑体"/>
         <w:b/>
         <w:bCs/>
       </w:rPr>
     </w:tblStylePr>
     <w:tblStylePr w:type="lastCol">
       <w:rPr>
+        <w:rFonts w:eastAsia="黑体"/>
         <w:b/>
         <w:bCs/>
       </w:rPr>
@@ -6163,6 +6475,7 @@
         <w:spacing w:after="0" w:before="0" w:line="240" w:lineRule="auto"/>
       </w:pPr>
       <w:rPr>
+        <w:rFonts w:eastAsia="黑体"/>
         <w:b/>
         <w:bCs/>
         <w:color w:themeColor="background1" w:val="FFFFFF"/>
@@ -6177,6 +6490,7 @@
         <w:spacing w:after="0" w:before="0" w:line="240" w:lineRule="auto"/>
       </w:pPr>
       <w:rPr>
+        <w:rFonts w:eastAsia="黑体"/>
         <w:b/>
         <w:bCs/>
       </w:rPr>
@@ -6192,12 +6506,14 @@
     </w:tblStylePr>
     <w:tblStylePr w:type="firstCol">
       <w:rPr>
+        <w:rFonts w:eastAsia="黑体"/>
         <w:b/>
         <w:bCs/>
       </w:rPr>
     </w:tblStylePr>
     <w:tblStylePr w:type="lastCol">
       <w:rPr>
+        <w:rFonts w:eastAsia="黑体"/>
         <w:b/>
         <w:bCs/>
       </w:rPr>
@@ -6257,7 +6573,7 @@
         <w:spacing w:after="0" w:before="0" w:line="240" w:lineRule="auto"/>
       </w:pPr>
       <w:rPr>
-        <w:rFonts w:asciiTheme="majorHAnsi" w:cstheme="majorBidi" w:eastAsiaTheme="majorEastAsia" w:hAnsiTheme="majorHAnsi"/>
+        <w:rFonts w:asciiTheme="majorHAnsi" w:cstheme="majorBidi" w:hAnsiTheme="majorHAnsi" w:eastAsia="黑体"/>
         <w:b/>
         <w:bCs/>
       </w:rPr>
@@ -6278,7 +6594,7 @@
         <w:spacing w:after="0" w:before="0" w:line="240" w:lineRule="auto"/>
       </w:pPr>
       <w:rPr>
-        <w:rFonts w:asciiTheme="majorHAnsi" w:cstheme="majorBidi" w:eastAsiaTheme="majorEastAsia" w:hAnsiTheme="majorHAnsi"/>
+        <w:rFonts w:asciiTheme="majorHAnsi" w:cstheme="majorBidi" w:hAnsiTheme="majorHAnsi" w:eastAsia="黑体"/>
         <w:b/>
         <w:bCs/>
       </w:rPr>
@@ -6296,14 +6612,14 @@
     </w:tblStylePr>
     <w:tblStylePr w:type="firstCol">
       <w:rPr>
-        <w:rFonts w:asciiTheme="majorHAnsi" w:cstheme="majorBidi" w:eastAsiaTheme="majorEastAsia" w:hAnsiTheme="majorHAnsi"/>
+        <w:rFonts w:asciiTheme="majorHAnsi" w:cstheme="majorBidi" w:hAnsiTheme="majorHAnsi" w:eastAsia="黑体"/>
         <w:b/>
         <w:bCs/>
       </w:rPr>
     </w:tblStylePr>
     <w:tblStylePr w:type="lastCol">
       <w:rPr>
-        <w:rFonts w:asciiTheme="majorHAnsi" w:cstheme="majorBidi" w:eastAsiaTheme="majorEastAsia" w:hAnsiTheme="majorHAnsi"/>
+        <w:rFonts w:asciiTheme="majorHAnsi" w:cstheme="majorBidi" w:hAnsiTheme="majorHAnsi" w:eastAsia="黑体"/>
         <w:b/>
         <w:bCs/>
       </w:rPr>
@@ -6387,7 +6703,7 @@
         <w:spacing w:after="0" w:before="0" w:line="240" w:lineRule="auto"/>
       </w:pPr>
       <w:rPr>
-        <w:rFonts w:asciiTheme="majorHAnsi" w:cstheme="majorBidi" w:eastAsiaTheme="majorEastAsia" w:hAnsiTheme="majorHAnsi"/>
+        <w:rFonts w:asciiTheme="majorHAnsi" w:cstheme="majorBidi" w:hAnsiTheme="majorHAnsi" w:eastAsia="黑体"/>
         <w:b/>
         <w:bCs/>
       </w:rPr>
@@ -6408,7 +6724,7 @@
         <w:spacing w:after="0" w:before="0" w:line="240" w:lineRule="auto"/>
       </w:pPr>
       <w:rPr>
-        <w:rFonts w:asciiTheme="majorHAnsi" w:cstheme="majorBidi" w:eastAsiaTheme="majorEastAsia" w:hAnsiTheme="majorHAnsi"/>
+        <w:rFonts w:asciiTheme="majorHAnsi" w:cstheme="majorBidi" w:hAnsiTheme="majorHAnsi" w:eastAsia="黑体"/>
         <w:b/>
         <w:bCs/>
       </w:rPr>
@@ -6426,14 +6742,14 @@
     </w:tblStylePr>
     <w:tblStylePr w:type="firstCol">
       <w:rPr>
-        <w:rFonts w:asciiTheme="majorHAnsi" w:cstheme="majorBidi" w:eastAsiaTheme="majorEastAsia" w:hAnsiTheme="majorHAnsi"/>
+        <w:rFonts w:asciiTheme="majorHAnsi" w:cstheme="majorBidi" w:hAnsiTheme="majorHAnsi" w:eastAsia="黑体"/>
         <w:b/>
         <w:bCs/>
       </w:rPr>
     </w:tblStylePr>
     <w:tblStylePr w:type="lastCol">
       <w:rPr>
-        <w:rFonts w:asciiTheme="majorHAnsi" w:cstheme="majorBidi" w:eastAsiaTheme="majorEastAsia" w:hAnsiTheme="majorHAnsi"/>
+        <w:rFonts w:asciiTheme="majorHAnsi" w:cstheme="majorBidi" w:hAnsiTheme="majorHAnsi" w:eastAsia="黑体"/>
         <w:b/>
         <w:bCs/>
       </w:rPr>
@@ -6517,7 +6833,7 @@
         <w:spacing w:after="0" w:before="0" w:line="240" w:lineRule="auto"/>
       </w:pPr>
       <w:rPr>
-        <w:rFonts w:asciiTheme="majorHAnsi" w:cstheme="majorBidi" w:eastAsiaTheme="majorEastAsia" w:hAnsiTheme="majorHAnsi"/>
+        <w:rFonts w:asciiTheme="majorHAnsi" w:cstheme="majorBidi" w:hAnsiTheme="majorHAnsi" w:eastAsia="黑体"/>
         <w:b/>
         <w:bCs/>
       </w:rPr>
@@ -6538,7 +6854,7 @@
         <w:spacing w:after="0" w:before="0" w:line="240" w:lineRule="auto"/>
       </w:pPr>
       <w:rPr>
-        <w:rFonts w:asciiTheme="majorHAnsi" w:cstheme="majorBidi" w:eastAsiaTheme="majorEastAsia" w:hAnsiTheme="majorHAnsi"/>
+        <w:rFonts w:asciiTheme="majorHAnsi" w:cstheme="majorBidi" w:hAnsiTheme="majorHAnsi" w:eastAsia="黑体"/>
         <w:b/>
         <w:bCs/>
       </w:rPr>
@@ -6556,14 +6872,14 @@
     </w:tblStylePr>
     <w:tblStylePr w:type="firstCol">
       <w:rPr>
-        <w:rFonts w:asciiTheme="majorHAnsi" w:cstheme="majorBidi" w:eastAsiaTheme="majorEastAsia" w:hAnsiTheme="majorHAnsi"/>
+        <w:rFonts w:asciiTheme="majorHAnsi" w:cstheme="majorBidi" w:hAnsiTheme="majorHAnsi" w:eastAsia="黑体"/>
         <w:b/>
         <w:bCs/>
       </w:rPr>
     </w:tblStylePr>
     <w:tblStylePr w:type="lastCol">
       <w:rPr>
-        <w:rFonts w:asciiTheme="majorHAnsi" w:cstheme="majorBidi" w:eastAsiaTheme="majorEastAsia" w:hAnsiTheme="majorHAnsi"/>
+        <w:rFonts w:asciiTheme="majorHAnsi" w:cstheme="majorBidi" w:hAnsiTheme="majorHAnsi" w:eastAsia="黑体"/>
         <w:b/>
         <w:bCs/>
       </w:rPr>
@@ -6647,7 +6963,7 @@
         <w:spacing w:after="0" w:before="0" w:line="240" w:lineRule="auto"/>
       </w:pPr>
       <w:rPr>
-        <w:rFonts w:asciiTheme="majorHAnsi" w:cstheme="majorBidi" w:eastAsiaTheme="majorEastAsia" w:hAnsiTheme="majorHAnsi"/>
+        <w:rFonts w:asciiTheme="majorHAnsi" w:cstheme="majorBidi" w:hAnsiTheme="majorHAnsi" w:eastAsia="黑体"/>
         <w:b/>
         <w:bCs/>
       </w:rPr>
@@ -6668,7 +6984,7 @@
         <w:spacing w:after="0" w:before="0" w:line="240" w:lineRule="auto"/>
       </w:pPr>
       <w:rPr>
-        <w:rFonts w:asciiTheme="majorHAnsi" w:cstheme="majorBidi" w:eastAsiaTheme="majorEastAsia" w:hAnsiTheme="majorHAnsi"/>
+        <w:rFonts w:asciiTheme="majorHAnsi" w:cstheme="majorBidi" w:hAnsiTheme="majorHAnsi" w:eastAsia="黑体"/>
         <w:b/>
         <w:bCs/>
       </w:rPr>
@@ -6686,14 +7002,14 @@
     </w:tblStylePr>
     <w:tblStylePr w:type="firstCol">
       <w:rPr>
-        <w:rFonts w:asciiTheme="majorHAnsi" w:cstheme="majorBidi" w:eastAsiaTheme="majorEastAsia" w:hAnsiTheme="majorHAnsi"/>
+        <w:rFonts w:asciiTheme="majorHAnsi" w:cstheme="majorBidi" w:hAnsiTheme="majorHAnsi" w:eastAsia="黑体"/>
         <w:b/>
         <w:bCs/>
       </w:rPr>
     </w:tblStylePr>
     <w:tblStylePr w:type="lastCol">
       <w:rPr>
-        <w:rFonts w:asciiTheme="majorHAnsi" w:cstheme="majorBidi" w:eastAsiaTheme="majorEastAsia" w:hAnsiTheme="majorHAnsi"/>
+        <w:rFonts w:asciiTheme="majorHAnsi" w:cstheme="majorBidi" w:hAnsiTheme="majorHAnsi" w:eastAsia="黑体"/>
         <w:b/>
         <w:bCs/>
       </w:rPr>
@@ -6777,7 +7093,7 @@
         <w:spacing w:after="0" w:before="0" w:line="240" w:lineRule="auto"/>
       </w:pPr>
       <w:rPr>
-        <w:rFonts w:asciiTheme="majorHAnsi" w:cstheme="majorBidi" w:eastAsiaTheme="majorEastAsia" w:hAnsiTheme="majorHAnsi"/>
+        <w:rFonts w:asciiTheme="majorHAnsi" w:cstheme="majorBidi" w:hAnsiTheme="majorHAnsi" w:eastAsia="黑体"/>
         <w:b/>
         <w:bCs/>
       </w:rPr>
@@ -6798,7 +7114,7 @@
         <w:spacing w:after="0" w:before="0" w:line="240" w:lineRule="auto"/>
       </w:pPr>
       <w:rPr>
-        <w:rFonts w:asciiTheme="majorHAnsi" w:cstheme="majorBidi" w:eastAsiaTheme="majorEastAsia" w:hAnsiTheme="majorHAnsi"/>
+        <w:rFonts w:asciiTheme="majorHAnsi" w:cstheme="majorBidi" w:hAnsiTheme="majorHAnsi" w:eastAsia="黑体"/>
         <w:b/>
         <w:bCs/>
       </w:rPr>
@@ -6816,14 +7132,14 @@
     </w:tblStylePr>
     <w:tblStylePr w:type="firstCol">
       <w:rPr>
-        <w:rFonts w:asciiTheme="majorHAnsi" w:cstheme="majorBidi" w:eastAsiaTheme="majorEastAsia" w:hAnsiTheme="majorHAnsi"/>
+        <w:rFonts w:asciiTheme="majorHAnsi" w:cstheme="majorBidi" w:hAnsiTheme="majorHAnsi" w:eastAsia="黑体"/>
         <w:b/>
         <w:bCs/>
       </w:rPr>
     </w:tblStylePr>
     <w:tblStylePr w:type="lastCol">
       <w:rPr>
-        <w:rFonts w:asciiTheme="majorHAnsi" w:cstheme="majorBidi" w:eastAsiaTheme="majorEastAsia" w:hAnsiTheme="majorHAnsi"/>
+        <w:rFonts w:asciiTheme="majorHAnsi" w:cstheme="majorBidi" w:hAnsiTheme="majorHAnsi" w:eastAsia="黑体"/>
         <w:b/>
         <w:bCs/>
       </w:rPr>
@@ -6907,7 +7223,7 @@
         <w:spacing w:after="0" w:before="0" w:line="240" w:lineRule="auto"/>
       </w:pPr>
       <w:rPr>
-        <w:rFonts w:asciiTheme="majorHAnsi" w:cstheme="majorBidi" w:eastAsiaTheme="majorEastAsia" w:hAnsiTheme="majorHAnsi"/>
+        <w:rFonts w:asciiTheme="majorHAnsi" w:cstheme="majorBidi" w:hAnsiTheme="majorHAnsi" w:eastAsia="黑体"/>
         <w:b/>
         <w:bCs/>
       </w:rPr>
@@ -6928,7 +7244,7 @@
         <w:spacing w:after="0" w:before="0" w:line="240" w:lineRule="auto"/>
       </w:pPr>
       <w:rPr>
-        <w:rFonts w:asciiTheme="majorHAnsi" w:cstheme="majorBidi" w:eastAsiaTheme="majorEastAsia" w:hAnsiTheme="majorHAnsi"/>
+        <w:rFonts w:asciiTheme="majorHAnsi" w:cstheme="majorBidi" w:hAnsiTheme="majorHAnsi" w:eastAsia="黑体"/>
         <w:b/>
         <w:bCs/>
       </w:rPr>
@@ -6946,14 +7262,14 @@
     </w:tblStylePr>
     <w:tblStylePr w:type="firstCol">
       <w:rPr>
-        <w:rFonts w:asciiTheme="majorHAnsi" w:cstheme="majorBidi" w:eastAsiaTheme="majorEastAsia" w:hAnsiTheme="majorHAnsi"/>
+        <w:rFonts w:asciiTheme="majorHAnsi" w:cstheme="majorBidi" w:hAnsiTheme="majorHAnsi" w:eastAsia="黑体"/>
         <w:b/>
         <w:bCs/>
       </w:rPr>
     </w:tblStylePr>
     <w:tblStylePr w:type="lastCol">
       <w:rPr>
-        <w:rFonts w:asciiTheme="majorHAnsi" w:cstheme="majorBidi" w:eastAsiaTheme="majorEastAsia" w:hAnsiTheme="majorHAnsi"/>
+        <w:rFonts w:asciiTheme="majorHAnsi" w:cstheme="majorBidi" w:hAnsiTheme="majorHAnsi" w:eastAsia="黑体"/>
         <w:b/>
         <w:bCs/>
       </w:rPr>
@@ -7037,7 +7353,7 @@
         <w:spacing w:after="0" w:before="0" w:line="240" w:lineRule="auto"/>
       </w:pPr>
       <w:rPr>
-        <w:rFonts w:asciiTheme="majorHAnsi" w:cstheme="majorBidi" w:eastAsiaTheme="majorEastAsia" w:hAnsiTheme="majorHAnsi"/>
+        <w:rFonts w:asciiTheme="majorHAnsi" w:cstheme="majorBidi" w:hAnsiTheme="majorHAnsi" w:eastAsia="黑体"/>
         <w:b/>
         <w:bCs/>
       </w:rPr>
@@ -7058,7 +7374,7 @@
         <w:spacing w:after="0" w:before="0" w:line="240" w:lineRule="auto"/>
       </w:pPr>
       <w:rPr>
-        <w:rFonts w:asciiTheme="majorHAnsi" w:cstheme="majorBidi" w:eastAsiaTheme="majorEastAsia" w:hAnsiTheme="majorHAnsi"/>
+        <w:rFonts w:asciiTheme="majorHAnsi" w:cstheme="majorBidi" w:hAnsiTheme="majorHAnsi" w:eastAsia="黑体"/>
         <w:b/>
         <w:bCs/>
       </w:rPr>
@@ -7076,14 +7392,14 @@
     </w:tblStylePr>
     <w:tblStylePr w:type="firstCol">
       <w:rPr>
-        <w:rFonts w:asciiTheme="majorHAnsi" w:cstheme="majorBidi" w:eastAsiaTheme="majorEastAsia" w:hAnsiTheme="majorHAnsi"/>
+        <w:rFonts w:asciiTheme="majorHAnsi" w:cstheme="majorBidi" w:hAnsiTheme="majorHAnsi" w:eastAsia="黑体"/>
         <w:b/>
         <w:bCs/>
       </w:rPr>
     </w:tblStylePr>
     <w:tblStylePr w:type="lastCol">
       <w:rPr>
-        <w:rFonts w:asciiTheme="majorHAnsi" w:cstheme="majorBidi" w:eastAsiaTheme="majorEastAsia" w:hAnsiTheme="majorHAnsi"/>
+        <w:rFonts w:asciiTheme="majorHAnsi" w:cstheme="majorBidi" w:hAnsiTheme="majorHAnsi" w:eastAsia="黑体"/>
         <w:b/>
         <w:bCs/>
       </w:rPr>
@@ -7166,6 +7482,7 @@
         <w:spacing w:after="0" w:before="0" w:line="240" w:lineRule="auto"/>
       </w:pPr>
       <w:rPr>
+        <w:rFonts w:eastAsia="黑体"/>
         <w:b/>
         <w:bCs/>
         <w:color w:themeColor="background1" w:val="FFFFFF"/>
@@ -7188,6 +7505,7 @@
         <w:spacing w:after="0" w:before="0" w:line="240" w:lineRule="auto"/>
       </w:pPr>
       <w:rPr>
+        <w:rFonts w:eastAsia="黑体"/>
         <w:b/>
         <w:bCs/>
       </w:rPr>
@@ -7205,12 +7523,14 @@
     </w:tblStylePr>
     <w:tblStylePr w:type="firstCol">
       <w:rPr>
+        <w:rFonts w:eastAsia="黑体"/>
         <w:b/>
         <w:bCs/>
       </w:rPr>
     </w:tblStylePr>
     <w:tblStylePr w:type="lastCol">
       <w:rPr>
+        <w:rFonts w:eastAsia="黑体"/>
         <w:b/>
         <w:bCs/>
       </w:rPr>
@@ -7272,6 +7592,7 @@
         <w:spacing w:after="0" w:before="0" w:line="240" w:lineRule="auto"/>
       </w:pPr>
       <w:rPr>
+        <w:rFonts w:eastAsia="黑体"/>
         <w:b/>
         <w:bCs/>
         <w:color w:themeColor="background1" w:val="FFFFFF"/>
@@ -7294,6 +7615,7 @@
         <w:spacing w:after="0" w:before="0" w:line="240" w:lineRule="auto"/>
       </w:pPr>
       <w:rPr>
+        <w:rFonts w:eastAsia="黑体"/>
         <w:b/>
         <w:bCs/>
       </w:rPr>
@@ -7311,12 +7633,14 @@
     </w:tblStylePr>
     <w:tblStylePr w:type="firstCol">
       <w:rPr>
+        <w:rFonts w:eastAsia="黑体"/>
         <w:b/>
         <w:bCs/>
       </w:rPr>
     </w:tblStylePr>
     <w:tblStylePr w:type="lastCol">
       <w:rPr>
+        <w:rFonts w:eastAsia="黑体"/>
         <w:b/>
         <w:bCs/>
       </w:rPr>
@@ -7378,6 +7702,7 @@
         <w:spacing w:after="0" w:before="0" w:line="240" w:lineRule="auto"/>
       </w:pPr>
       <w:rPr>
+        <w:rFonts w:eastAsia="黑体"/>
         <w:b/>
         <w:bCs/>
         <w:color w:themeColor="background1" w:val="FFFFFF"/>
@@ -7400,6 +7725,7 @@
         <w:spacing w:after="0" w:before="0" w:line="240" w:lineRule="auto"/>
       </w:pPr>
       <w:rPr>
+        <w:rFonts w:eastAsia="黑体"/>
         <w:b/>
         <w:bCs/>
       </w:rPr>
@@ -7417,12 +7743,14 @@
     </w:tblStylePr>
     <w:tblStylePr w:type="firstCol">
       <w:rPr>
+        <w:rFonts w:eastAsia="黑体"/>
         <w:b/>
         <w:bCs/>
       </w:rPr>
     </w:tblStylePr>
     <w:tblStylePr w:type="lastCol">
       <w:rPr>
+        <w:rFonts w:eastAsia="黑体"/>
         <w:b/>
         <w:bCs/>
       </w:rPr>
@@ -7484,6 +7812,7 @@
         <w:spacing w:after="0" w:before="0" w:line="240" w:lineRule="auto"/>
       </w:pPr>
       <w:rPr>
+        <w:rFonts w:eastAsia="黑体"/>
         <w:b/>
         <w:bCs/>
         <w:color w:themeColor="background1" w:val="FFFFFF"/>
@@ -7506,6 +7835,7 @@
         <w:spacing w:after="0" w:before="0" w:line="240" w:lineRule="auto"/>
       </w:pPr>
       <w:rPr>
+        <w:rFonts w:eastAsia="黑体"/>
         <w:b/>
         <w:bCs/>
       </w:rPr>
@@ -7523,12 +7853,14 @@
     </w:tblStylePr>
     <w:tblStylePr w:type="firstCol">
       <w:rPr>
+        <w:rFonts w:eastAsia="黑体"/>
         <w:b/>
         <w:bCs/>
       </w:rPr>
     </w:tblStylePr>
     <w:tblStylePr w:type="lastCol">
       <w:rPr>
+        <w:rFonts w:eastAsia="黑体"/>
         <w:b/>
         <w:bCs/>
       </w:rPr>
@@ -7590,6 +7922,7 @@
         <w:spacing w:after="0" w:before="0" w:line="240" w:lineRule="auto"/>
       </w:pPr>
       <w:rPr>
+        <w:rFonts w:eastAsia="黑体"/>
         <w:b/>
         <w:bCs/>
         <w:color w:themeColor="background1" w:val="FFFFFF"/>
@@ -7612,6 +7945,7 @@
         <w:spacing w:after="0" w:before="0" w:line="240" w:lineRule="auto"/>
       </w:pPr>
       <w:rPr>
+        <w:rFonts w:eastAsia="黑体"/>
         <w:b/>
         <w:bCs/>
       </w:rPr>
@@ -7629,12 +7963,14 @@
     </w:tblStylePr>
     <w:tblStylePr w:type="firstCol">
       <w:rPr>
+        <w:rFonts w:eastAsia="黑体"/>
         <w:b/>
         <w:bCs/>
       </w:rPr>
     </w:tblStylePr>
     <w:tblStylePr w:type="lastCol">
       <w:rPr>
+        <w:rFonts w:eastAsia="黑体"/>
         <w:b/>
         <w:bCs/>
       </w:rPr>
@@ -7696,6 +8032,7 @@
         <w:spacing w:after="0" w:before="0" w:line="240" w:lineRule="auto"/>
       </w:pPr>
       <w:rPr>
+        <w:rFonts w:eastAsia="黑体"/>
         <w:b/>
         <w:bCs/>
         <w:color w:themeColor="background1" w:val="FFFFFF"/>
@@ -7718,6 +8055,7 @@
         <w:spacing w:after="0" w:before="0" w:line="240" w:lineRule="auto"/>
       </w:pPr>
       <w:rPr>
+        <w:rFonts w:eastAsia="黑体"/>
         <w:b/>
         <w:bCs/>
       </w:rPr>
@@ -7735,12 +8073,14 @@
     </w:tblStylePr>
     <w:tblStylePr w:type="firstCol">
       <w:rPr>
+        <w:rFonts w:eastAsia="黑体"/>
         <w:b/>
         <w:bCs/>
       </w:rPr>
     </w:tblStylePr>
     <w:tblStylePr w:type="lastCol">
       <w:rPr>
+        <w:rFonts w:eastAsia="黑体"/>
         <w:b/>
         <w:bCs/>
       </w:rPr>
@@ -7802,6 +8142,7 @@
         <w:spacing w:after="0" w:before="0" w:line="240" w:lineRule="auto"/>
       </w:pPr>
       <w:rPr>
+        <w:rFonts w:eastAsia="黑体"/>
         <w:b/>
         <w:bCs/>
         <w:color w:themeColor="background1" w:val="FFFFFF"/>
@@ -7824,6 +8165,7 @@
         <w:spacing w:after="0" w:before="0" w:line="240" w:lineRule="auto"/>
       </w:pPr>
       <w:rPr>
+        <w:rFonts w:eastAsia="黑体"/>
         <w:b/>
         <w:bCs/>
       </w:rPr>
@@ -7841,12 +8183,14 @@
     </w:tblStylePr>
     <w:tblStylePr w:type="firstCol">
       <w:rPr>
+        <w:rFonts w:eastAsia="黑体"/>
         <w:b/>
         <w:bCs/>
       </w:rPr>
     </w:tblStylePr>
     <w:tblStylePr w:type="lastCol">
       <w:rPr>
+        <w:rFonts w:eastAsia="黑体"/>
         <w:b/>
         <w:bCs/>
       </w:rPr>
@@ -7905,6 +8249,7 @@
         <w:spacing w:after="0" w:before="0" w:line="240" w:lineRule="auto"/>
       </w:pPr>
       <w:rPr>
+        <w:rFonts w:eastAsia="黑体"/>
         <w:b/>
         <w:bCs/>
         <w:color w:themeColor="background1" w:val="FFFFFF"/>
@@ -7927,6 +8272,7 @@
         <w:spacing w:after="0" w:before="0" w:line="240" w:lineRule="auto"/>
       </w:pPr>
       <w:rPr>
+        <w:rFonts w:eastAsia="黑体"/>
         <w:color w:val="auto"/>
       </w:rPr>
       <w:tblPr/>
@@ -7944,6 +8290,7 @@
     </w:tblStylePr>
     <w:tblStylePr w:type="firstCol">
       <w:rPr>
+        <w:rFonts w:eastAsia="黑体"/>
         <w:b/>
         <w:bCs/>
         <w:color w:themeColor="background1" w:val="FFFFFF"/>
@@ -7963,6 +8310,7 @@
     </w:tblStylePr>
     <w:tblStylePr w:type="lastCol">
       <w:rPr>
+        <w:rFonts w:eastAsia="黑体"/>
         <w:b/>
         <w:bCs/>
         <w:color w:themeColor="background1" w:val="FFFFFF"/>
@@ -8011,6 +8359,7 @@
     </w:tblStylePr>
     <w:tblStylePr w:type="nwCell">
       <w:rPr>
+        <w:rFonts w:eastAsia="黑体"/>
         <w:color w:themeColor="background1" w:val="FFFFFF"/>
       </w:rPr>
       <w:tblPr/>
@@ -8054,6 +8403,7 @@
         <w:spacing w:after="0" w:before="0" w:line="240" w:lineRule="auto"/>
       </w:pPr>
       <w:rPr>
+        <w:rFonts w:eastAsia="黑体"/>
         <w:b/>
         <w:bCs/>
         <w:color w:themeColor="background1" w:val="FFFFFF"/>
@@ -8076,6 +8426,7 @@
         <w:spacing w:after="0" w:before="0" w:line="240" w:lineRule="auto"/>
       </w:pPr>
       <w:rPr>
+        <w:rFonts w:eastAsia="黑体"/>
         <w:color w:val="auto"/>
       </w:rPr>
       <w:tblPr/>
@@ -8093,6 +8444,7 @@
     </w:tblStylePr>
     <w:tblStylePr w:type="firstCol">
       <w:rPr>
+        <w:rFonts w:eastAsia="黑体"/>
         <w:b/>
         <w:bCs/>
         <w:color w:themeColor="background1" w:val="FFFFFF"/>
@@ -8112,6 +8464,7 @@
     </w:tblStylePr>
     <w:tblStylePr w:type="lastCol">
       <w:rPr>
+        <w:rFonts w:eastAsia="黑体"/>
         <w:b/>
         <w:bCs/>
         <w:color w:themeColor="background1" w:val="FFFFFF"/>
@@ -8160,6 +8513,7 @@
     </w:tblStylePr>
     <w:tblStylePr w:type="nwCell">
       <w:rPr>
+        <w:rFonts w:eastAsia="黑体"/>
         <w:color w:themeColor="background1" w:val="FFFFFF"/>
       </w:rPr>
       <w:tblPr/>
@@ -8203,6 +8557,7 @@
         <w:spacing w:after="0" w:before="0" w:line="240" w:lineRule="auto"/>
       </w:pPr>
       <w:rPr>
+        <w:rFonts w:eastAsia="黑体"/>
         <w:b/>
         <w:bCs/>
         <w:color w:themeColor="background1" w:val="FFFFFF"/>
@@ -8225,6 +8580,7 @@
         <w:spacing w:after="0" w:before="0" w:line="240" w:lineRule="auto"/>
       </w:pPr>
       <w:rPr>
+        <w:rFonts w:eastAsia="黑体"/>
         <w:color w:val="auto"/>
       </w:rPr>
       <w:tblPr/>
@@ -8242,6 +8598,7 @@
     </w:tblStylePr>
     <w:tblStylePr w:type="firstCol">
       <w:rPr>
+        <w:rFonts w:eastAsia="黑体"/>
         <w:b/>
         <w:bCs/>
         <w:color w:themeColor="background1" w:val="FFFFFF"/>
@@ -8261,6 +8618,7 @@
     </w:tblStylePr>
     <w:tblStylePr w:type="lastCol">
       <w:rPr>
+        <w:rFonts w:eastAsia="黑体"/>
         <w:b/>
         <w:bCs/>
         <w:color w:themeColor="background1" w:val="FFFFFF"/>
@@ -8309,6 +8667,7 @@
     </w:tblStylePr>
     <w:tblStylePr w:type="nwCell">
       <w:rPr>
+        <w:rFonts w:eastAsia="黑体"/>
         <w:color w:themeColor="background1" w:val="FFFFFF"/>
       </w:rPr>
       <w:tblPr/>
@@ -8352,6 +8711,7 @@
         <w:spacing w:after="0" w:before="0" w:line="240" w:lineRule="auto"/>
       </w:pPr>
       <w:rPr>
+        <w:rFonts w:eastAsia="黑体"/>
         <w:b/>
         <w:bCs/>
         <w:color w:themeColor="background1" w:val="FFFFFF"/>
@@ -8374,6 +8734,7 @@
         <w:spacing w:after="0" w:before="0" w:line="240" w:lineRule="auto"/>
       </w:pPr>
       <w:rPr>
+        <w:rFonts w:eastAsia="黑体"/>
         <w:color w:val="auto"/>
       </w:rPr>
       <w:tblPr/>
@@ -8391,6 +8752,7 @@
     </w:tblStylePr>
     <w:tblStylePr w:type="firstCol">
       <w:rPr>
+        <w:rFonts w:eastAsia="黑体"/>
         <w:b/>
         <w:bCs/>
         <w:color w:themeColor="background1" w:val="FFFFFF"/>
@@ -8410,6 +8772,7 @@
     </w:tblStylePr>
     <w:tblStylePr w:type="lastCol">
       <w:rPr>
+        <w:rFonts w:eastAsia="黑体"/>
         <w:b/>
         <w:bCs/>
         <w:color w:themeColor="background1" w:val="FFFFFF"/>
@@ -8458,6 +8821,7 @@
     </w:tblStylePr>
     <w:tblStylePr w:type="nwCell">
       <w:rPr>
+        <w:rFonts w:eastAsia="黑体"/>
         <w:color w:themeColor="background1" w:val="FFFFFF"/>
       </w:rPr>
       <w:tblPr/>
@@ -8501,6 +8865,7 @@
         <w:spacing w:after="0" w:before="0" w:line="240" w:lineRule="auto"/>
       </w:pPr>
       <w:rPr>
+        <w:rFonts w:eastAsia="黑体"/>
         <w:b/>
         <w:bCs/>
         <w:color w:themeColor="background1" w:val="FFFFFF"/>
@@ -8523,6 +8888,7 @@
         <w:spacing w:after="0" w:before="0" w:line="240" w:lineRule="auto"/>
       </w:pPr>
       <w:rPr>
+        <w:rFonts w:eastAsia="黑体"/>
         <w:color w:val="auto"/>
       </w:rPr>
       <w:tblPr/>
@@ -8540,6 +8906,7 @@
     </w:tblStylePr>
     <w:tblStylePr w:type="firstCol">
       <w:rPr>
+        <w:rFonts w:eastAsia="黑体"/>
         <w:b/>
         <w:bCs/>
         <w:color w:themeColor="background1" w:val="FFFFFF"/>
@@ -8559,6 +8926,7 @@
     </w:tblStylePr>
     <w:tblStylePr w:type="lastCol">
       <w:rPr>
+        <w:rFonts w:eastAsia="黑体"/>
         <w:b/>
         <w:bCs/>
         <w:color w:themeColor="background1" w:val="FFFFFF"/>
@@ -8607,6 +8975,7 @@
     </w:tblStylePr>
     <w:tblStylePr w:type="nwCell">
       <w:rPr>
+        <w:rFonts w:eastAsia="黑体"/>
         <w:color w:themeColor="background1" w:val="FFFFFF"/>
       </w:rPr>
       <w:tblPr/>
@@ -8650,6 +9019,7 @@
         <w:spacing w:after="0" w:before="0" w:line="240" w:lineRule="auto"/>
       </w:pPr>
       <w:rPr>
+        <w:rFonts w:eastAsia="黑体"/>
         <w:b/>
         <w:bCs/>
         <w:color w:themeColor="background1" w:val="FFFFFF"/>
@@ -8672,6 +9042,7 @@
         <w:spacing w:after="0" w:before="0" w:line="240" w:lineRule="auto"/>
       </w:pPr>
       <w:rPr>
+        <w:rFonts w:eastAsia="黑体"/>
         <w:color w:val="auto"/>
       </w:rPr>
       <w:tblPr/>
@@ -8689,6 +9060,7 @@
     </w:tblStylePr>
     <w:tblStylePr w:type="firstCol">
       <w:rPr>
+        <w:rFonts w:eastAsia="黑体"/>
         <w:b/>
         <w:bCs/>
         <w:color w:themeColor="background1" w:val="FFFFFF"/>
@@ -8708,6 +9080,7 @@
     </w:tblStylePr>
     <w:tblStylePr w:type="lastCol">
       <w:rPr>
+        <w:rFonts w:eastAsia="黑体"/>
         <w:b/>
         <w:bCs/>
         <w:color w:themeColor="background1" w:val="FFFFFF"/>
@@ -8756,6 +9129,7 @@
     </w:tblStylePr>
     <w:tblStylePr w:type="nwCell">
       <w:rPr>
+        <w:rFonts w:eastAsia="黑体"/>
         <w:color w:themeColor="background1" w:val="FFFFFF"/>
       </w:rPr>
       <w:tblPr/>
@@ -8799,6 +9173,7 @@
         <w:spacing w:after="0" w:before="0" w:line="240" w:lineRule="auto"/>
       </w:pPr>
       <w:rPr>
+        <w:rFonts w:eastAsia="黑体"/>
         <w:b/>
         <w:bCs/>
         <w:color w:themeColor="background1" w:val="FFFFFF"/>
@@ -8821,6 +9196,7 @@
         <w:spacing w:after="0" w:before="0" w:line="240" w:lineRule="auto"/>
       </w:pPr>
       <w:rPr>
+        <w:rFonts w:eastAsia="黑体"/>
         <w:color w:val="auto"/>
       </w:rPr>
       <w:tblPr/>
@@ -8838,6 +9214,7 @@
     </w:tblStylePr>
     <w:tblStylePr w:type="firstCol">
       <w:rPr>
+        <w:rFonts w:eastAsia="黑体"/>
         <w:b/>
         <w:bCs/>
         <w:color w:themeColor="background1" w:val="FFFFFF"/>
@@ -8857,6 +9234,7 @@
     </w:tblStylePr>
     <w:tblStylePr w:type="lastCol">
       <w:rPr>
+        <w:rFonts w:eastAsia="黑体"/>
         <w:b/>
         <w:bCs/>
         <w:color w:themeColor="background1" w:val="FFFFFF"/>
@@ -8905,6 +9283,7 @@
     </w:tblStylePr>
     <w:tblStylePr w:type="nwCell">
       <w:rPr>
+        <w:rFonts w:eastAsia="黑体"/>
         <w:color w:themeColor="background1" w:val="FFFFFF"/>
       </w:rPr>
       <w:tblPr/>
@@ -8929,6 +9308,7 @@
       <w:spacing w:after="0" w:line="240" w:lineRule="auto"/>
     </w:pPr>
     <w:rPr>
+      <w:rFonts w:eastAsia="黑体"/>
       <w:color w:themeColor="text1" w:val="000000"/>
     </w:rPr>
     <w:tblPr>
@@ -8948,7 +9328,7 @@
     </w:tblPr>
     <w:tblStylePr w:type="firstRow">
       <w:rPr>
-        <w:rFonts w:asciiTheme="majorHAnsi" w:cstheme="majorBidi" w:eastAsiaTheme="majorEastAsia" w:hAnsiTheme="majorHAnsi"/>
+        <w:rFonts w:asciiTheme="majorHAnsi" w:cstheme="majorBidi" w:hAnsiTheme="majorHAnsi" w:eastAsia="黑体"/>
       </w:rPr>
       <w:tblPr/>
       <w:tcPr>
@@ -8960,6 +9340,7 @@
     </w:tblStylePr>
     <w:tblStylePr w:type="lastRow">
       <w:rPr>
+        <w:rFonts w:eastAsia="黑体"/>
         <w:b/>
         <w:bCs/>
         <w:color w:themeColor="text2" w:val="1F497D"/>
@@ -8974,12 +9355,14 @@
     </w:tblStylePr>
     <w:tblStylePr w:type="firstCol">
       <w:rPr>
+        <w:rFonts w:eastAsia="黑体"/>
         <w:b/>
         <w:bCs/>
       </w:rPr>
     </w:tblStylePr>
     <w:tblStylePr w:type="lastCol">
       <w:rPr>
+        <w:rFonts w:eastAsia="黑体"/>
         <w:b/>
         <w:bCs/>
       </w:rPr>
@@ -9013,6 +9396,7 @@
       <w:spacing w:after="0" w:line="240" w:lineRule="auto"/>
     </w:pPr>
     <w:rPr>
+      <w:rFonts w:eastAsia="黑体"/>
       <w:color w:themeColor="text1" w:val="000000"/>
     </w:rPr>
     <w:tblPr>
@@ -9032,7 +9416,7 @@
     </w:tblPr>
     <w:tblStylePr w:type="firstRow">
       <w:rPr>
-        <w:rFonts w:asciiTheme="majorHAnsi" w:cstheme="majorBidi" w:eastAsiaTheme="majorEastAsia" w:hAnsiTheme="majorHAnsi"/>
+        <w:rFonts w:asciiTheme="majorHAnsi" w:cstheme="majorBidi" w:hAnsiTheme="majorHAnsi" w:eastAsia="黑体"/>
       </w:rPr>
       <w:tblPr/>
       <w:tcPr>
@@ -9044,6 +9428,7 @@
     </w:tblStylePr>
     <w:tblStylePr w:type="lastRow">
       <w:rPr>
+        <w:rFonts w:eastAsia="黑体"/>
         <w:b/>
         <w:bCs/>
         <w:color w:themeColor="text2" w:val="1F497D"/>
@@ -9058,12 +9443,14 @@
     </w:tblStylePr>
     <w:tblStylePr w:type="firstCol">
       <w:rPr>
+        <w:rFonts w:eastAsia="黑体"/>
         <w:b/>
         <w:bCs/>
       </w:rPr>
     </w:tblStylePr>
     <w:tblStylePr w:type="lastCol">
       <w:rPr>
+        <w:rFonts w:eastAsia="黑体"/>
         <w:b/>
         <w:bCs/>
       </w:rPr>
@@ -9097,6 +9484,7 @@
       <w:spacing w:after="0" w:line="240" w:lineRule="auto"/>
     </w:pPr>
     <w:rPr>
+      <w:rFonts w:eastAsia="黑体"/>
       <w:color w:themeColor="text1" w:val="000000"/>
     </w:rPr>
     <w:tblPr>
@@ -9116,7 +9504,7 @@
     </w:tblPr>
     <w:tblStylePr w:type="firstRow">
       <w:rPr>
-        <w:rFonts w:asciiTheme="majorHAnsi" w:cstheme="majorBidi" w:eastAsiaTheme="majorEastAsia" w:hAnsiTheme="majorHAnsi"/>
+        <w:rFonts w:asciiTheme="majorHAnsi" w:cstheme="majorBidi" w:hAnsiTheme="majorHAnsi" w:eastAsia="黑体"/>
       </w:rPr>
       <w:tblPr/>
       <w:tcPr>
@@ -9128,6 +9516,7 @@
     </w:tblStylePr>
     <w:tblStylePr w:type="lastRow">
       <w:rPr>
+        <w:rFonts w:eastAsia="黑体"/>
         <w:b/>
         <w:bCs/>
         <w:color w:themeColor="text2" w:val="1F497D"/>
@@ -9142,12 +9531,14 @@
     </w:tblStylePr>
     <w:tblStylePr w:type="firstCol">
       <w:rPr>
+        <w:rFonts w:eastAsia="黑体"/>
         <w:b/>
         <w:bCs/>
       </w:rPr>
     </w:tblStylePr>
     <w:tblStylePr w:type="lastCol">
       <w:rPr>
+        <w:rFonts w:eastAsia="黑体"/>
         <w:b/>
         <w:bCs/>
       </w:rPr>
@@ -9181,6 +9572,7 @@
       <w:spacing w:after="0" w:line="240" w:lineRule="auto"/>
     </w:pPr>
     <w:rPr>
+      <w:rFonts w:eastAsia="黑体"/>
       <w:color w:themeColor="text1" w:val="000000"/>
     </w:rPr>
     <w:tblPr>
@@ -9200,7 +9592,7 @@
     </w:tblPr>
     <w:tblStylePr w:type="firstRow">
       <w:rPr>
-        <w:rFonts w:asciiTheme="majorHAnsi" w:cstheme="majorBidi" w:eastAsiaTheme="majorEastAsia" w:hAnsiTheme="majorHAnsi"/>
+        <w:rFonts w:asciiTheme="majorHAnsi" w:cstheme="majorBidi" w:hAnsiTheme="majorHAnsi" w:eastAsia="黑体"/>
       </w:rPr>
       <w:tblPr/>
       <w:tcPr>
@@ -9212,6 +9604,7 @@
     </w:tblStylePr>
     <w:tblStylePr w:type="lastRow">
       <w:rPr>
+        <w:rFonts w:eastAsia="黑体"/>
         <w:b/>
         <w:bCs/>
         <w:color w:themeColor="text2" w:val="1F497D"/>
@@ -9226,12 +9619,14 @@
     </w:tblStylePr>
     <w:tblStylePr w:type="firstCol">
       <w:rPr>
+        <w:rFonts w:eastAsia="黑体"/>
         <w:b/>
         <w:bCs/>
       </w:rPr>
     </w:tblStylePr>
     <w:tblStylePr w:type="lastCol">
       <w:rPr>
+        <w:rFonts w:eastAsia="黑体"/>
         <w:b/>
         <w:bCs/>
       </w:rPr>
@@ -9265,6 +9660,7 @@
       <w:spacing w:after="0" w:line="240" w:lineRule="auto"/>
     </w:pPr>
     <w:rPr>
+      <w:rFonts w:eastAsia="黑体"/>
       <w:color w:themeColor="text1" w:val="000000"/>
     </w:rPr>
     <w:tblPr>
@@ -9284,7 +9680,7 @@
     </w:tblPr>
     <w:tblStylePr w:type="firstRow">
       <w:rPr>
-        <w:rFonts w:asciiTheme="majorHAnsi" w:cstheme="majorBidi" w:eastAsiaTheme="majorEastAsia" w:hAnsiTheme="majorHAnsi"/>
+        <w:rFonts w:asciiTheme="majorHAnsi" w:cstheme="majorBidi" w:hAnsiTheme="majorHAnsi" w:eastAsia="黑体"/>
       </w:rPr>
       <w:tblPr/>
       <w:tcPr>
@@ -9296,6 +9692,7 @@
     </w:tblStylePr>
     <w:tblStylePr w:type="lastRow">
       <w:rPr>
+        <w:rFonts w:eastAsia="黑体"/>
         <w:b/>
         <w:bCs/>
         <w:color w:themeColor="text2" w:val="1F497D"/>
@@ -9310,12 +9707,14 @@
     </w:tblStylePr>
     <w:tblStylePr w:type="firstCol">
       <w:rPr>
+        <w:rFonts w:eastAsia="黑体"/>
         <w:b/>
         <w:bCs/>
       </w:rPr>
     </w:tblStylePr>
     <w:tblStylePr w:type="lastCol">
       <w:rPr>
+        <w:rFonts w:eastAsia="黑体"/>
         <w:b/>
         <w:bCs/>
       </w:rPr>
@@ -9349,6 +9748,7 @@
       <w:spacing w:after="0" w:line="240" w:lineRule="auto"/>
     </w:pPr>
     <w:rPr>
+      <w:rFonts w:eastAsia="黑体"/>
       <w:color w:themeColor="text1" w:val="000000"/>
     </w:rPr>
     <w:tblPr>
@@ -9368,7 +9768,7 @@
     </w:tblPr>
     <w:tblStylePr w:type="firstRow">
       <w:rPr>
-        <w:rFonts w:asciiTheme="majorHAnsi" w:cstheme="majorBidi" w:eastAsiaTheme="majorEastAsia" w:hAnsiTheme="majorHAnsi"/>
+        <w:rFonts w:asciiTheme="majorHAnsi" w:cstheme="majorBidi" w:hAnsiTheme="majorHAnsi" w:eastAsia="黑体"/>
       </w:rPr>
       <w:tblPr/>
       <w:tcPr>
@@ -9380,6 +9780,7 @@
     </w:tblStylePr>
     <w:tblStylePr w:type="lastRow">
       <w:rPr>
+        <w:rFonts w:eastAsia="黑体"/>
         <w:b/>
         <w:bCs/>
         <w:color w:themeColor="text2" w:val="1F497D"/>
@@ -9394,12 +9795,14 @@
     </w:tblStylePr>
     <w:tblStylePr w:type="firstCol">
       <w:rPr>
+        <w:rFonts w:eastAsia="黑体"/>
         <w:b/>
         <w:bCs/>
       </w:rPr>
     </w:tblStylePr>
     <w:tblStylePr w:type="lastCol">
       <w:rPr>
+        <w:rFonts w:eastAsia="黑体"/>
         <w:b/>
         <w:bCs/>
       </w:rPr>
@@ -9433,6 +9836,7 @@
       <w:spacing w:after="0" w:line="240" w:lineRule="auto"/>
     </w:pPr>
     <w:rPr>
+      <w:rFonts w:eastAsia="黑体"/>
       <w:color w:themeColor="text1" w:val="000000"/>
     </w:rPr>
     <w:tblPr>
@@ -9452,7 +9856,7 @@
     </w:tblPr>
     <w:tblStylePr w:type="firstRow">
       <w:rPr>
-        <w:rFonts w:asciiTheme="majorHAnsi" w:cstheme="majorBidi" w:eastAsiaTheme="majorEastAsia" w:hAnsiTheme="majorHAnsi"/>
+        <w:rFonts w:asciiTheme="majorHAnsi" w:cstheme="majorBidi" w:hAnsiTheme="majorHAnsi" w:eastAsia="黑体"/>
       </w:rPr>
       <w:tblPr/>
       <w:tcPr>
@@ -9464,6 +9868,7 @@
     </w:tblStylePr>
     <w:tblStylePr w:type="lastRow">
       <w:rPr>
+        <w:rFonts w:eastAsia="黑体"/>
         <w:b/>
         <w:bCs/>
         <w:color w:themeColor="text2" w:val="1F497D"/>
@@ -9478,12 +9883,14 @@
     </w:tblStylePr>
     <w:tblStylePr w:type="firstCol">
       <w:rPr>
+        <w:rFonts w:eastAsia="黑体"/>
         <w:b/>
         <w:bCs/>
       </w:rPr>
     </w:tblStylePr>
     <w:tblStylePr w:type="lastCol">
       <w:rPr>
+        <w:rFonts w:eastAsia="黑体"/>
         <w:b/>
         <w:bCs/>
       </w:rPr>
@@ -9517,7 +9924,7 @@
       <w:spacing w:after="0" w:line="240" w:lineRule="auto"/>
     </w:pPr>
     <w:rPr>
-      <w:rFonts w:asciiTheme="majorHAnsi" w:cstheme="majorBidi" w:eastAsiaTheme="majorEastAsia" w:hAnsiTheme="majorHAnsi"/>
+      <w:rFonts w:asciiTheme="majorHAnsi" w:cstheme="majorBidi" w:hAnsiTheme="majorHAnsi" w:eastAsia="黑体"/>
       <w:color w:themeColor="text1" w:val="000000"/>
     </w:rPr>
     <w:tblPr>
@@ -9539,6 +9946,7 @@
     </w:tblPr>
     <w:tblStylePr w:type="firstRow">
       <w:rPr>
+        <w:rFonts w:eastAsia="黑体"/>
         <w:sz w:val="24"/>
         <w:szCs w:val="24"/>
       </w:rPr>
@@ -9645,7 +10053,7 @@
       <w:spacing w:after="0" w:line="240" w:lineRule="auto"/>
     </w:pPr>
     <w:rPr>
-      <w:rFonts w:asciiTheme="majorHAnsi" w:cstheme="majorBidi" w:eastAsiaTheme="majorEastAsia" w:hAnsiTheme="majorHAnsi"/>
+      <w:rFonts w:asciiTheme="majorHAnsi" w:cstheme="majorBidi" w:hAnsiTheme="majorHAnsi" w:eastAsia="黑体"/>
       <w:color w:themeColor="text1" w:val="000000"/>
     </w:rPr>
     <w:tblPr>
@@ -9667,6 +10075,7 @@
     </w:tblPr>
     <w:tblStylePr w:type="firstRow">
       <w:rPr>
+        <w:rFonts w:eastAsia="黑体"/>
         <w:sz w:val="24"/>
         <w:szCs w:val="24"/>
       </w:rPr>
@@ -9773,7 +10182,7 @@
       <w:spacing w:after="0" w:line="240" w:lineRule="auto"/>
     </w:pPr>
     <w:rPr>
-      <w:rFonts w:asciiTheme="majorHAnsi" w:cstheme="majorBidi" w:eastAsiaTheme="majorEastAsia" w:hAnsiTheme="majorHAnsi"/>
+      <w:rFonts w:asciiTheme="majorHAnsi" w:cstheme="majorBidi" w:hAnsiTheme="majorHAnsi" w:eastAsia="黑体"/>
       <w:color w:themeColor="text1" w:val="000000"/>
     </w:rPr>
     <w:tblPr>
@@ -9795,6 +10204,7 @@
     </w:tblPr>
     <w:tblStylePr w:type="firstRow">
       <w:rPr>
+        <w:rFonts w:eastAsia="黑体"/>
         <w:sz w:val="24"/>
         <w:szCs w:val="24"/>
       </w:rPr>
@@ -9901,7 +10311,7 @@
       <w:spacing w:after="0" w:line="240" w:lineRule="auto"/>
     </w:pPr>
     <w:rPr>
-      <w:rFonts w:asciiTheme="majorHAnsi" w:cstheme="majorBidi" w:eastAsiaTheme="majorEastAsia" w:hAnsiTheme="majorHAnsi"/>
+      <w:rFonts w:asciiTheme="majorHAnsi" w:cstheme="majorBidi" w:hAnsiTheme="majorHAnsi" w:eastAsia="黑体"/>
       <w:color w:themeColor="text1" w:val="000000"/>
     </w:rPr>
     <w:tblPr>
@@ -9923,6 +10333,7 @@
     </w:tblPr>
     <w:tblStylePr w:type="firstRow">
       <w:rPr>
+        <w:rFonts w:eastAsia="黑体"/>
         <w:sz w:val="24"/>
         <w:szCs w:val="24"/>
       </w:rPr>
@@ -10029,7 +10440,7 @@
       <w:spacing w:after="0" w:line="240" w:lineRule="auto"/>
     </w:pPr>
     <w:rPr>
-      <w:rFonts w:asciiTheme="majorHAnsi" w:cstheme="majorBidi" w:eastAsiaTheme="majorEastAsia" w:hAnsiTheme="majorHAnsi"/>
+      <w:rFonts w:asciiTheme="majorHAnsi" w:cstheme="majorBidi" w:hAnsiTheme="majorHAnsi" w:eastAsia="黑体"/>
       <w:color w:themeColor="text1" w:val="000000"/>
     </w:rPr>
     <w:tblPr>
@@ -10051,6 +10462,7 @@
     </w:tblPr>
     <w:tblStylePr w:type="firstRow">
       <w:rPr>
+        <w:rFonts w:eastAsia="黑体"/>
         <w:sz w:val="24"/>
         <w:szCs w:val="24"/>
       </w:rPr>
@@ -10157,7 +10569,7 @@
       <w:spacing w:after="0" w:line="240" w:lineRule="auto"/>
     </w:pPr>
     <w:rPr>
-      <w:rFonts w:asciiTheme="majorHAnsi" w:cstheme="majorBidi" w:eastAsiaTheme="majorEastAsia" w:hAnsiTheme="majorHAnsi"/>
+      <w:rFonts w:asciiTheme="majorHAnsi" w:cstheme="majorBidi" w:hAnsiTheme="majorHAnsi" w:eastAsia="黑体"/>
       <w:color w:themeColor="text1" w:val="000000"/>
     </w:rPr>
     <w:tblPr>
@@ -10179,6 +10591,7 @@
     </w:tblPr>
     <w:tblStylePr w:type="firstRow">
       <w:rPr>
+        <w:rFonts w:eastAsia="黑体"/>
         <w:sz w:val="24"/>
         <w:szCs w:val="24"/>
       </w:rPr>
@@ -10285,7 +10698,7 @@
       <w:spacing w:after="0" w:line="240" w:lineRule="auto"/>
     </w:pPr>
     <w:rPr>
-      <w:rFonts w:asciiTheme="majorHAnsi" w:cstheme="majorBidi" w:eastAsiaTheme="majorEastAsia" w:hAnsiTheme="majorHAnsi"/>
+      <w:rFonts w:asciiTheme="majorHAnsi" w:cstheme="majorBidi" w:hAnsiTheme="majorHAnsi" w:eastAsia="黑体"/>
       <w:color w:themeColor="text1" w:val="000000"/>
     </w:rPr>
     <w:tblPr>
@@ -10307,6 +10720,7 @@
     </w:tblPr>
     <w:tblStylePr w:type="firstRow">
       <w:rPr>
+        <w:rFonts w:eastAsia="黑体"/>
         <w:sz w:val="24"/>
         <w:szCs w:val="24"/>
       </w:rPr>
@@ -10436,12 +10850,14 @@
     </w:tcPr>
     <w:tblStylePr w:type="firstRow">
       <w:rPr>
+        <w:rFonts w:eastAsia="黑体"/>
         <w:b/>
         <w:bCs/>
       </w:rPr>
     </w:tblStylePr>
     <w:tblStylePr w:type="lastRow">
       <w:rPr>
+        <w:rFonts w:eastAsia="黑体"/>
         <w:b/>
         <w:bCs/>
       </w:rPr>
@@ -10454,12 +10870,14 @@
     </w:tblStylePr>
     <w:tblStylePr w:type="firstCol">
       <w:rPr>
+        <w:rFonts w:eastAsia="黑体"/>
         <w:b/>
         <w:bCs/>
       </w:rPr>
     </w:tblStylePr>
     <w:tblStylePr w:type="lastCol">
       <w:rPr>
+        <w:rFonts w:eastAsia="黑体"/>
         <w:b/>
         <w:bCs/>
       </w:rPr>
@@ -10509,12 +10927,14 @@
     </w:tcPr>
     <w:tblStylePr w:type="firstRow">
       <w:rPr>
+        <w:rFonts w:eastAsia="黑体"/>
         <w:b/>
         <w:bCs/>
       </w:rPr>
     </w:tblStylePr>
     <w:tblStylePr w:type="lastRow">
       <w:rPr>
+        <w:rFonts w:eastAsia="黑体"/>
         <w:b/>
         <w:bCs/>
       </w:rPr>
@@ -10527,12 +10947,14 @@
     </w:tblStylePr>
     <w:tblStylePr w:type="firstCol">
       <w:rPr>
+        <w:rFonts w:eastAsia="黑体"/>
         <w:b/>
         <w:bCs/>
       </w:rPr>
     </w:tblStylePr>
     <w:tblStylePr w:type="lastCol">
       <w:rPr>
+        <w:rFonts w:eastAsia="黑体"/>
         <w:b/>
         <w:bCs/>
       </w:rPr>
@@ -10582,12 +11004,14 @@
     </w:tcPr>
     <w:tblStylePr w:type="firstRow">
       <w:rPr>
+        <w:rFonts w:eastAsia="黑体"/>
         <w:b/>
         <w:bCs/>
       </w:rPr>
     </w:tblStylePr>
     <w:tblStylePr w:type="lastRow">
       <w:rPr>
+        <w:rFonts w:eastAsia="黑体"/>
         <w:b/>
         <w:bCs/>
       </w:rPr>
@@ -10600,12 +11024,14 @@
     </w:tblStylePr>
     <w:tblStylePr w:type="firstCol">
       <w:rPr>
+        <w:rFonts w:eastAsia="黑体"/>
         <w:b/>
         <w:bCs/>
       </w:rPr>
     </w:tblStylePr>
     <w:tblStylePr w:type="lastCol">
       <w:rPr>
+        <w:rFonts w:eastAsia="黑体"/>
         <w:b/>
         <w:bCs/>
       </w:rPr>
@@ -10655,12 +11081,14 @@
     </w:tcPr>
     <w:tblStylePr w:type="firstRow">
       <w:rPr>
+        <w:rFonts w:eastAsia="黑体"/>
         <w:b/>
         <w:bCs/>
       </w:rPr>
     </w:tblStylePr>
     <w:tblStylePr w:type="lastRow">
       <w:rPr>
+        <w:rFonts w:eastAsia="黑体"/>
         <w:b/>
         <w:bCs/>
       </w:rPr>
@@ -10673,12 +11101,14 @@
     </w:tblStylePr>
     <w:tblStylePr w:type="firstCol">
       <w:rPr>
+        <w:rFonts w:eastAsia="黑体"/>
         <w:b/>
         <w:bCs/>
       </w:rPr>
     </w:tblStylePr>
     <w:tblStylePr w:type="lastCol">
       <w:rPr>
+        <w:rFonts w:eastAsia="黑体"/>
         <w:b/>
         <w:bCs/>
       </w:rPr>
@@ -10728,12 +11158,14 @@
     </w:tcPr>
     <w:tblStylePr w:type="firstRow">
       <w:rPr>
+        <w:rFonts w:eastAsia="黑体"/>
         <w:b/>
         <w:bCs/>
       </w:rPr>
     </w:tblStylePr>
     <w:tblStylePr w:type="lastRow">
       <w:rPr>
+        <w:rFonts w:eastAsia="黑体"/>
         <w:b/>
         <w:bCs/>
       </w:rPr>
@@ -10746,12 +11178,14 @@
     </w:tblStylePr>
     <w:tblStylePr w:type="firstCol">
       <w:rPr>
+        <w:rFonts w:eastAsia="黑体"/>
         <w:b/>
         <w:bCs/>
       </w:rPr>
     </w:tblStylePr>
     <w:tblStylePr w:type="lastCol">
       <w:rPr>
+        <w:rFonts w:eastAsia="黑体"/>
         <w:b/>
         <w:bCs/>
       </w:rPr>
@@ -10801,12 +11235,14 @@
     </w:tcPr>
     <w:tblStylePr w:type="firstRow">
       <w:rPr>
+        <w:rFonts w:eastAsia="黑体"/>
         <w:b/>
         <w:bCs/>
       </w:rPr>
     </w:tblStylePr>
     <w:tblStylePr w:type="lastRow">
       <w:rPr>
+        <w:rFonts w:eastAsia="黑体"/>
         <w:b/>
         <w:bCs/>
       </w:rPr>
@@ -10819,12 +11255,14 @@
     </w:tblStylePr>
     <w:tblStylePr w:type="firstCol">
       <w:rPr>
+        <w:rFonts w:eastAsia="黑体"/>
         <w:b/>
         <w:bCs/>
       </w:rPr>
     </w:tblStylePr>
     <w:tblStylePr w:type="lastCol">
       <w:rPr>
+        <w:rFonts w:eastAsia="黑体"/>
         <w:b/>
         <w:bCs/>
       </w:rPr>
@@ -10874,12 +11312,14 @@
     </w:tcPr>
     <w:tblStylePr w:type="firstRow">
       <w:rPr>
+        <w:rFonts w:eastAsia="黑体"/>
         <w:b/>
         <w:bCs/>
       </w:rPr>
     </w:tblStylePr>
     <w:tblStylePr w:type="lastRow">
       <w:rPr>
+        <w:rFonts w:eastAsia="黑体"/>
         <w:b/>
         <w:bCs/>
       </w:rPr>
@@ -10892,12 +11332,14 @@
     </w:tblStylePr>
     <w:tblStylePr w:type="firstCol">
       <w:rPr>
+        <w:rFonts w:eastAsia="黑体"/>
         <w:b/>
         <w:bCs/>
       </w:rPr>
     </w:tblStylePr>
     <w:tblStylePr w:type="lastCol">
       <w:rPr>
+        <w:rFonts w:eastAsia="黑体"/>
         <w:b/>
         <w:bCs/>
       </w:rPr>
@@ -10924,7 +11366,7 @@
       <w:spacing w:after="0" w:line="240" w:lineRule="auto"/>
     </w:pPr>
     <w:rPr>
-      <w:rFonts w:asciiTheme="majorHAnsi" w:cstheme="majorBidi" w:eastAsiaTheme="majorEastAsia" w:hAnsiTheme="majorHAnsi"/>
+      <w:rFonts w:asciiTheme="majorHAnsi" w:cstheme="majorBidi" w:hAnsiTheme="majorHAnsi" w:eastAsia="黑体"/>
       <w:color w:themeColor="text1" w:val="000000"/>
     </w:rPr>
     <w:tblPr>
@@ -10951,6 +11393,7 @@
     </w:tcPr>
     <w:tblStylePr w:type="firstRow">
       <w:rPr>
+        <w:rFonts w:eastAsia="黑体"/>
         <w:b/>
         <w:bCs/>
         <w:color w:themeColor="text1" w:val="000000"/>
@@ -10962,6 +11405,7 @@
     </w:tblStylePr>
     <w:tblStylePr w:type="lastRow">
       <w:rPr>
+        <w:rFonts w:eastAsia="黑体"/>
         <w:b/>
         <w:bCs/>
         <w:color w:themeColor="text1" w:val="000000"/>
@@ -10981,6 +11425,7 @@
     </w:tblStylePr>
     <w:tblStylePr w:type="firstCol">
       <w:rPr>
+        <w:rFonts w:eastAsia="黑体"/>
         <w:b/>
         <w:bCs/>
         <w:color w:themeColor="text1" w:val="000000"/>
@@ -11000,6 +11445,7 @@
     </w:tblStylePr>
     <w:tblStylePr w:type="lastCol">
       <w:rPr>
+        <w:rFonts w:eastAsia="黑体"/>
         <w:b w:val="0"/>
         <w:bCs w:val="0"/>
         <w:color w:themeColor="text1" w:val="000000"/>
@@ -11049,7 +11495,7 @@
       <w:spacing w:after="0" w:line="240" w:lineRule="auto"/>
     </w:pPr>
     <w:rPr>
-      <w:rFonts w:asciiTheme="majorHAnsi" w:cstheme="majorBidi" w:eastAsiaTheme="majorEastAsia" w:hAnsiTheme="majorHAnsi"/>
+      <w:rFonts w:asciiTheme="majorHAnsi" w:cstheme="majorBidi" w:hAnsiTheme="majorHAnsi" w:eastAsia="黑体"/>
       <w:color w:themeColor="text1" w:val="000000"/>
     </w:rPr>
     <w:tblPr>
@@ -11076,6 +11522,7 @@
     </w:tcPr>
     <w:tblStylePr w:type="firstRow">
       <w:rPr>
+        <w:rFonts w:eastAsia="黑体"/>
         <w:b/>
         <w:bCs/>
         <w:color w:themeColor="text1" w:val="000000"/>
@@ -11087,6 +11534,7 @@
     </w:tblStylePr>
     <w:tblStylePr w:type="lastRow">
       <w:rPr>
+        <w:rFonts w:eastAsia="黑体"/>
         <w:b/>
         <w:bCs/>
         <w:color w:themeColor="text1" w:val="000000"/>
@@ -11106,6 +11554,7 @@
     </w:tblStylePr>
     <w:tblStylePr w:type="firstCol">
       <w:rPr>
+        <w:rFonts w:eastAsia="黑体"/>
         <w:b/>
         <w:bCs/>
         <w:color w:themeColor="text1" w:val="000000"/>
@@ -11125,6 +11574,7 @@
     </w:tblStylePr>
     <w:tblStylePr w:type="lastCol">
       <w:rPr>
+        <w:rFonts w:eastAsia="黑体"/>
         <w:b w:val="0"/>
         <w:bCs w:val="0"/>
         <w:color w:themeColor="text1" w:val="000000"/>
@@ -11174,7 +11624,7 @@
       <w:spacing w:after="0" w:line="240" w:lineRule="auto"/>
     </w:pPr>
     <w:rPr>
-      <w:rFonts w:asciiTheme="majorHAnsi" w:cstheme="majorBidi" w:eastAsiaTheme="majorEastAsia" w:hAnsiTheme="majorHAnsi"/>
+      <w:rFonts w:asciiTheme="majorHAnsi" w:cstheme="majorBidi" w:hAnsiTheme="majorHAnsi" w:eastAsia="黑体"/>
       <w:color w:themeColor="text1" w:val="000000"/>
     </w:rPr>
     <w:tblPr>
@@ -11201,6 +11651,7 @@
     </w:tcPr>
     <w:tblStylePr w:type="firstRow">
       <w:rPr>
+        <w:rFonts w:eastAsia="黑体"/>
         <w:b/>
         <w:bCs/>
         <w:color w:themeColor="text1" w:val="000000"/>
@@ -11212,6 +11663,7 @@
     </w:tblStylePr>
     <w:tblStylePr w:type="lastRow">
       <w:rPr>
+        <w:rFonts w:eastAsia="黑体"/>
         <w:b/>
         <w:bCs/>
         <w:color w:themeColor="text1" w:val="000000"/>
@@ -11231,6 +11683,7 @@
     </w:tblStylePr>
     <w:tblStylePr w:type="firstCol">
       <w:rPr>
+        <w:rFonts w:eastAsia="黑体"/>
         <w:b/>
         <w:bCs/>
         <w:color w:themeColor="text1" w:val="000000"/>
@@ -11250,6 +11703,7 @@
     </w:tblStylePr>
     <w:tblStylePr w:type="lastCol">
       <w:rPr>
+        <w:rFonts w:eastAsia="黑体"/>
         <w:b w:val="0"/>
         <w:bCs w:val="0"/>
         <w:color w:themeColor="text1" w:val="000000"/>
@@ -11299,7 +11753,7 @@
       <w:spacing w:after="0" w:line="240" w:lineRule="auto"/>
     </w:pPr>
     <w:rPr>
-      <w:rFonts w:asciiTheme="majorHAnsi" w:cstheme="majorBidi" w:eastAsiaTheme="majorEastAsia" w:hAnsiTheme="majorHAnsi"/>
+      <w:rFonts w:asciiTheme="majorHAnsi" w:cstheme="majorBidi" w:hAnsiTheme="majorHAnsi" w:eastAsia="黑体"/>
       <w:color w:themeColor="text1" w:val="000000"/>
     </w:rPr>
     <w:tblPr>
@@ -11326,6 +11780,7 @@
     </w:tcPr>
     <w:tblStylePr w:type="firstRow">
       <w:rPr>
+        <w:rFonts w:eastAsia="黑体"/>
         <w:b/>
         <w:bCs/>
         <w:color w:themeColor="text1" w:val="000000"/>
@@ -11337,6 +11792,7 @@
     </w:tblStylePr>
     <w:tblStylePr w:type="lastRow">
       <w:rPr>
+        <w:rFonts w:eastAsia="黑体"/>
         <w:b/>
         <w:bCs/>
         <w:color w:themeColor="text1" w:val="000000"/>
@@ -11356,6 +11812,7 @@
     </w:tblStylePr>
     <w:tblStylePr w:type="firstCol">
       <w:rPr>
+        <w:rFonts w:eastAsia="黑体"/>
         <w:b/>
         <w:bCs/>
         <w:color w:themeColor="text1" w:val="000000"/>
@@ -11375,6 +11832,7 @@
     </w:tblStylePr>
     <w:tblStylePr w:type="lastCol">
       <w:rPr>
+        <w:rFonts w:eastAsia="黑体"/>
         <w:b w:val="0"/>
         <w:bCs w:val="0"/>
         <w:color w:themeColor="text1" w:val="000000"/>
@@ -11424,7 +11882,7 @@
       <w:spacing w:after="0" w:line="240" w:lineRule="auto"/>
     </w:pPr>
     <w:rPr>
-      <w:rFonts w:asciiTheme="majorHAnsi" w:cstheme="majorBidi" w:eastAsiaTheme="majorEastAsia" w:hAnsiTheme="majorHAnsi"/>
+      <w:rFonts w:asciiTheme="majorHAnsi" w:cstheme="majorBidi" w:hAnsiTheme="majorHAnsi" w:eastAsia="黑体"/>
       <w:color w:themeColor="text1" w:val="000000"/>
     </w:rPr>
     <w:tblPr>
@@ -11451,6 +11909,7 @@
     </w:tcPr>
     <w:tblStylePr w:type="firstRow">
       <w:rPr>
+        <w:rFonts w:eastAsia="黑体"/>
         <w:b/>
         <w:bCs/>
         <w:color w:themeColor="text1" w:val="000000"/>
@@ -11462,6 +11921,7 @@
     </w:tblStylePr>
     <w:tblStylePr w:type="lastRow">
       <w:rPr>
+        <w:rFonts w:eastAsia="黑体"/>
         <w:b/>
         <w:bCs/>
         <w:color w:themeColor="text1" w:val="000000"/>
@@ -11481,6 +11941,7 @@
     </w:tblStylePr>
     <w:tblStylePr w:type="firstCol">
       <w:rPr>
+        <w:rFonts w:eastAsia="黑体"/>
         <w:b/>
         <w:bCs/>
         <w:color w:themeColor="text1" w:val="000000"/>
@@ -11500,6 +11961,7 @@
     </w:tblStylePr>
     <w:tblStylePr w:type="lastCol">
       <w:rPr>
+        <w:rFonts w:eastAsia="黑体"/>
         <w:b w:val="0"/>
         <w:bCs w:val="0"/>
         <w:color w:themeColor="text1" w:val="000000"/>
@@ -11549,7 +12011,7 @@
       <w:spacing w:after="0" w:line="240" w:lineRule="auto"/>
     </w:pPr>
     <w:rPr>
-      <w:rFonts w:asciiTheme="majorHAnsi" w:cstheme="majorBidi" w:eastAsiaTheme="majorEastAsia" w:hAnsiTheme="majorHAnsi"/>
+      <w:rFonts w:asciiTheme="majorHAnsi" w:cstheme="majorBidi" w:hAnsiTheme="majorHAnsi" w:eastAsia="黑体"/>
       <w:color w:themeColor="text1" w:val="000000"/>
     </w:rPr>
     <w:tblPr>
@@ -11576,6 +12038,7 @@
     </w:tcPr>
     <w:tblStylePr w:type="firstRow">
       <w:rPr>
+        <w:rFonts w:eastAsia="黑体"/>
         <w:b/>
         <w:bCs/>
         <w:color w:themeColor="text1" w:val="000000"/>
@@ -11587,6 +12050,7 @@
     </w:tblStylePr>
     <w:tblStylePr w:type="lastRow">
       <w:rPr>
+        <w:rFonts w:eastAsia="黑体"/>
         <w:b/>
         <w:bCs/>
         <w:color w:themeColor="text1" w:val="000000"/>
@@ -11606,6 +12070,7 @@
     </w:tblStylePr>
     <w:tblStylePr w:type="firstCol">
       <w:rPr>
+        <w:rFonts w:eastAsia="黑体"/>
         <w:b/>
         <w:bCs/>
         <w:color w:themeColor="text1" w:val="000000"/>
@@ -11625,6 +12090,7 @@
     </w:tblStylePr>
     <w:tblStylePr w:type="lastCol">
       <w:rPr>
+        <w:rFonts w:eastAsia="黑体"/>
         <w:b w:val="0"/>
         <w:bCs w:val="0"/>
         <w:color w:themeColor="text1" w:val="000000"/>
@@ -11674,7 +12140,7 @@
       <w:spacing w:after="0" w:line="240" w:lineRule="auto"/>
     </w:pPr>
     <w:rPr>
-      <w:rFonts w:asciiTheme="majorHAnsi" w:cstheme="majorBidi" w:eastAsiaTheme="majorEastAsia" w:hAnsiTheme="majorHAnsi"/>
+      <w:rFonts w:asciiTheme="majorHAnsi" w:cstheme="majorBidi" w:hAnsiTheme="majorHAnsi" w:eastAsia="黑体"/>
       <w:color w:themeColor="text1" w:val="000000"/>
     </w:rPr>
     <w:tblPr>
@@ -11701,6 +12167,7 @@
     </w:tcPr>
     <w:tblStylePr w:type="firstRow">
       <w:rPr>
+        <w:rFonts w:eastAsia="黑体"/>
         <w:b/>
         <w:bCs/>
         <w:color w:themeColor="text1" w:val="000000"/>
@@ -11712,6 +12179,7 @@
     </w:tblStylePr>
     <w:tblStylePr w:type="lastRow">
       <w:rPr>
+        <w:rFonts w:eastAsia="黑体"/>
         <w:b/>
         <w:bCs/>
         <w:color w:themeColor="text1" w:val="000000"/>
@@ -11731,6 +12199,7 @@
     </w:tblStylePr>
     <w:tblStylePr w:type="firstCol">
       <w:rPr>
+        <w:rFonts w:eastAsia="黑体"/>
         <w:b/>
         <w:bCs/>
         <w:color w:themeColor="text1" w:val="000000"/>
@@ -11750,6 +12219,7 @@
     </w:tblStylePr>
     <w:tblStylePr w:type="lastCol">
       <w:rPr>
+        <w:rFonts w:eastAsia="黑体"/>
         <w:b w:val="0"/>
         <w:bCs w:val="0"/>
         <w:color w:themeColor="text1" w:val="000000"/>
@@ -11822,6 +12292,7 @@
     </w:tcPr>
     <w:tblStylePr w:type="firstRow">
       <w:rPr>
+        <w:rFonts w:eastAsia="黑体"/>
         <w:b/>
         <w:bCs/>
         <w:i w:val="0"/>
@@ -11843,6 +12314,7 @@
     </w:tblStylePr>
     <w:tblStylePr w:type="lastRow">
       <w:rPr>
+        <w:rFonts w:eastAsia="黑体"/>
         <w:b/>
         <w:bCs/>
         <w:i w:val="0"/>
@@ -11864,6 +12336,7 @@
     </w:tblStylePr>
     <w:tblStylePr w:type="firstCol">
       <w:rPr>
+        <w:rFonts w:eastAsia="黑体"/>
         <w:b/>
         <w:bCs/>
         <w:i w:val="0"/>
@@ -11883,6 +12356,7 @@
     </w:tblStylePr>
     <w:tblStylePr w:type="lastCol">
       <w:rPr>
+        <w:rFonts w:eastAsia="黑体"/>
         <w:b/>
         <w:bCs/>
         <w:i w:val="0"/>
@@ -11963,6 +12437,7 @@
     </w:tcPr>
     <w:tblStylePr w:type="firstRow">
       <w:rPr>
+        <w:rFonts w:eastAsia="黑体"/>
         <w:b/>
         <w:bCs/>
         <w:i w:val="0"/>
@@ -11984,6 +12459,7 @@
     </w:tblStylePr>
     <w:tblStylePr w:type="lastRow">
       <w:rPr>
+        <w:rFonts w:eastAsia="黑体"/>
         <w:b/>
         <w:bCs/>
         <w:i w:val="0"/>
@@ -12005,6 +12481,7 @@
     </w:tblStylePr>
     <w:tblStylePr w:type="firstCol">
       <w:rPr>
+        <w:rFonts w:eastAsia="黑体"/>
         <w:b/>
         <w:bCs/>
         <w:i w:val="0"/>
@@ -12024,6 +12501,7 @@
     </w:tblStylePr>
     <w:tblStylePr w:type="lastCol">
       <w:rPr>
+        <w:rFonts w:eastAsia="黑体"/>
         <w:b/>
         <w:bCs/>
         <w:i w:val="0"/>
@@ -12104,6 +12582,7 @@
     </w:tcPr>
     <w:tblStylePr w:type="firstRow">
       <w:rPr>
+        <w:rFonts w:eastAsia="黑体"/>
         <w:b/>
         <w:bCs/>
         <w:i w:val="0"/>
@@ -12125,6 +12604,7 @@
     </w:tblStylePr>
     <w:tblStylePr w:type="lastRow">
       <w:rPr>
+        <w:rFonts w:eastAsia="黑体"/>
         <w:b/>
         <w:bCs/>
         <w:i w:val="0"/>
@@ -12146,6 +12626,7 @@
     </w:tblStylePr>
     <w:tblStylePr w:type="firstCol">
       <w:rPr>
+        <w:rFonts w:eastAsia="黑体"/>
         <w:b/>
         <w:bCs/>
         <w:i w:val="0"/>
@@ -12165,6 +12646,7 @@
     </w:tblStylePr>
     <w:tblStylePr w:type="lastCol">
       <w:rPr>
+        <w:rFonts w:eastAsia="黑体"/>
         <w:b/>
         <w:bCs/>
         <w:i w:val="0"/>
@@ -12245,6 +12727,7 @@
     </w:tcPr>
     <w:tblStylePr w:type="firstRow">
       <w:rPr>
+        <w:rFonts w:eastAsia="黑体"/>
         <w:b/>
         <w:bCs/>
         <w:i w:val="0"/>
@@ -12266,6 +12749,7 @@
     </w:tblStylePr>
     <w:tblStylePr w:type="lastRow">
       <w:rPr>
+        <w:rFonts w:eastAsia="黑体"/>
         <w:b/>
         <w:bCs/>
         <w:i w:val="0"/>
@@ -12287,6 +12771,7 @@
     </w:tblStylePr>
     <w:tblStylePr w:type="firstCol">
       <w:rPr>
+        <w:rFonts w:eastAsia="黑体"/>
         <w:b/>
         <w:bCs/>
         <w:i w:val="0"/>
@@ -12306,6 +12791,7 @@
     </w:tblStylePr>
     <w:tblStylePr w:type="lastCol">
       <w:rPr>
+        <w:rFonts w:eastAsia="黑体"/>
         <w:b/>
         <w:bCs/>
         <w:i w:val="0"/>
@@ -12386,6 +12872,7 @@
     </w:tcPr>
     <w:tblStylePr w:type="firstRow">
       <w:rPr>
+        <w:rFonts w:eastAsia="黑体"/>
         <w:b/>
         <w:bCs/>
         <w:i w:val="0"/>
@@ -12407,6 +12894,7 @@
     </w:tblStylePr>
     <w:tblStylePr w:type="lastRow">
       <w:rPr>
+        <w:rFonts w:eastAsia="黑体"/>
         <w:b/>
         <w:bCs/>
         <w:i w:val="0"/>
@@ -12428,6 +12916,7 @@
     </w:tblStylePr>
     <w:tblStylePr w:type="firstCol">
       <w:rPr>
+        <w:rFonts w:eastAsia="黑体"/>
         <w:b/>
         <w:bCs/>
         <w:i w:val="0"/>
@@ -12447,6 +12936,7 @@
     </w:tblStylePr>
     <w:tblStylePr w:type="lastCol">
       <w:rPr>
+        <w:rFonts w:eastAsia="黑体"/>
         <w:b/>
         <w:bCs/>
         <w:i w:val="0"/>
@@ -12527,6 +13017,7 @@
     </w:tcPr>
     <w:tblStylePr w:type="firstRow">
       <w:rPr>
+        <w:rFonts w:eastAsia="黑体"/>
         <w:b/>
         <w:bCs/>
         <w:i w:val="0"/>
@@ -12548,6 +13039,7 @@
     </w:tblStylePr>
     <w:tblStylePr w:type="lastRow">
       <w:rPr>
+        <w:rFonts w:eastAsia="黑体"/>
         <w:b/>
         <w:bCs/>
         <w:i w:val="0"/>
@@ -12569,6 +13061,7 @@
     </w:tblStylePr>
     <w:tblStylePr w:type="firstCol">
       <w:rPr>
+        <w:rFonts w:eastAsia="黑体"/>
         <w:b/>
         <w:bCs/>
         <w:i w:val="0"/>
@@ -12588,6 +13081,7 @@
     </w:tblStylePr>
     <w:tblStylePr w:type="lastCol">
       <w:rPr>
+        <w:rFonts w:eastAsia="黑体"/>
         <w:b/>
         <w:bCs/>
         <w:i w:val="0"/>
@@ -12668,6 +13162,7 @@
     </w:tcPr>
     <w:tblStylePr w:type="firstRow">
       <w:rPr>
+        <w:rFonts w:eastAsia="黑体"/>
         <w:b/>
         <w:bCs/>
         <w:i w:val="0"/>
@@ -12689,6 +13184,7 @@
     </w:tblStylePr>
     <w:tblStylePr w:type="lastRow">
       <w:rPr>
+        <w:rFonts w:eastAsia="黑体"/>
         <w:b/>
         <w:bCs/>
         <w:i w:val="0"/>
@@ -12710,6 +13206,7 @@
     </w:tblStylePr>
     <w:tblStylePr w:type="firstCol">
       <w:rPr>
+        <w:rFonts w:eastAsia="黑体"/>
         <w:b/>
         <w:bCs/>
         <w:i w:val="0"/>
@@ -12729,6 +13226,7 @@
     </w:tblStylePr>
     <w:tblStylePr w:type="lastCol">
       <w:rPr>
+        <w:rFonts w:eastAsia="黑体"/>
         <w:b/>
         <w:bCs/>
         <w:i w:val="0"/>
@@ -12786,6 +13284,7 @@
       <w:spacing w:after="0" w:line="240" w:lineRule="auto"/>
     </w:pPr>
     <w:rPr>
+      <w:rFonts w:eastAsia="黑体"/>
       <w:color w:themeColor="background1" w:val="FFFFFF"/>
     </w:rPr>
     <w:tblPr>
@@ -12804,6 +13303,7 @@
     </w:tcPr>
     <w:tblStylePr w:type="firstRow">
       <w:rPr>
+        <w:rFonts w:eastAsia="黑体"/>
         <w:b/>
         <w:bCs/>
       </w:rPr>
@@ -12900,6 +13400,7 @@
       <w:spacing w:after="0" w:line="240" w:lineRule="auto"/>
     </w:pPr>
     <w:rPr>
+      <w:rFonts w:eastAsia="黑体"/>
       <w:color w:themeColor="background1" w:val="FFFFFF"/>
     </w:rPr>
     <w:tblPr>
@@ -12918,6 +13419,7 @@
     </w:tcPr>
     <w:tblStylePr w:type="firstRow">
       <w:rPr>
+        <w:rFonts w:eastAsia="黑体"/>
         <w:b/>
         <w:bCs/>
       </w:rPr>
@@ -13014,6 +13516,7 @@
       <w:spacing w:after="0" w:line="240" w:lineRule="auto"/>
     </w:pPr>
     <w:rPr>
+      <w:rFonts w:eastAsia="黑体"/>
       <w:color w:themeColor="background1" w:val="FFFFFF"/>
     </w:rPr>
     <w:tblPr>
@@ -13032,6 +13535,7 @@
     </w:tcPr>
     <w:tblStylePr w:type="firstRow">
       <w:rPr>
+        <w:rFonts w:eastAsia="黑体"/>
         <w:b/>
         <w:bCs/>
       </w:rPr>
@@ -13128,6 +13632,7 @@
       <w:spacing w:after="0" w:line="240" w:lineRule="auto"/>
     </w:pPr>
     <w:rPr>
+      <w:rFonts w:eastAsia="黑体"/>
       <w:color w:themeColor="background1" w:val="FFFFFF"/>
     </w:rPr>
     <w:tblPr>
@@ -13146,6 +13651,7 @@
     </w:tcPr>
     <w:tblStylePr w:type="firstRow">
       <w:rPr>
+        <w:rFonts w:eastAsia="黑体"/>
         <w:b/>
         <w:bCs/>
       </w:rPr>
@@ -13242,6 +13748,7 @@
       <w:spacing w:after="0" w:line="240" w:lineRule="auto"/>
     </w:pPr>
     <w:rPr>
+      <w:rFonts w:eastAsia="黑体"/>
       <w:color w:themeColor="background1" w:val="FFFFFF"/>
     </w:rPr>
     <w:tblPr>
@@ -13260,6 +13767,7 @@
     </w:tcPr>
     <w:tblStylePr w:type="firstRow">
       <w:rPr>
+        <w:rFonts w:eastAsia="黑体"/>
         <w:b/>
         <w:bCs/>
       </w:rPr>
@@ -13356,6 +13864,7 @@
       <w:spacing w:after="0" w:line="240" w:lineRule="auto"/>
     </w:pPr>
     <w:rPr>
+      <w:rFonts w:eastAsia="黑体"/>
       <w:color w:themeColor="background1" w:val="FFFFFF"/>
     </w:rPr>
     <w:tblPr>
@@ -13374,6 +13883,7 @@
     </w:tcPr>
     <w:tblStylePr w:type="firstRow">
       <w:rPr>
+        <w:rFonts w:eastAsia="黑体"/>
         <w:b/>
         <w:bCs/>
       </w:rPr>
@@ -13470,6 +13980,7 @@
       <w:spacing w:after="0" w:line="240" w:lineRule="auto"/>
     </w:pPr>
     <w:rPr>
+      <w:rFonts w:eastAsia="黑体"/>
       <w:color w:themeColor="background1" w:val="FFFFFF"/>
     </w:rPr>
     <w:tblPr>
@@ -13488,6 +13999,7 @@
     </w:tcPr>
     <w:tblStylePr w:type="firstRow">
       <w:rPr>
+        <w:rFonts w:eastAsia="黑体"/>
         <w:b/>
         <w:bCs/>
       </w:rPr>
@@ -13584,6 +14096,7 @@
       <w:spacing w:after="0" w:line="240" w:lineRule="auto"/>
     </w:pPr>
     <w:rPr>
+      <w:rFonts w:eastAsia="黑体"/>
       <w:color w:themeColor="text1" w:val="000000"/>
     </w:rPr>
     <w:tblPr>
@@ -13610,6 +14123,7 @@
     </w:tcPr>
     <w:tblStylePr w:type="firstRow">
       <w:rPr>
+        <w:rFonts w:eastAsia="黑体"/>
         <w:b/>
         <w:bCs/>
       </w:rPr>
@@ -13628,6 +14142,7 @@
     </w:tblStylePr>
     <w:tblStylePr w:type="lastRow">
       <w:rPr>
+        <w:rFonts w:eastAsia="黑体"/>
         <w:b/>
         <w:bCs/>
         <w:color w:themeColor="background1" w:val="FFFFFF"/>
@@ -13642,6 +14157,7 @@
     </w:tblStylePr>
     <w:tblStylePr w:type="firstCol">
       <w:rPr>
+        <w:rFonts w:eastAsia="黑体"/>
         <w:color w:themeColor="background1" w:val="FFFFFF"/>
       </w:rPr>
       <w:tblPr/>
@@ -13659,6 +14175,7 @@
     </w:tblStylePr>
     <w:tblStylePr w:type="lastCol">
       <w:rPr>
+        <w:rFonts w:eastAsia="黑体"/>
         <w:color w:themeColor="background1" w:val="FFFFFF"/>
       </w:rPr>
       <w:tblPr/>
@@ -13688,11 +14205,13 @@
     </w:tblStylePr>
     <w:tblStylePr w:type="neCell">
       <w:rPr>
+        <w:rFonts w:eastAsia="黑体"/>
         <w:color w:themeColor="text1" w:val="000000"/>
       </w:rPr>
     </w:tblStylePr>
     <w:tblStylePr w:type="nwCell">
       <w:rPr>
+        <w:rFonts w:eastAsia="黑体"/>
         <w:color w:themeColor="text1" w:val="000000"/>
       </w:rPr>
     </w:tblStylePr>
@@ -13706,6 +14225,7 @@
       <w:spacing w:after="0" w:line="240" w:lineRule="auto"/>
     </w:pPr>
     <w:rPr>
+      <w:rFonts w:eastAsia="黑体"/>
       <w:color w:themeColor="text1" w:val="000000"/>
     </w:rPr>
     <w:tblPr>
@@ -13732,6 +14252,7 @@
     </w:tcPr>
     <w:tblStylePr w:type="firstRow">
       <w:rPr>
+        <w:rFonts w:eastAsia="黑体"/>
         <w:b/>
         <w:bCs/>
       </w:rPr>
@@ -13750,6 +14271,7 @@
     </w:tblStylePr>
     <w:tblStylePr w:type="lastRow">
       <w:rPr>
+        <w:rFonts w:eastAsia="黑体"/>
         <w:b/>
         <w:bCs/>
         <w:color w:themeColor="background1" w:val="FFFFFF"/>
@@ -13764,6 +14286,7 @@
     </w:tblStylePr>
     <w:tblStylePr w:type="firstCol">
       <w:rPr>
+        <w:rFonts w:eastAsia="黑体"/>
         <w:color w:themeColor="background1" w:val="FFFFFF"/>
       </w:rPr>
       <w:tblPr/>
@@ -13781,6 +14304,7 @@
     </w:tblStylePr>
     <w:tblStylePr w:type="lastCol">
       <w:rPr>
+        <w:rFonts w:eastAsia="黑体"/>
         <w:color w:themeColor="background1" w:val="FFFFFF"/>
       </w:rPr>
       <w:tblPr/>
@@ -13810,11 +14334,13 @@
     </w:tblStylePr>
     <w:tblStylePr w:type="neCell">
       <w:rPr>
+        <w:rFonts w:eastAsia="黑体"/>
         <w:color w:themeColor="text1" w:val="000000"/>
       </w:rPr>
     </w:tblStylePr>
     <w:tblStylePr w:type="nwCell">
       <w:rPr>
+        <w:rFonts w:eastAsia="黑体"/>
         <w:color w:themeColor="text1" w:val="000000"/>
       </w:rPr>
     </w:tblStylePr>
@@ -13828,6 +14354,7 @@
       <w:spacing w:after="0" w:line="240" w:lineRule="auto"/>
     </w:pPr>
     <w:rPr>
+      <w:rFonts w:eastAsia="黑体"/>
       <w:color w:themeColor="text1" w:val="000000"/>
     </w:rPr>
     <w:tblPr>
@@ -13854,6 +14381,7 @@
     </w:tcPr>
     <w:tblStylePr w:type="firstRow">
       <w:rPr>
+        <w:rFonts w:eastAsia="黑体"/>
         <w:b/>
         <w:bCs/>
       </w:rPr>
@@ -13872,6 +14400,7 @@
     </w:tblStylePr>
     <w:tblStylePr w:type="lastRow">
       <w:rPr>
+        <w:rFonts w:eastAsia="黑体"/>
         <w:b/>
         <w:bCs/>
         <w:color w:themeColor="background1" w:val="FFFFFF"/>
@@ -13886,6 +14415,7 @@
     </w:tblStylePr>
     <w:tblStylePr w:type="firstCol">
       <w:rPr>
+        <w:rFonts w:eastAsia="黑体"/>
         <w:color w:themeColor="background1" w:val="FFFFFF"/>
       </w:rPr>
       <w:tblPr/>
@@ -13903,6 +14433,7 @@
     </w:tblStylePr>
     <w:tblStylePr w:type="lastCol">
       <w:rPr>
+        <w:rFonts w:eastAsia="黑体"/>
         <w:color w:themeColor="background1" w:val="FFFFFF"/>
       </w:rPr>
       <w:tblPr/>
@@ -13932,11 +14463,13 @@
     </w:tblStylePr>
     <w:tblStylePr w:type="neCell">
       <w:rPr>
+        <w:rFonts w:eastAsia="黑体"/>
         <w:color w:themeColor="text1" w:val="000000"/>
       </w:rPr>
     </w:tblStylePr>
     <w:tblStylePr w:type="nwCell">
       <w:rPr>
+        <w:rFonts w:eastAsia="黑体"/>
         <w:color w:themeColor="text1" w:val="000000"/>
       </w:rPr>
     </w:tblStylePr>
@@ -13950,6 +14483,7 @@
       <w:spacing w:after="0" w:line="240" w:lineRule="auto"/>
     </w:pPr>
     <w:rPr>
+      <w:rFonts w:eastAsia="黑体"/>
       <w:color w:themeColor="text1" w:val="000000"/>
     </w:rPr>
     <w:tblPr>
@@ -13976,6 +14510,7 @@
     </w:tcPr>
     <w:tblStylePr w:type="firstRow">
       <w:rPr>
+        <w:rFonts w:eastAsia="黑体"/>
         <w:b/>
         <w:bCs/>
       </w:rPr>
@@ -13994,6 +14529,7 @@
     </w:tblStylePr>
     <w:tblStylePr w:type="lastRow">
       <w:rPr>
+        <w:rFonts w:eastAsia="黑体"/>
         <w:b/>
         <w:bCs/>
         <w:color w:themeColor="background1" w:val="FFFFFF"/>
@@ -14008,6 +14544,7 @@
     </w:tblStylePr>
     <w:tblStylePr w:type="firstCol">
       <w:rPr>
+        <w:rFonts w:eastAsia="黑体"/>
         <w:color w:themeColor="background1" w:val="FFFFFF"/>
       </w:rPr>
       <w:tblPr/>
@@ -14025,6 +14562,7 @@
     </w:tblStylePr>
     <w:tblStylePr w:type="lastCol">
       <w:rPr>
+        <w:rFonts w:eastAsia="黑体"/>
         <w:color w:themeColor="background1" w:val="FFFFFF"/>
       </w:rPr>
       <w:tblPr/>
@@ -14062,6 +14600,7 @@
       <w:spacing w:after="0" w:line="240" w:lineRule="auto"/>
     </w:pPr>
     <w:rPr>
+      <w:rFonts w:eastAsia="黑体"/>
       <w:color w:themeColor="text1" w:val="000000"/>
     </w:rPr>
     <w:tblPr>
@@ -14088,6 +14627,7 @@
     </w:tcPr>
     <w:tblStylePr w:type="firstRow">
       <w:rPr>
+        <w:rFonts w:eastAsia="黑体"/>
         <w:b/>
         <w:bCs/>
       </w:rPr>
@@ -14106,6 +14646,7 @@
     </w:tblStylePr>
     <w:tblStylePr w:type="lastRow">
       <w:rPr>
+        <w:rFonts w:eastAsia="黑体"/>
         <w:b/>
         <w:bCs/>
         <w:color w:themeColor="background1" w:val="FFFFFF"/>
@@ -14120,6 +14661,7 @@
     </w:tblStylePr>
     <w:tblStylePr w:type="firstCol">
       <w:rPr>
+        <w:rFonts w:eastAsia="黑体"/>
         <w:color w:themeColor="background1" w:val="FFFFFF"/>
       </w:rPr>
       <w:tblPr/>
@@ -14137,6 +14679,7 @@
     </w:tblStylePr>
     <w:tblStylePr w:type="lastCol">
       <w:rPr>
+        <w:rFonts w:eastAsia="黑体"/>
         <w:color w:themeColor="background1" w:val="FFFFFF"/>
       </w:rPr>
       <w:tblPr/>
@@ -14166,11 +14709,13 @@
     </w:tblStylePr>
     <w:tblStylePr w:type="neCell">
       <w:rPr>
+        <w:rFonts w:eastAsia="黑体"/>
         <w:color w:themeColor="text1" w:val="000000"/>
       </w:rPr>
     </w:tblStylePr>
     <w:tblStylePr w:type="nwCell">
       <w:rPr>
+        <w:rFonts w:eastAsia="黑体"/>
         <w:color w:themeColor="text1" w:val="000000"/>
       </w:rPr>
     </w:tblStylePr>
@@ -14184,6 +14729,7 @@
       <w:spacing w:after="0" w:line="240" w:lineRule="auto"/>
     </w:pPr>
     <w:rPr>
+      <w:rFonts w:eastAsia="黑体"/>
       <w:color w:themeColor="text1" w:val="000000"/>
     </w:rPr>
     <w:tblPr>
@@ -14210,6 +14756,7 @@
     </w:tcPr>
     <w:tblStylePr w:type="firstRow">
       <w:rPr>
+        <w:rFonts w:eastAsia="黑体"/>
         <w:b/>
         <w:bCs/>
       </w:rPr>
@@ -14228,6 +14775,7 @@
     </w:tblStylePr>
     <w:tblStylePr w:type="lastRow">
       <w:rPr>
+        <w:rFonts w:eastAsia="黑体"/>
         <w:b/>
         <w:bCs/>
         <w:color w:themeColor="background1" w:val="FFFFFF"/>
@@ -14242,6 +14790,7 @@
     </w:tblStylePr>
     <w:tblStylePr w:type="firstCol">
       <w:rPr>
+        <w:rFonts w:eastAsia="黑体"/>
         <w:color w:themeColor="background1" w:val="FFFFFF"/>
       </w:rPr>
       <w:tblPr/>
@@ -14259,6 +14808,7 @@
     </w:tblStylePr>
     <w:tblStylePr w:type="lastCol">
       <w:rPr>
+        <w:rFonts w:eastAsia="黑体"/>
         <w:color w:themeColor="background1" w:val="FFFFFF"/>
       </w:rPr>
       <w:tblPr/>
@@ -14288,11 +14838,13 @@
     </w:tblStylePr>
     <w:tblStylePr w:type="neCell">
       <w:rPr>
+        <w:rFonts w:eastAsia="黑体"/>
         <w:color w:themeColor="text1" w:val="000000"/>
       </w:rPr>
     </w:tblStylePr>
     <w:tblStylePr w:type="nwCell">
       <w:rPr>
+        <w:rFonts w:eastAsia="黑体"/>
         <w:color w:themeColor="text1" w:val="000000"/>
       </w:rPr>
     </w:tblStylePr>
@@ -14306,6 +14858,7 @@
       <w:spacing w:after="0" w:line="240" w:lineRule="auto"/>
     </w:pPr>
     <w:rPr>
+      <w:rFonts w:eastAsia="黑体"/>
       <w:color w:themeColor="text1" w:val="000000"/>
     </w:rPr>
     <w:tblPr>
@@ -14332,6 +14885,7 @@
     </w:tcPr>
     <w:tblStylePr w:type="firstRow">
       <w:rPr>
+        <w:rFonts w:eastAsia="黑体"/>
         <w:b/>
         <w:bCs/>
       </w:rPr>
@@ -14350,6 +14904,7 @@
     </w:tblStylePr>
     <w:tblStylePr w:type="lastRow">
       <w:rPr>
+        <w:rFonts w:eastAsia="黑体"/>
         <w:b/>
         <w:bCs/>
         <w:color w:themeColor="background1" w:val="FFFFFF"/>
@@ -14364,6 +14919,7 @@
     </w:tblStylePr>
     <w:tblStylePr w:type="firstCol">
       <w:rPr>
+        <w:rFonts w:eastAsia="黑体"/>
         <w:color w:themeColor="background1" w:val="FFFFFF"/>
       </w:rPr>
       <w:tblPr/>
@@ -14381,6 +14937,7 @@
     </w:tblStylePr>
     <w:tblStylePr w:type="lastCol">
       <w:rPr>
+        <w:rFonts w:eastAsia="黑体"/>
         <w:color w:themeColor="background1" w:val="FFFFFF"/>
       </w:rPr>
       <w:tblPr/>
@@ -14410,11 +14967,13 @@
     </w:tblStylePr>
     <w:tblStylePr w:type="neCell">
       <w:rPr>
+        <w:rFonts w:eastAsia="黑体"/>
         <w:color w:themeColor="text1" w:val="000000"/>
       </w:rPr>
     </w:tblStylePr>
     <w:tblStylePr w:type="nwCell">
       <w:rPr>
+        <w:rFonts w:eastAsia="黑体"/>
         <w:color w:themeColor="text1" w:val="000000"/>
       </w:rPr>
     </w:tblStylePr>
@@ -14428,6 +14987,7 @@
       <w:spacing w:after="0" w:line="240" w:lineRule="auto"/>
     </w:pPr>
     <w:rPr>
+      <w:rFonts w:eastAsia="黑体"/>
       <w:color w:themeColor="text1" w:val="000000"/>
     </w:rPr>
     <w:tblPr>
@@ -14446,6 +15006,7 @@
     </w:tcPr>
     <w:tblStylePr w:type="firstRow">
       <w:rPr>
+        <w:rFonts w:eastAsia="黑体"/>
         <w:b/>
         <w:bCs/>
         <w:color w:themeColor="background1" w:val="FFFFFF"/>
@@ -14460,6 +15021,7 @@
     </w:tblStylePr>
     <w:tblStylePr w:type="lastRow">
       <w:rPr>
+        <w:rFonts w:eastAsia="黑体"/>
         <w:b/>
         <w:bCs/>
         <w:color w:themeColor="accent2" w:themeShade="CC" w:val="9E3A38"/>
@@ -14474,12 +15036,14 @@
     </w:tblStylePr>
     <w:tblStylePr w:type="firstCol">
       <w:rPr>
+        <w:rFonts w:eastAsia="黑体"/>
         <w:b/>
         <w:bCs/>
       </w:rPr>
     </w:tblStylePr>
     <w:tblStylePr w:type="lastCol">
       <w:rPr>
+        <w:rFonts w:eastAsia="黑体"/>
         <w:b/>
         <w:bCs/>
       </w:rPr>
@@ -14514,6 +15078,7 @@
       <w:spacing w:after="0" w:line="240" w:lineRule="auto"/>
     </w:pPr>
     <w:rPr>
+      <w:rFonts w:eastAsia="黑体"/>
       <w:color w:themeColor="text1" w:val="000000"/>
     </w:rPr>
     <w:tblPr>
@@ -14532,6 +15097,7 @@
     </w:tcPr>
     <w:tblStylePr w:type="firstRow">
       <w:rPr>
+        <w:rFonts w:eastAsia="黑体"/>
         <w:b/>
         <w:bCs/>
         <w:color w:themeColor="background1" w:val="FFFFFF"/>
@@ -14546,6 +15112,7 @@
     </w:tblStylePr>
     <w:tblStylePr w:type="lastRow">
       <w:rPr>
+        <w:rFonts w:eastAsia="黑体"/>
         <w:b/>
         <w:bCs/>
         <w:color w:themeColor="accent2" w:themeShade="CC" w:val="9E3A38"/>
@@ -14560,12 +15127,14 @@
     </w:tblStylePr>
     <w:tblStylePr w:type="firstCol">
       <w:rPr>
+        <w:rFonts w:eastAsia="黑体"/>
         <w:b/>
         <w:bCs/>
       </w:rPr>
     </w:tblStylePr>
     <w:tblStylePr w:type="lastCol">
       <w:rPr>
+        <w:rFonts w:eastAsia="黑体"/>
         <w:b/>
         <w:bCs/>
       </w:rPr>
@@ -14600,6 +15169,7 @@
       <w:spacing w:after="0" w:line="240" w:lineRule="auto"/>
     </w:pPr>
     <w:rPr>
+      <w:rFonts w:eastAsia="黑体"/>
       <w:color w:themeColor="text1" w:val="000000"/>
     </w:rPr>
     <w:tblPr>
@@ -14618,6 +15188,7 @@
     </w:tcPr>
     <w:tblStylePr w:type="firstRow">
       <w:rPr>
+        <w:rFonts w:eastAsia="黑体"/>
         <w:b/>
         <w:bCs/>
         <w:color w:themeColor="background1" w:val="FFFFFF"/>
@@ -14632,6 +15203,7 @@
     </w:tblStylePr>
     <w:tblStylePr w:type="lastRow">
       <w:rPr>
+        <w:rFonts w:eastAsia="黑体"/>
         <w:b/>
         <w:bCs/>
         <w:color w:themeColor="accent2" w:themeShade="CC" w:val="9E3A38"/>
@@ -14646,12 +15218,14 @@
     </w:tblStylePr>
     <w:tblStylePr w:type="firstCol">
       <w:rPr>
+        <w:rFonts w:eastAsia="黑体"/>
         <w:b/>
         <w:bCs/>
       </w:rPr>
     </w:tblStylePr>
     <w:tblStylePr w:type="lastCol">
       <w:rPr>
+        <w:rFonts w:eastAsia="黑体"/>
         <w:b/>
         <w:bCs/>
       </w:rPr>
@@ -14686,6 +15260,7 @@
       <w:spacing w:after="0" w:line="240" w:lineRule="auto"/>
     </w:pPr>
     <w:rPr>
+      <w:rFonts w:eastAsia="黑体"/>
       <w:color w:themeColor="text1" w:val="000000"/>
     </w:rPr>
     <w:tblPr>
@@ -14704,6 +15279,7 @@
     </w:tcPr>
     <w:tblStylePr w:type="firstRow">
       <w:rPr>
+        <w:rFonts w:eastAsia="黑体"/>
         <w:b/>
         <w:bCs/>
         <w:color w:themeColor="background1" w:val="FFFFFF"/>
@@ -14718,6 +15294,7 @@
     </w:tblStylePr>
     <w:tblStylePr w:type="lastRow">
       <w:rPr>
+        <w:rFonts w:eastAsia="黑体"/>
         <w:b/>
         <w:bCs/>
         <w:color w:themeColor="accent4" w:themeShade="CC" w:val="664E82"/>
@@ -14732,12 +15309,14 @@
     </w:tblStylePr>
     <w:tblStylePr w:type="firstCol">
       <w:rPr>
+        <w:rFonts w:eastAsia="黑体"/>
         <w:b/>
         <w:bCs/>
       </w:rPr>
     </w:tblStylePr>
     <w:tblStylePr w:type="lastCol">
       <w:rPr>
+        <w:rFonts w:eastAsia="黑体"/>
         <w:b/>
         <w:bCs/>
       </w:rPr>
@@ -14772,6 +15351,7 @@
       <w:spacing w:after="0" w:line="240" w:lineRule="auto"/>
     </w:pPr>
     <w:rPr>
+      <w:rFonts w:eastAsia="黑体"/>
       <w:color w:themeColor="text1" w:val="000000"/>
     </w:rPr>
     <w:tblPr>
@@ -14790,6 +15370,7 @@
     </w:tcPr>
     <w:tblStylePr w:type="firstRow">
       <w:rPr>
+        <w:rFonts w:eastAsia="黑体"/>
         <w:b/>
         <w:bCs/>
         <w:color w:themeColor="background1" w:val="FFFFFF"/>
@@ -14804,6 +15385,7 @@
     </w:tblStylePr>
     <w:tblStylePr w:type="lastRow">
       <w:rPr>
+        <w:rFonts w:eastAsia="黑体"/>
         <w:b/>
         <w:bCs/>
         <w:color w:themeColor="accent3" w:themeShade="CC" w:val="7E9C40"/>
@@ -14818,12 +15400,14 @@
     </w:tblStylePr>
     <w:tblStylePr w:type="firstCol">
       <w:rPr>
+        <w:rFonts w:eastAsia="黑体"/>
         <w:b/>
         <w:bCs/>
       </w:rPr>
     </w:tblStylePr>
     <w:tblStylePr w:type="lastCol">
       <w:rPr>
+        <w:rFonts w:eastAsia="黑体"/>
         <w:b/>
         <w:bCs/>
       </w:rPr>
@@ -14858,6 +15442,7 @@
       <w:spacing w:after="0" w:line="240" w:lineRule="auto"/>
     </w:pPr>
     <w:rPr>
+      <w:rFonts w:eastAsia="黑体"/>
       <w:color w:themeColor="text1" w:val="000000"/>
     </w:rPr>
     <w:tblPr>
@@ -14876,6 +15461,7 @@
     </w:tcPr>
     <w:tblStylePr w:type="firstRow">
       <w:rPr>
+        <w:rFonts w:eastAsia="黑体"/>
         <w:b/>
         <w:bCs/>
         <w:color w:themeColor="background1" w:val="FFFFFF"/>
@@ -14890,6 +15476,7 @@
     </w:tblStylePr>
     <w:tblStylePr w:type="lastRow">
       <w:rPr>
+        <w:rFonts w:eastAsia="黑体"/>
         <w:b/>
         <w:bCs/>
         <w:color w:themeColor="accent6" w:themeShade="CC" w:val="F2730A"/>
@@ -14904,12 +15491,14 @@
     </w:tblStylePr>
     <w:tblStylePr w:type="firstCol">
       <w:rPr>
+        <w:rFonts w:eastAsia="黑体"/>
         <w:b/>
         <w:bCs/>
       </w:rPr>
     </w:tblStylePr>
     <w:tblStylePr w:type="lastCol">
       <w:rPr>
+        <w:rFonts w:eastAsia="黑体"/>
         <w:b/>
         <w:bCs/>
       </w:rPr>
@@ -14944,6 +15533,7 @@
       <w:spacing w:after="0" w:line="240" w:lineRule="auto"/>
     </w:pPr>
     <w:rPr>
+      <w:rFonts w:eastAsia="黑体"/>
       <w:color w:themeColor="text1" w:val="000000"/>
     </w:rPr>
     <w:tblPr>
@@ -14962,6 +15552,7 @@
     </w:tcPr>
     <w:tblStylePr w:type="firstRow">
       <w:rPr>
+        <w:rFonts w:eastAsia="黑体"/>
         <w:b/>
         <w:bCs/>
         <w:color w:themeColor="background1" w:val="FFFFFF"/>
@@ -14976,6 +15567,7 @@
     </w:tblStylePr>
     <w:tblStylePr w:type="lastRow">
       <w:rPr>
+        <w:rFonts w:eastAsia="黑体"/>
         <w:b/>
         <w:bCs/>
         <w:color w:themeColor="accent5" w:themeShade="CC" w:val="348DA5"/>
@@ -14990,12 +15582,14 @@
     </w:tblStylePr>
     <w:tblStylePr w:type="firstCol">
       <w:rPr>
+        <w:rFonts w:eastAsia="黑体"/>
         <w:b/>
         <w:bCs/>
       </w:rPr>
     </w:tblStylePr>
     <w:tblStylePr w:type="lastCol">
       <w:rPr>
+        <w:rFonts w:eastAsia="黑体"/>
         <w:b/>
         <w:bCs/>
       </w:rPr>
@@ -15030,6 +15624,7 @@
       <w:spacing w:after="0" w:line="240" w:lineRule="auto"/>
     </w:pPr>
     <w:rPr>
+      <w:rFonts w:eastAsia="黑体"/>
       <w:color w:themeColor="text1" w:val="000000"/>
     </w:rPr>
     <w:tblPr>
@@ -15051,6 +15646,7 @@
     </w:tcPr>
     <w:tblStylePr w:type="firstRow">
       <w:rPr>
+        <w:rFonts w:eastAsia="黑体"/>
         <w:b/>
         <w:bCs/>
       </w:rPr>
@@ -15061,6 +15657,7 @@
     </w:tblStylePr>
     <w:tblStylePr w:type="lastRow">
       <w:rPr>
+        <w:rFonts w:eastAsia="黑体"/>
         <w:b/>
         <w:bCs/>
         <w:color w:themeColor="text1" w:val="000000"/>
@@ -15072,6 +15669,7 @@
     </w:tblStylePr>
     <w:tblStylePr w:type="firstCol">
       <w:rPr>
+        <w:rFonts w:eastAsia="黑体"/>
         <w:color w:themeColor="background1" w:val="FFFFFF"/>
       </w:rPr>
       <w:tblPr/>
@@ -15081,6 +15679,7 @@
     </w:tblStylePr>
     <w:tblStylePr w:type="lastCol">
       <w:rPr>
+        <w:rFonts w:eastAsia="黑体"/>
         <w:color w:themeColor="background1" w:val="FFFFFF"/>
       </w:rPr>
       <w:tblPr/>
@@ -15110,6 +15709,7 @@
       <w:spacing w:after="0" w:line="240" w:lineRule="auto"/>
     </w:pPr>
     <w:rPr>
+      <w:rFonts w:eastAsia="黑体"/>
       <w:color w:themeColor="text1" w:val="000000"/>
     </w:rPr>
     <w:tblPr>
@@ -15131,6 +15731,7 @@
     </w:tcPr>
     <w:tblStylePr w:type="firstRow">
       <w:rPr>
+        <w:rFonts w:eastAsia="黑体"/>
         <w:b/>
         <w:bCs/>
       </w:rPr>
@@ -15141,6 +15742,7 @@
     </w:tblStylePr>
     <w:tblStylePr w:type="lastRow">
       <w:rPr>
+        <w:rFonts w:eastAsia="黑体"/>
         <w:b/>
         <w:bCs/>
         <w:color w:themeColor="text1" w:val="000000"/>
@@ -15152,6 +15754,7 @@
     </w:tblStylePr>
     <w:tblStylePr w:type="firstCol">
       <w:rPr>
+        <w:rFonts w:eastAsia="黑体"/>
         <w:color w:themeColor="background1" w:val="FFFFFF"/>
       </w:rPr>
       <w:tblPr/>
@@ -15161,6 +15764,7 @@
     </w:tblStylePr>
     <w:tblStylePr w:type="lastCol">
       <w:rPr>
+        <w:rFonts w:eastAsia="黑体"/>
         <w:color w:themeColor="background1" w:val="FFFFFF"/>
       </w:rPr>
       <w:tblPr/>
@@ -15190,6 +15794,7 @@
       <w:spacing w:after="0" w:line="240" w:lineRule="auto"/>
     </w:pPr>
     <w:rPr>
+      <w:rFonts w:eastAsia="黑体"/>
       <w:color w:themeColor="text1" w:val="000000"/>
     </w:rPr>
     <w:tblPr>
@@ -15211,6 +15816,7 @@
     </w:tcPr>
     <w:tblStylePr w:type="firstRow">
       <w:rPr>
+        <w:rFonts w:eastAsia="黑体"/>
         <w:b/>
         <w:bCs/>
       </w:rPr>
@@ -15221,6 +15827,7 @@
     </w:tblStylePr>
     <w:tblStylePr w:type="lastRow">
       <w:rPr>
+        <w:rFonts w:eastAsia="黑体"/>
         <w:b/>
         <w:bCs/>
         <w:color w:themeColor="text1" w:val="000000"/>
@@ -15232,6 +15839,7 @@
     </w:tblStylePr>
     <w:tblStylePr w:type="firstCol">
       <w:rPr>
+        <w:rFonts w:eastAsia="黑体"/>
         <w:color w:themeColor="background1" w:val="FFFFFF"/>
       </w:rPr>
       <w:tblPr/>
@@ -15241,6 +15849,7 @@
     </w:tblStylePr>
     <w:tblStylePr w:type="lastCol">
       <w:rPr>
+        <w:rFonts w:eastAsia="黑体"/>
         <w:color w:themeColor="background1" w:val="FFFFFF"/>
       </w:rPr>
       <w:tblPr/>
@@ -15270,6 +15879,7 @@
       <w:spacing w:after="0" w:line="240" w:lineRule="auto"/>
     </w:pPr>
     <w:rPr>
+      <w:rFonts w:eastAsia="黑体"/>
       <w:color w:themeColor="text1" w:val="000000"/>
     </w:rPr>
     <w:tblPr>
@@ -15291,6 +15901,7 @@
     </w:tcPr>
     <w:tblStylePr w:type="firstRow">
       <w:rPr>
+        <w:rFonts w:eastAsia="黑体"/>
         <w:b/>
         <w:bCs/>
       </w:rPr>
@@ -15301,6 +15912,7 @@
     </w:tblStylePr>
     <w:tblStylePr w:type="lastRow">
       <w:rPr>
+        <w:rFonts w:eastAsia="黑体"/>
         <w:b/>
         <w:bCs/>
         <w:color w:themeColor="text1" w:val="000000"/>
@@ -15312,6 +15924,7 @@
     </w:tblStylePr>
     <w:tblStylePr w:type="firstCol">
       <w:rPr>
+        <w:rFonts w:eastAsia="黑体"/>
         <w:color w:themeColor="background1" w:val="FFFFFF"/>
       </w:rPr>
       <w:tblPr/>
@@ -15321,6 +15934,7 @@
     </w:tblStylePr>
     <w:tblStylePr w:type="lastCol">
       <w:rPr>
+        <w:rFonts w:eastAsia="黑体"/>
         <w:color w:themeColor="background1" w:val="FFFFFF"/>
       </w:rPr>
       <w:tblPr/>
@@ -15350,6 +15964,7 @@
       <w:spacing w:after="0" w:line="240" w:lineRule="auto"/>
     </w:pPr>
     <w:rPr>
+      <w:rFonts w:eastAsia="黑体"/>
       <w:color w:themeColor="text1" w:val="000000"/>
     </w:rPr>
     <w:tblPr>
@@ -15371,6 +15986,7 @@
     </w:tcPr>
     <w:tblStylePr w:type="firstRow">
       <w:rPr>
+        <w:rFonts w:eastAsia="黑体"/>
         <w:b/>
         <w:bCs/>
       </w:rPr>
@@ -15381,6 +15997,7 @@
     </w:tblStylePr>
     <w:tblStylePr w:type="lastRow">
       <w:rPr>
+        <w:rFonts w:eastAsia="黑体"/>
         <w:b/>
         <w:bCs/>
         <w:color w:themeColor="text1" w:val="000000"/>
@@ -15392,6 +16009,7 @@
     </w:tblStylePr>
     <w:tblStylePr w:type="firstCol">
       <w:rPr>
+        <w:rFonts w:eastAsia="黑体"/>
         <w:color w:themeColor="background1" w:val="FFFFFF"/>
       </w:rPr>
       <w:tblPr/>
@@ -15401,6 +16019,7 @@
     </w:tblStylePr>
     <w:tblStylePr w:type="lastCol">
       <w:rPr>
+        <w:rFonts w:eastAsia="黑体"/>
         <w:color w:themeColor="background1" w:val="FFFFFF"/>
       </w:rPr>
       <w:tblPr/>
@@ -15430,6 +16049,7 @@
       <w:spacing w:after="0" w:line="240" w:lineRule="auto"/>
     </w:pPr>
     <w:rPr>
+      <w:rFonts w:eastAsia="黑体"/>
       <w:color w:themeColor="text1" w:val="000000"/>
     </w:rPr>
     <w:tblPr>
@@ -15451,6 +16071,7 @@
     </w:tcPr>
     <w:tblStylePr w:type="firstRow">
       <w:rPr>
+        <w:rFonts w:eastAsia="黑体"/>
         <w:b/>
         <w:bCs/>
       </w:rPr>
@@ -15461,6 +16082,7 @@
     </w:tblStylePr>
     <w:tblStylePr w:type="lastRow">
       <w:rPr>
+        <w:rFonts w:eastAsia="黑体"/>
         <w:b/>
         <w:bCs/>
         <w:color w:themeColor="text1" w:val="000000"/>
@@ -15472,6 +16094,7 @@
     </w:tblStylePr>
     <w:tblStylePr w:type="firstCol">
       <w:rPr>
+        <w:rFonts w:eastAsia="黑体"/>
         <w:color w:themeColor="background1" w:val="FFFFFF"/>
       </w:rPr>
       <w:tblPr/>
@@ -15481,6 +16104,7 @@
     </w:tblStylePr>
     <w:tblStylePr w:type="lastCol">
       <w:rPr>
+        <w:rFonts w:eastAsia="黑体"/>
         <w:color w:themeColor="background1" w:val="FFFFFF"/>
       </w:rPr>
       <w:tblPr/>
@@ -15510,6 +16134,7 @@
       <w:spacing w:after="0" w:line="240" w:lineRule="auto"/>
     </w:pPr>
     <w:rPr>
+      <w:rFonts w:eastAsia="黑体"/>
       <w:color w:themeColor="text1" w:val="000000"/>
     </w:rPr>
     <w:tblPr>
@@ -15531,6 +16156,7 @@
     </w:tcPr>
     <w:tblStylePr w:type="firstRow">
       <w:rPr>
+        <w:rFonts w:eastAsia="黑体"/>
         <w:b/>
         <w:bCs/>
       </w:rPr>
@@ -15541,6 +16167,7 @@
     </w:tblStylePr>
     <w:tblStylePr w:type="lastRow">
       <w:rPr>
+        <w:rFonts w:eastAsia="黑体"/>
         <w:b/>
         <w:bCs/>
         <w:color w:themeColor="text1" w:val="000000"/>
@@ -15552,6 +16179,7 @@
     </w:tblStylePr>
     <w:tblStylePr w:type="firstCol">
       <w:rPr>
+        <w:rFonts w:eastAsia="黑体"/>
         <w:color w:themeColor="background1" w:val="FFFFFF"/>
       </w:rPr>
       <w:tblPr/>
@@ -15561,6 +16189,7 @@
     </w:tblStylePr>
     <w:tblStylePr w:type="lastCol">
       <w:rPr>
+        <w:rFonts w:eastAsia="黑体"/>
         <w:color w:themeColor="background1" w:val="FFFFFF"/>
       </w:rPr>
       <w:tblPr/>
@@ -15593,6 +16222,7 @@
     <w:name w:val="KeywordTok"/>
     <w:basedOn w:val="VerbatimChar"/>
     <w:rPr>
+      <w:rFonts w:eastAsia="黑体"/>
       <w:b/>
       <w:color w:val="007020"/>
     </w:rPr>
@@ -15601,6 +16231,7 @@
     <w:name w:val="DataTypeTok"/>
     <w:basedOn w:val="VerbatimChar"/>
     <w:rPr>
+      <w:rFonts w:eastAsia="黑体"/>
       <w:color w:val="902000"/>
     </w:rPr>
   </w:style>
@@ -15608,6 +16239,7 @@
     <w:name w:val="DecValTok"/>
     <w:basedOn w:val="VerbatimChar"/>
     <w:rPr>
+      <w:rFonts w:eastAsia="黑体"/>
       <w:color w:val="40a070"/>
     </w:rPr>
   </w:style>
@@ -15615,6 +16247,7 @@
     <w:name w:val="BaseNTok"/>
     <w:basedOn w:val="VerbatimChar"/>
     <w:rPr>
+      <w:rFonts w:eastAsia="黑体"/>
       <w:color w:val="40a070"/>
     </w:rPr>
   </w:style>
@@ -15622,6 +16255,7 @@
     <w:name w:val="FloatTok"/>
     <w:basedOn w:val="VerbatimChar"/>
     <w:rPr>
+      <w:rFonts w:eastAsia="黑体"/>
       <w:color w:val="40a070"/>
     </w:rPr>
   </w:style>
@@ -15629,6 +16263,7 @@
     <w:name w:val="ConstantTok"/>
     <w:basedOn w:val="VerbatimChar"/>
     <w:rPr>
+      <w:rFonts w:eastAsia="黑体"/>
       <w:color w:val="880000"/>
     </w:rPr>
   </w:style>
@@ -15636,6 +16271,7 @@
     <w:name w:val="CharTok"/>
     <w:basedOn w:val="VerbatimChar"/>
     <w:rPr>
+      <w:rFonts w:eastAsia="黑体"/>
       <w:color w:val="4070a0"/>
     </w:rPr>
   </w:style>
@@ -15643,6 +16279,7 @@
     <w:name w:val="SpecialCharTok"/>
     <w:basedOn w:val="VerbatimChar"/>
     <w:rPr>
+      <w:rFonts w:eastAsia="黑体"/>
       <w:color w:val="4070a0"/>
     </w:rPr>
   </w:style>
@@ -15650,6 +16287,7 @@
     <w:name w:val="StringTok"/>
     <w:basedOn w:val="VerbatimChar"/>
     <w:rPr>
+      <w:rFonts w:eastAsia="黑体"/>
       <w:color w:val="4070a0"/>
     </w:rPr>
   </w:style>
@@ -15657,6 +16295,7 @@
     <w:name w:val="VerbatimStringTok"/>
     <w:basedOn w:val="VerbatimChar"/>
     <w:rPr>
+      <w:rFonts w:eastAsia="黑体"/>
       <w:color w:val="4070a0"/>
     </w:rPr>
   </w:style>
@@ -15664,6 +16303,7 @@
     <w:name w:val="SpecialStringTok"/>
     <w:basedOn w:val="VerbatimChar"/>
     <w:rPr>
+      <w:rFonts w:eastAsia="黑体"/>
       <w:color w:val="bb6688"/>
     </w:rPr>
   </w:style>
@@ -15671,6 +16311,7 @@
     <w:name w:val="ImportTok"/>
     <w:basedOn w:val="VerbatimChar"/>
     <w:rPr>
+      <w:rFonts w:eastAsia="黑体"/>
       <w:b/>
       <w:color w:val="008000"/>
     </w:rPr>
@@ -15679,6 +16320,7 @@
     <w:name w:val="CommentTok"/>
     <w:basedOn w:val="VerbatimChar"/>
     <w:rPr>
+      <w:rFonts w:eastAsia="黑体"/>
       <w:i/>
       <w:color w:val="60a0b0"/>
     </w:rPr>
@@ -15687,6 +16329,7 @@
     <w:name w:val="DocumentationTok"/>
     <w:basedOn w:val="VerbatimChar"/>
     <w:rPr>
+      <w:rFonts w:eastAsia="黑体"/>
       <w:i/>
       <w:color w:val="ba2121"/>
     </w:rPr>
@@ -15695,6 +16338,7 @@
     <w:name w:val="AnnotationTok"/>
     <w:basedOn w:val="VerbatimChar"/>
     <w:rPr>
+      <w:rFonts w:eastAsia="黑体"/>
       <w:b/>
       <w:i/>
       <w:color w:val="60a0b0"/>
@@ -15704,6 +16348,7 @@
     <w:name w:val="CommentVarTok"/>
     <w:basedOn w:val="VerbatimChar"/>
     <w:rPr>
+      <w:rFonts w:eastAsia="黑体"/>
       <w:b/>
       <w:i/>
       <w:color w:val="60a0b0"/>
@@ -15713,6 +16358,7 @@
     <w:name w:val="OtherTok"/>
     <w:basedOn w:val="VerbatimChar"/>
     <w:rPr>
+      <w:rFonts w:eastAsia="黑体"/>
       <w:color w:val="007020"/>
     </w:rPr>
   </w:style>
@@ -15720,6 +16366,7 @@
     <w:name w:val="FunctionTok"/>
     <w:basedOn w:val="VerbatimChar"/>
     <w:rPr>
+      <w:rFonts w:eastAsia="黑体"/>
       <w:color w:val="06287e"/>
     </w:rPr>
   </w:style>
@@ -15727,6 +16374,7 @@
     <w:name w:val="VariableTok"/>
     <w:basedOn w:val="VerbatimChar"/>
     <w:rPr>
+      <w:rFonts w:eastAsia="黑体"/>
       <w:color w:val="19177c"/>
     </w:rPr>
   </w:style>
@@ -15734,6 +16382,7 @@
     <w:name w:val="ControlFlowTok"/>
     <w:basedOn w:val="VerbatimChar"/>
     <w:rPr>
+      <w:rFonts w:eastAsia="黑体"/>
       <w:b/>
       <w:color w:val="007020"/>
     </w:rPr>
@@ -15742,6 +16391,7 @@
     <w:name w:val="OperatorTok"/>
     <w:basedOn w:val="VerbatimChar"/>
     <w:rPr>
+      <w:rFonts w:eastAsia="黑体"/>
       <w:color w:val="666666"/>
     </w:rPr>
   </w:style>
@@ -15749,18 +16399,22 @@
     <w:name w:val="BuiltInTok"/>
     <w:basedOn w:val="VerbatimChar"/>
     <w:rPr>
+      <w:rFonts w:eastAsia="黑体"/>
       <w:color w:val="008000"/>
     </w:rPr>
   </w:style>
   <w:style w:type="character" w:customStyle="1" w:styleId="ExtensionTok">
     <w:name w:val="ExtensionTok"/>
     <w:basedOn w:val="VerbatimChar"/>
-    <w:rPr/>
+    <w:rPr>
+      <w:rFonts w:eastAsia="黑体"/>
+    </w:rPr>
   </w:style>
   <w:style w:type="character" w:customStyle="1" w:styleId="PreprocessorTok">
     <w:name w:val="PreprocessorTok"/>
     <w:basedOn w:val="VerbatimChar"/>
     <w:rPr>
+      <w:rFonts w:eastAsia="黑体"/>
       <w:color w:val="bc7a00"/>
     </w:rPr>
   </w:style>
@@ -15768,18 +16422,22 @@
     <w:name w:val="AttributeTok"/>
     <w:basedOn w:val="VerbatimChar"/>
     <w:rPr>
+      <w:rFonts w:eastAsia="黑体"/>
       <w:color w:val="7d9029"/>
     </w:rPr>
   </w:style>
   <w:style w:type="character" w:customStyle="1" w:styleId="RegionMarkerTok">
     <w:name w:val="RegionMarkerTok"/>
     <w:basedOn w:val="VerbatimChar"/>
-    <w:rPr/>
+    <w:rPr>
+      <w:rFonts w:eastAsia="黑体"/>
+    </w:rPr>
   </w:style>
   <w:style w:type="character" w:customStyle="1" w:styleId="InformationTok">
     <w:name w:val="InformationTok"/>
     <w:basedOn w:val="VerbatimChar"/>
     <w:rPr>
+      <w:rFonts w:eastAsia="黑体"/>
       <w:b/>
       <w:i/>
       <w:color w:val="60a0b0"/>
@@ -15789,6 +16447,7 @@
     <w:name w:val="WarningTok"/>
     <w:basedOn w:val="VerbatimChar"/>
     <w:rPr>
+      <w:rFonts w:eastAsia="黑体"/>
       <w:b/>
       <w:i/>
       <w:color w:val="60a0b0"/>
@@ -15798,6 +16457,7 @@
     <w:name w:val="AlertTok"/>
     <w:basedOn w:val="VerbatimChar"/>
     <w:rPr>
+      <w:rFonts w:eastAsia="黑体"/>
       <w:b/>
       <w:color w:val="ff0000"/>
     </w:rPr>
@@ -15806,6 +16466,7 @@
     <w:name w:val="ErrorTok"/>
     <w:basedOn w:val="VerbatimChar"/>
     <w:rPr>
+      <w:rFonts w:eastAsia="黑体"/>
       <w:b/>
       <w:color w:val="ff0000"/>
     </w:rPr>
@@ -15813,7 +16474,9 @@
   <w:style w:type="character" w:customStyle="1" w:styleId="NormalTok">
     <w:name w:val="NormalTok"/>
     <w:basedOn w:val="VerbatimChar"/>
-    <w:rPr/>
+    <w:rPr>
+      <w:rFonts w:eastAsia="黑体"/>
+    </w:rPr>
   </w:style>
 </w:styles>
 </file>
@@ -15862,12 +16525,12 @@
     <a:fontScheme name="Office">
       <a:majorFont>
         <a:latin typeface="Calibri"/>
-        <a:ea typeface=""/>
+        <a:ea typeface="黑体"/>
         <a:cs typeface=""/>
         <a:font script="Jpan" typeface="ＭＳ ゴシック"/>
         <a:font script="Hang" typeface="맑은 고딕"/>
-        <a:font script="Hans" typeface="宋体"/>
-        <a:font script="Hant" typeface="新細明體"/>
+        <a:font script="Hans" typeface="黑体"/>
+        <a:font script="Hant" typeface="黑体"/>
         <a:font script="Arab" typeface="Times New Roman"/>
         <a:font script="Hebr" typeface="Times New Roman"/>
         <a:font script="Thai" typeface="Angsana New"/>
@@ -15897,12 +16560,12 @@
       </a:majorFont>
       <a:minorFont>
         <a:latin typeface="Cambria"/>
-        <a:ea typeface=""/>
+        <a:ea typeface="黑体"/>
         <a:cs typeface=""/>
         <a:font script="Jpan" typeface="ＭＳ 明朝"/>
         <a:font script="Hang" typeface="맑은 고딕"/>
-        <a:font script="Hans" typeface="宋体"/>
-        <a:font script="Hant" typeface="新細明體"/>
+        <a:font script="Hans" typeface="黑体"/>
+        <a:font script="Hant" typeface="黑体"/>
         <a:font script="Arab" typeface="Arial"/>
         <a:font script="Hebr" typeface="Arial"/>
         <a:font script="Thai" typeface="Cordia New"/>

--- a/01-电源电路/02-开关电源/半桥/半桥驱动电路/半桥驱动电路.docx
+++ b/01-电源电路/02-开关电源/半桥/半桥驱动电路/半桥驱动电路.docx
@@ -3454,7 +3454,7 @@
           <w:color w:val="555555"/>
           <w:sz w:val="21"/>
         </w:rPr>
-        <w:t>材料收集者：杜文杰，WX手机：19519196569，QQ:3478827729</w:t>
+        <w:t>材料收集者：杜文杰，微信/手机：19519196569，QQ:3478827729</w:t>
       </w:r>
     </w:p>
     <w:sectPr>
